--- a/swh/docx/018.content.docx
+++ b/swh/docx/018.content.docx
@@ -295,190 +295,847 @@
       </w:r>
       <w:r>
         <w:rPr>
+          <w:lang w:val="sw_KE" w:bidi="sw_KE"/>
+        </w:rPr>
+        <w:t>makuhani</w:t>
+      </w:r>
+      <w:r>
+        <w:rPr>
+          <w:lang w:val="sw_KE" w:bidi="sw_KE"/>
+        </w:rPr>
+        <w:t xml:space="preserve"> wa </w:t>
+      </w:r>
+      <w:r>
+        <w:rPr>
+          <w:lang w:val="sw_KE" w:bidi="sw_KE"/>
+        </w:rPr>
+        <w:t>Kiyahudi</w:t>
+      </w:r>
+      <w:r>
+        <w:rPr>
+          <w:lang w:val="sw_KE" w:bidi="sw_KE"/>
+        </w:rPr>
+        <w:t xml:space="preserve"> wangeweza kubatiza kabla ya kufanya kazi yao katika hekalu la </w:t>
+      </w:r>
+      <w:r>
+        <w:rPr>
+          <w:lang w:val="sw_KE" w:bidi="sw_KE"/>
+        </w:rPr>
+        <w:t>Mungu</w:t>
+      </w:r>
+      <w:r>
+        <w:rPr>
+          <w:lang w:val="sw_KE" w:bidi="sw_KE"/>
+        </w:rPr>
+        <w:t>. Hii iliwafanya "</w:t>
+      </w:r>
+      <w:r>
+        <w:rPr>
+          <w:lang w:val="sw_KE" w:bidi="sw_KE"/>
+        </w:rPr>
+        <w:t>safi</w:t>
+      </w:r>
+      <w:r>
+        <w:rPr>
+          <w:lang w:val="sw_KE" w:bidi="sw_KE"/>
+        </w:rPr>
+        <w:t>" ili walikuwa wanafaa kumkaribia Mungu.</w:t>
+      </w:r>
+    </w:p>
+    <w:p>
+      <w:pPr/>
+      <w:r>
+        <w:rPr>
+          <w:lang w:val="sw_KE" w:bidi="sw_KE"/>
+        </w:rPr>
+      </w:r>
+      <w:r>
+        <w:rPr>
+          <w:lang w:val="sw_KE" w:bidi="sw_KE"/>
+        </w:rPr>
+        <w:t>Watu ambao hawakuwa Kiyahudi walipotaka kumfuata Mungu, wangeweza kubatizwa. Baada ya hapo, wangekubaliwa kama sehemu ya watu wa Mungu. Hatusiki kuhusu desturi hii katika Agano la Kale, lakini tunajua kuhusu hilo kutoka kwa vitabu vingine kutoka kwa historia ya Wayahudi.</w:t>
+      </w:r>
+    </w:p>
+    <w:p>
+      <w:pPr/>
+      <w:r>
+        <w:rPr>
+          <w:lang w:val="sw_KE" w:bidi="sw_KE"/>
+        </w:rPr>
+      </w:r>
+      <w:r>
+        <w:rPr>
+          <w:lang w:val="sw_KE" w:bidi="sw_KE"/>
+        </w:rPr>
+        <w:t xml:space="preserve">Yohana </w:t>
+      </w:r>
+      <w:r>
+        <w:rPr>
+          <w:lang w:val="sw_KE" w:bidi="sw_KE"/>
+        </w:rPr>
+        <w:t>mbatizaji alipokuja</w:t>
+      </w:r>
+      <w:r>
+        <w:rPr>
+          <w:lang w:val="sw_KE" w:bidi="sw_KE"/>
+        </w:rPr>
+        <w:t xml:space="preserve">, alifanya kitu kipya kwa kuwaambia watu wote kwamba wanapaswa kuchukua ubatizo. Kuzaliwa kama Myahudi haikuwa ya kutosha kuwa sehemu ya watu wa Mungu! Watu wote walihitaji </w:t>
+      </w:r>
+      <w:r>
+        <w:rPr>
+          <w:lang w:val="sw_KE" w:bidi="sw_KE"/>
+        </w:rPr>
+        <w:t>kutubu</w:t>
+      </w:r>
+      <w:r>
+        <w:rPr>
+          <w:lang w:val="sw_KE" w:bidi="sw_KE"/>
+        </w:rPr>
+        <w:t>, kusema msamaha kwa mambo mabaya ambayo walikuwa Walihitaji kuacha kutoka kwa maisha yao ya zamani, na kuanza njia mpya ya kuishi. Wanapaswa kuanza kumtii Mungu!</w:t>
+      </w:r>
+    </w:p>
+    <w:p>
+      <w:pPr/>
+      <w:r>
+        <w:rPr>
+          <w:lang w:val="sw_KE" w:bidi="sw_KE"/>
+        </w:rPr>
+      </w:r>
+      <w:r>
+        <w:rPr>
+          <w:lang w:val="sw_KE" w:bidi="sw_KE"/>
+        </w:rPr>
+        <w:t xml:space="preserve">Kabla ya </w:t>
+      </w:r>
+      <w:r>
+        <w:rPr>
+          <w:lang w:val="sw_KE" w:bidi="sw_KE"/>
+        </w:rPr>
+        <w:t>kurudi</w:t>
+      </w:r>
+      <w:r>
+        <w:rPr>
+          <w:lang w:val="sw_KE" w:bidi="sw_KE"/>
+        </w:rPr>
+        <w:t xml:space="preserve"> aliwaambia </w:t>
+      </w:r>
+      <w:r>
+        <w:rPr>
+          <w:lang w:val="sw_KE" w:bidi="sw_KE"/>
+        </w:rPr>
+        <w:t>wanafunzi</w:t>
+      </w:r>
+      <w:r>
+        <w:rPr>
+          <w:lang w:val="sw_KE" w:bidi="sw_KE"/>
+        </w:rPr>
+        <w:t xml:space="preserve"> wake waende na kuwaambia watu kila mahali kwamba Yesu ana </w:t>
+      </w:r>
+      <w:r>
+        <w:rPr>
+          <w:lang w:val="sw_KE" w:bidi="sw_KE"/>
+        </w:rPr>
+        <w:t>mamlaka</w:t>
+      </w:r>
+      <w:r>
+        <w:rPr>
+          <w:lang w:val="sw_KE" w:bidi="sw_KE"/>
+        </w:rPr>
+        <w:t xml:space="preserve"> yote. Yesu aliwaambia wafanye watu wote wawe wanafunzi wa Yesu, na kuwabatiza kwa jina la baba, mwana, na </w:t>
+      </w:r>
+      <w:r>
+        <w:rPr>
+          <w:lang w:val="sw_KE" w:bidi="sw_KE"/>
+        </w:rPr>
+        <w:t>Roho Mtakatifu</w:t>
+      </w:r>
+      <w:r>
+        <w:rPr>
+          <w:lang w:val="sw_KE" w:bidi="sw_KE"/>
+        </w:rPr>
+        <w:t>.</w:t>
+      </w:r>
+    </w:p>
+    <w:p>
+      <w:pPr/>
+      <w:r>
+        <w:rPr>
+          <w:lang w:val="sw_KE" w:bidi="sw_KE"/>
+        </w:rPr>
+      </w:r>
+      <w:r>
+        <w:rPr>
+          <w:lang w:val="sw_KE" w:bidi="sw_KE"/>
+        </w:rPr>
+        <w:t xml:space="preserve">Na hivyo, kutoka wakati huo na kuendelea, tunaona kwamba mara tu watu </w:t>
+      </w:r>
+      <w:r>
+        <w:rPr>
+          <w:lang w:val="sw_KE" w:bidi="sw_KE"/>
+        </w:rPr>
+        <w:t>walianza</w:t>
+      </w:r>
+      <w:r>
+        <w:rPr>
+          <w:lang w:val="sw_KE" w:bidi="sw_KE"/>
+        </w:rPr>
+        <w:t xml:space="preserve"> kuamini katika Yesu walichukua ubatizo. Ubatizo huu ulikuwa ishara ya toba yao na kuhitaji </w:t>
+      </w:r>
+      <w:r>
+        <w:rPr>
+          <w:lang w:val="sw_KE" w:bidi="sw_KE"/>
+        </w:rPr>
+        <w:t>msamaha</w:t>
+      </w:r>
+      <w:r>
+        <w:rPr>
+          <w:lang w:val="sw_KE" w:bidi="sw_KE"/>
+        </w:rPr>
+        <w:t>. Lakini pia ilikuwa ishara kwamba sasa walikuwa wa Yesu na walitaka kumfuata.</w:t>
+      </w:r>
+    </w:p>
+    <w:p>
+      <w:pPr/>
+      <w:r>
+        <w:rPr>
+          <w:lang w:val="sw_KE" w:bidi="sw_KE"/>
+        </w:rPr>
+      </w:r>
+      <w:r>
+        <w:rPr>
+          <w:lang w:val="sw_KE" w:bidi="sw_KE"/>
+        </w:rPr>
+        <w:t xml:space="preserve">Paulo, katika barua zake, anaelezea kwamba tunapobatizwa ni kama tunakufa na kuwa hai tena. Tunakufa kwa kwenda chini katika maji, na kuwa hai tena kwa kuja kutoka kwa maji. Hii ni ishara inayoonyesha kwamba maisha yetu ya zamani yamekufa. Sasa tuna maisha mapya kwa sababu sisi ni wa Yesu. Yesu alikufa kwa ajili yetu, na kuwa hai tena. Tunapobatizwa, tunakubali kwamba Yesu alikufa mahali pake, na kwamba sisi ni watu wapya kwa sababu Mungu ametusamehe. Kama vile maji yanavyosafisha miili yetu kutoka kwa uchafu, Yesu "ametakasa" kutoka kwa </w:t>
+      </w:r>
+      <w:r>
+        <w:rPr>
+          <w:lang w:val="sw_KE" w:bidi="sw_KE"/>
+        </w:rPr>
+        <w:t>dhambi</w:t>
+      </w:r>
+      <w:r>
+        <w:rPr>
+          <w:lang w:val="sw_KE" w:bidi="sw_KE"/>
+        </w:rPr>
+        <w:t xml:space="preserve"> zetu. Sasa tunafaa kumkaribia Mungu!</w:t>
+      </w:r>
+    </w:p>
+    <w:p>
+      <w:pPr/>
+      <w:r>
+        <w:rPr>
+          <w:lang w:val="sw_KE" w:bidi="sw_KE"/>
+        </w:rPr>
+      </w:r>
+      <w:r>
+        <w:rPr>
+          <w:lang w:val="sw_KE" w:bidi="sw_KE"/>
+        </w:rPr>
+        <w:t>Ibada ya ubatizo ilikuwa kitu ambacho kilihitaji kufanywa mara moja tu.</w:t>
+      </w:r>
+    </w:p>
+    <w:p>
+      <w:pPr/>
+      <w:r>
+        <w:rPr>
+          <w:lang w:val="sw_KE" w:bidi="sw_KE"/>
+        </w:rPr>
+      </w:r>
+      <w:r>
+        <w:rPr>
           <w:b/>
           <w:lang w:val="sw_KE" w:bidi="sw_KE"/>
         </w:rPr>
-        <w:t>makuhani</w:t>
-      </w:r>
-      <w:r>
-        <w:rPr>
-          <w:lang w:val="sw_KE" w:bidi="sw_KE"/>
-        </w:rPr>
-        <w:t xml:space="preserve"> wa </w:t>
+        <w:t>Wakati wa kutafsiri "nafsi" kuwa mwangalifu kuhusu mambo yafuatayo:</w:t>
+      </w:r>
+    </w:p>
+    <w:p>
+      <w:pPr/>
+      <w:r>
+        <w:rPr>
+          <w:lang w:val="sw_KE" w:bidi="sw_KE"/>
+        </w:rPr>
+      </w:r>
+      <w:r>
+        <w:rPr>
+          <w:lang w:val="sw_KE" w:bidi="sw_KE"/>
+        </w:rPr>
+        <w:t xml:space="preserve">Neno ubatizo, na kumbatiza mtu, inaweza kuwa vigumu kutafsiri. Watu wengi wanatumia neno ambalo linaonekana kama neno la </w:t>
+      </w:r>
+      <w:r>
+        <w:rPr>
+          <w:lang w:val="sw_KE" w:bidi="sw_KE"/>
+        </w:rPr>
+        <w:t>Kigiriki</w:t>
+      </w:r>
+      <w:r>
+        <w:rPr>
+          <w:lang w:val="sw_KE" w:bidi="sw_KE"/>
+        </w:rPr>
+        <w:t xml:space="preserve"> "baptizo." Waumini </w:t>
+      </w:r>
+      <w:r>
+        <w:rPr>
+          <w:lang w:val="sw_KE" w:bidi="sw_KE"/>
+        </w:rPr>
+        <w:t>wapya</w:t>
+      </w:r>
+      <w:r>
+        <w:rPr>
+          <w:lang w:val="sw_KE" w:bidi="sw_KE"/>
+        </w:rPr>
+        <w:t xml:space="preserve"> watalazimika kujifunza polepole neno hili linamaanisha nini. Unaweza pia kutumia neno ambalo lingekuwa la maana zaidi kwa watu katika kikundi chako cha lugha. Ikiwa watu katika jamii yako wana aina ya kuoga kuathiria mila neno hili linaweza kuwa muhimu katika kutafsiri ubatizo. Hata hivyo, hakikisha unaelewa maana ya mila katika jamii yako, na kufikiria kuhusu tofauti kati ya maana ya mila hiyo na ubatizo katika Biblia. Huenda ukahitaji kuelezea jinsi ubatizo katika Biblia ni tofauti na mila katika jamii yako.</w:t>
+      </w:r>
+    </w:p>
+    <w:p>
+      <w:pPr/>
+      <w:r>
+        <w:rPr>
+          <w:lang w:val="sw_KE" w:bidi="sw_KE"/>
+        </w:rPr>
+      </w:r>
+      <w:r>
+        <w:rPr>
+          <w:lang w:val="sw_KE" w:bidi="sw_KE"/>
+        </w:rPr>
+        <w:t>Unaweza pia kutumia neno ambalo linaonekana kama "ubatizo," lakini kisha ongeza kifungu kidogo ili kutoa maelezo zaidi kuhusu maana yake.</w:t>
+      </w:r>
+      <w:r>
+        <w:rPr>
+          <w:lang w:val="sw_KE" w:bidi="sw_KE"/>
+        </w:rPr>
+      </w:r>
+      <w:r>
+        <w:rPr>
+          <w:lang w:val="sw_KE" w:bidi="sw_KE"/>
+        </w:rPr>
+      </w:r>
+    </w:p>
+    <w:p>
+      <w:pPr/>
+      <w:r>
+        <w:rPr>
+          <w:lang w:val="sw_KE" w:bidi="sw_KE"/>
+        </w:rPr>
+      </w:r>
+    </w:p>
+    <w:p>
+      <w:pPr>
+        <w:pStyle w:val="Heading2"/>
+      </w:pPr>
+      <w:r>
+        <w:rPr>
+          <w:lang w:val="sw_KE" w:bidi="sw_KE"/>
+        </w:rPr>
+        <w:t>ubaya</w:t>
+      </w:r>
+      <w:r>
+        <w:rPr>
+          <w:lang w:val="sw_KE" w:bidi="sw_KE"/>
+        </w:rPr>
+      </w:r>
+    </w:p>
+    <w:p>
+      <w:pPr/>
+      <w:r>
+        <w:rPr>
+          <w:lang w:val="sw_KE" w:bidi="sw_KE"/>
+        </w:rPr>
       </w:r>
       <w:r>
         <w:rPr>
           <w:b/>
           <w:lang w:val="sw_KE" w:bidi="sw_KE"/>
         </w:rPr>
-        <w:t>Kiyahudi</w:t>
-      </w:r>
-      <w:r>
-        <w:rPr>
-          <w:lang w:val="sw_KE" w:bidi="sw_KE"/>
-        </w:rPr>
-        <w:t xml:space="preserve"> wangeweza kubatiza kabla ya kufanya kazi yao katika hekalu la </w:t>
-      </w:r>
-      <w:hyperlink r:id="rId13">
-        <w:r>
-          <w:rPr>
-            <w:lang w:val="sw_KE" w:bidi="sw_KE"/>
-          </w:rPr>
-          <w:rPr>
-            <w:color w:val="0000EE"/>
-            <w:u w:val="single"/>
-          </w:rPr>
-          <w:t>Mungu</w:t>
-        </w:r>
-      </w:hyperlink>
-      <w:r>
-        <w:rPr>
-          <w:lang w:val="sw_KE" w:bidi="sw_KE"/>
-        </w:rPr>
-        <w:t>. Hii iliwafanya "</w:t>
+        <w:t>Ubaya</w:t>
+      </w:r>
+      <w:r>
+        <w:rPr>
+          <w:lang w:val="sw_KE" w:bidi="sw_KE"/>
+        </w:rPr>
+        <w:t xml:space="preserve"> unamaanisha sawa na uovu. Uovu ni kinyume cha wema.</w:t>
+      </w:r>
+    </w:p>
+    <w:p>
+      <w:pPr/>
+      <w:r>
+        <w:rPr>
+          <w:lang w:val="sw_KE" w:bidi="sw_KE"/>
+        </w:rPr>
+      </w:r>
+      <w:r>
+        <w:rPr>
+          <w:lang w:val="sw_KE" w:bidi="sw_KE"/>
+        </w:rPr>
+        <w:t xml:space="preserve">Mtu ambaye ni mwovu ni mtu ambaye anafanya mambo mabaya kwa hiari ambayo huumiza watu wengine. Watu wanapoacha kumtii </w:t>
+      </w:r>
+      <w:r>
+        <w:rPr>
+          <w:lang w:val="sw_KE" w:bidi="sw_KE"/>
+        </w:rPr>
+        <w:t>Mungu</w:t>
+      </w:r>
+      <w:r>
+        <w:rPr>
+          <w:lang w:val="sw_KE" w:bidi="sw_KE"/>
+        </w:rPr>
+        <w:t xml:space="preserve"> wanaanza kufanya matendo maovu.</w:t>
+      </w:r>
+    </w:p>
+    <w:p>
+      <w:pPr/>
+      <w:r>
+        <w:rPr>
+          <w:lang w:val="sw_KE" w:bidi="sw_KE"/>
+        </w:rPr>
+      </w:r>
+      <w:r>
+        <w:rPr>
+          <w:lang w:val="sw_KE" w:bidi="sw_KE"/>
+        </w:rPr>
+        <w:t>Kwa sababu wanadamu ni wakaidi sana kwa Mungu, Biblia inatufundisha kwamba mioyo yetu imekuwa miovu. Badala ya kutaka kufanya mambo mema, tunataka kufanya mambo mabaya. Matatizo mengi sana katika ulimwengu kama vita, umaskini, na ukosefu wa haki hutokea kwa sababu ya uovu ndani ya mioyo ya watu. Hata ugonjwa na kifo hatimaye ni matokeo ya uovu.</w:t>
+      </w:r>
+    </w:p>
+    <w:p>
+      <w:pPr/>
+      <w:r>
+        <w:rPr>
+          <w:lang w:val="sw_KE" w:bidi="sw_KE"/>
+        </w:rPr>
+      </w:r>
+      <w:r>
+        <w:rPr>
+          <w:lang w:val="sw_KE" w:bidi="sw_KE"/>
+        </w:rPr>
+        <w:t>Mungu anachukia uovu. Mungu atakapoanzisha ufalme wake milele, ataangamiza uovu milele. Hakuna kitu ambacho ni uovu kitachoingia katika ufalme wa Mungu. Hadi wakati huo, Mungu bado anaruhusu maovu kutokea. Kwa nini anaruhusu hii ni moja kati ya maswali magumu zaidi kwa Wakristo!</w:t>
+      </w:r>
+      <w:r>
+        <w:rPr>
+          <w:lang w:val="sw_KE" w:bidi="sw_KE"/>
+        </w:rPr>
+      </w:r>
+      <w:r>
+        <w:rPr>
+          <w:lang w:val="sw_KE" w:bidi="sw_KE"/>
+        </w:rPr>
+      </w:r>
+    </w:p>
+    <w:p>
+      <w:pPr/>
+      <w:r>
+        <w:rPr>
+          <w:lang w:val="sw_KE" w:bidi="sw_KE"/>
+        </w:rPr>
+      </w:r>
+    </w:p>
+    <w:p>
+      <w:pPr>
+        <w:pStyle w:val="Heading2"/>
+      </w:pPr>
+      <w:r>
+        <w:rPr>
+          <w:lang w:val="sw_KE" w:bidi="sw_KE"/>
+        </w:rPr>
+        <w:t>ufalme</w:t>
+      </w:r>
+      <w:r>
+        <w:rPr>
+          <w:lang w:val="sw_KE" w:bidi="sw_KE"/>
+        </w:rPr>
+      </w:r>
+    </w:p>
+    <w:p>
+      <w:pPr/>
+      <w:r>
+        <w:rPr>
+          <w:lang w:val="sw_KE" w:bidi="sw_KE"/>
+        </w:rPr>
       </w:r>
       <w:r>
         <w:rPr>
           <w:b/>
           <w:lang w:val="sw_KE" w:bidi="sw_KE"/>
         </w:rPr>
-        <w:t>safi</w:t>
-      </w:r>
-      <w:r>
-        <w:rPr>
-          <w:lang w:val="sw_KE" w:bidi="sw_KE"/>
-        </w:rPr>
-        <w:t>" ili walikuwa wanafaa kumkaribia Mungu.</w:t>
-      </w:r>
-    </w:p>
-    <w:p>
-      <w:pPr/>
-      <w:r>
-        <w:rPr>
-          <w:lang w:val="sw_KE" w:bidi="sw_KE"/>
-        </w:rPr>
-      </w:r>
-      <w:r>
-        <w:rPr>
-          <w:lang w:val="sw_KE" w:bidi="sw_KE"/>
-        </w:rPr>
-        <w:t>Watu ambao hawakuwa Kiyahudi walipotaka kumfuata Mungu, wangeweza kubatizwa. Baada ya hapo, wangekubaliwa kama sehemu ya watu wa Mungu. Hatusiki kuhusu desturi hii katika Agano la Kale, lakini tunajua kuhusu hilo kutoka kwa vitabu vingine kutoka kwa historia ya Wayahudi.</w:t>
-      </w:r>
-    </w:p>
-    <w:p>
-      <w:pPr/>
-      <w:r>
-        <w:rPr>
-          <w:lang w:val="sw_KE" w:bidi="sw_KE"/>
-        </w:rPr>
-      </w:r>
-      <w:r>
-        <w:rPr>
-          <w:lang w:val="sw_KE" w:bidi="sw_KE"/>
-        </w:rPr>
-        <w:t xml:space="preserve">Yohana </w:t>
+        <w:t>Ufalme</w:t>
+      </w:r>
+      <w:r>
+        <w:rPr>
+          <w:lang w:val="sw_KE" w:bidi="sw_KE"/>
+        </w:rPr>
+        <w:t xml:space="preserve"> ni eneo ambalo mfalme </w:t>
+      </w:r>
+      <w:r>
+        <w:rPr>
+          <w:lang w:val="sw_KE" w:bidi="sw_KE"/>
+        </w:rPr>
+        <w:t>anatawala</w:t>
+      </w:r>
+      <w:r>
+        <w:rPr>
+          <w:lang w:val="sw_KE" w:bidi="sw_KE"/>
+        </w:rPr>
+        <w:t>.</w:t>
+      </w:r>
+      <w:r>
+        <w:rPr>
+          <w:lang w:val="sw_KE" w:bidi="sw_KE"/>
+        </w:rPr>
+      </w:r>
+      <w:r>
+        <w:rPr>
+          <w:lang w:val="sw_KE" w:bidi="sw_KE"/>
+        </w:rPr>
+      </w:r>
+    </w:p>
+    <w:p>
+      <w:pPr/>
+      <w:r>
+        <w:rPr>
+          <w:lang w:val="sw_KE" w:bidi="sw_KE"/>
+        </w:rPr>
+      </w:r>
+    </w:p>
+    <w:p>
+      <w:pPr>
+        <w:pStyle w:val="Heading2"/>
+      </w:pPr>
+      <w:r>
+        <w:rPr>
+          <w:lang w:val="sw_KE" w:bidi="sw_KE"/>
+        </w:rPr>
+        <w:t>ufalme wa Mungu</w:t>
+      </w:r>
+      <w:r>
+        <w:rPr>
+          <w:lang w:val="sw_KE" w:bidi="sw_KE"/>
+        </w:rPr>
+      </w:r>
+    </w:p>
+    <w:p>
+      <w:pPr/>
+      <w:r>
+        <w:rPr>
+          <w:lang w:val="sw_KE" w:bidi="sw_KE"/>
+        </w:rPr>
       </w:r>
       <w:r>
         <w:rPr>
           <w:b/>
           <w:lang w:val="sw_KE" w:bidi="sw_KE"/>
         </w:rPr>
-        <w:t>mbatizaji alipokuja</w:t>
-      </w:r>
-      <w:r>
-        <w:rPr>
-          <w:lang w:val="sw_KE" w:bidi="sw_KE"/>
-        </w:rPr>
-        <w:t xml:space="preserve">, alifanya kitu kipya kwa kuwaambia watu wote kwamba wanapaswa kuchukua ubatizo. Kuzaliwa kama Myahudi haikuwa ya kutosha kuwa sehemu ya watu wa Mungu! Watu wote walihitaji </w:t>
+        <w:t>Ufalme wa Mungu</w:t>
+      </w:r>
+      <w:r>
+        <w:rPr>
+          <w:lang w:val="sw_KE" w:bidi="sw_KE"/>
+        </w:rPr>
+        <w:t xml:space="preserve"> na </w:t>
       </w:r>
       <w:r>
         <w:rPr>
           <w:b/>
           <w:lang w:val="sw_KE" w:bidi="sw_KE"/>
         </w:rPr>
-        <w:t>kutubu</w:t>
-      </w:r>
-      <w:r>
-        <w:rPr>
-          <w:lang w:val="sw_KE" w:bidi="sw_KE"/>
-        </w:rPr>
-        <w:t>, kusema msamaha kwa mambo mabaya ambayo walikuwa Walihitaji kuacha kutoka kwa maisha yao ya zamani, na kuanza njia mpya ya kuishi. Wanapaswa kuanza kumtii Mungu!</w:t>
-      </w:r>
-    </w:p>
-    <w:p>
-      <w:pPr/>
-      <w:r>
-        <w:rPr>
-          <w:lang w:val="sw_KE" w:bidi="sw_KE"/>
-        </w:rPr>
-      </w:r>
-      <w:r>
-        <w:rPr>
-          <w:lang w:val="sw_KE" w:bidi="sw_KE"/>
-        </w:rPr>
-        <w:t xml:space="preserve">Kabla ya </w:t>
-      </w:r>
-      <w:hyperlink r:id="rId14">
-        <w:r>
-          <w:rPr>
-            <w:lang w:val="sw_KE" w:bidi="sw_KE"/>
-          </w:rPr>
-          <w:rPr>
-            <w:color w:val="0000EE"/>
-            <w:u w:val="single"/>
-          </w:rPr>
-          <w:t>kurudi</w:t>
-        </w:r>
-      </w:hyperlink>
-      <w:r>
-        <w:rPr>
-          <w:lang w:val="sw_KE" w:bidi="sw_KE"/>
-        </w:rPr>
-        <w:t xml:space="preserve"> aliwaambia </w:t>
+        <w:t>ufalme wa mbinguni</w:t>
+      </w:r>
+      <w:r>
+        <w:rPr>
+          <w:lang w:val="sw_KE" w:bidi="sw_KE"/>
+        </w:rPr>
+        <w:t xml:space="preserve"> unamaanisha kitu kimoja. Kwa katika nyakati za baadaye </w:t>
+      </w:r>
+      <w:r>
+        <w:rPr>
+          <w:lang w:val="sw_KE" w:bidi="sw_KE"/>
+        </w:rPr>
+        <w:t>Wayahudi</w:t>
+      </w:r>
+      <w:r>
+        <w:rPr>
+          <w:lang w:val="sw_KE" w:bidi="sw_KE"/>
+        </w:rPr>
+        <w:t xml:space="preserve"> walifikiri ilikuwa si heshima kusema jina la Mungu, wakati mwingine walisema "</w:t>
+      </w:r>
+      <w:r>
+        <w:rPr>
+          <w:lang w:val="sw_KE" w:bidi="sw_KE"/>
+        </w:rPr>
+        <w:t>mbinguni</w:t>
+      </w:r>
+      <w:r>
+        <w:rPr>
+          <w:lang w:val="sw_KE" w:bidi="sw_KE"/>
+        </w:rPr>
+        <w:t>" walipomaanisha Mungu.</w:t>
+      </w:r>
+    </w:p>
+    <w:p>
+      <w:pPr/>
+      <w:r>
+        <w:rPr>
+          <w:lang w:val="sw_KE" w:bidi="sw_KE"/>
+        </w:rPr>
+      </w:r>
+      <w:r>
+        <w:rPr>
+          <w:lang w:val="sw_KE" w:bidi="sw_KE"/>
+        </w:rPr>
+        <w:t>Mfalme</w:t>
+      </w:r>
+      <w:r>
+        <w:rPr>
+          <w:lang w:val="sw_KE" w:bidi="sw_KE"/>
+        </w:rPr>
+        <w:t xml:space="preserve"> ni mtawala ambaye anasimamia kikundi cha watu. Nchi ambayo inakuja chini ya </w:t>
+      </w:r>
+      <w:r>
+        <w:rPr>
+          <w:lang w:val="sw_KE" w:bidi="sw_KE"/>
+        </w:rPr>
+        <w:t>mamlaka</w:t>
+      </w:r>
+      <w:r>
+        <w:rPr>
+          <w:lang w:val="sw_KE" w:bidi="sw_KE"/>
+        </w:rPr>
+        <w:t xml:space="preserve"> ya mfalme inaitwa </w:t>
+      </w:r>
+      <w:r>
+        <w:rPr>
+          <w:lang w:val="sw_KE" w:bidi="sw_KE"/>
+        </w:rPr>
+        <w:t>ufalme</w:t>
+      </w:r>
+      <w:r>
+        <w:rPr>
+          <w:lang w:val="sw_KE" w:bidi="sw_KE"/>
+        </w:rPr>
+        <w:t xml:space="preserve"> wake. Lakini neno ufalme pia linaweza kumaanisha watu ambao wako chini ya mamlaka ya mfalme. Unaposema kwamba ufalme ni mkubwa sana, hii inaweza kumaanisha kwamba kuna watu wengi sana katika ufalme, au inaweza kumaanisha kwamba nchi ya mfalme ni kubwa sana. Lakini neno ufalme pia linarejelea utawala wa mfalme. Unaposema kwamba ufalme wa mfalme hautamalizika kamwe, unamaanisha kusema kwamba mfalme huyu hataacha kutawala. Biblia inazungumza kuhusu ufalme wa Mungu, hii inamaanisha hasa sheria ya Mungu.</w:t>
+      </w:r>
+    </w:p>
+    <w:p>
+      <w:pPr/>
+      <w:r>
+        <w:rPr>
+          <w:lang w:val="sw_KE" w:bidi="sw_KE"/>
+        </w:rPr>
+      </w:r>
+      <w:r>
+        <w:rPr>
+          <w:lang w:val="sw_KE" w:bidi="sw_KE"/>
+        </w:rPr>
+        <w:t xml:space="preserve">Mungu ni mfalme juu ya ulimwengu wote. Uumbaji wote ni ufalme wake. Katika Agano la Kale, watu wa </w:t>
+      </w:r>
+      <w:r>
+        <w:rPr>
+          <w:lang w:val="sw_KE" w:bidi="sw_KE"/>
+        </w:rPr>
+        <w:t>Israeli</w:t>
+      </w:r>
+      <w:r>
+        <w:rPr>
+          <w:lang w:val="sw_KE" w:bidi="sw_KE"/>
+        </w:rPr>
+        <w:t xml:space="preserve"> wanaitwa hasa ufalme wa Mungu. Kulikuwa na wafalme wa wanadamu wanatawala Israeli, lakini walikuwa na wajibu kwa Mungu. Mungu alikuwa mfalme wa juu, mfalme wa wafalme!</w:t>
+      </w:r>
+    </w:p>
+    <w:p>
+      <w:pPr/>
+      <w:r>
+        <w:rPr>
+          <w:lang w:val="sw_KE" w:bidi="sw_KE"/>
+        </w:rPr>
+      </w:r>
+      <w:r>
+        <w:rPr>
+          <w:lang w:val="sw_KE" w:bidi="sw_KE"/>
+        </w:rPr>
+        <w:t xml:space="preserve">Lakini watu katika ufalme wa Mungu hawakuwa wamtii Mungu-si hata </w:t>
+      </w:r>
+      <w:r>
+        <w:rPr>
+          <w:lang w:val="sw_KE" w:bidi="sw_KE"/>
+        </w:rPr>
+        <w:t>Waisraeli</w:t>
+      </w:r>
+      <w:r>
+        <w:rPr>
+          <w:lang w:val="sw_KE" w:bidi="sw_KE"/>
+        </w:rPr>
+        <w:t xml:space="preserve">. </w:t>
+      </w:r>
+      <w:r>
+        <w:rPr>
+          <w:lang w:val="sw_KE" w:bidi="sw_KE"/>
+        </w:rPr>
+        <w:t>Manabii</w:t>
+      </w:r>
+      <w:r>
+        <w:rPr>
+          <w:lang w:val="sw_KE" w:bidi="sw_KE"/>
+        </w:rPr>
+        <w:t xml:space="preserve">, ambao walitoa ujumbe kutoka kwa Mungu kwa watu, waliwaambia Waisraeli kwamba siku moja Mungu angekuja na kuanzisha ufalme wake milele. Hiyo ingetokea, watu wote wangejisalimisha kwa Mungu na kumtii. Watu wote kila mahali, na uumbaji wote, wangeishi katika uhusiano </w:t>
       </w:r>
       <w:r>
         <w:rPr>
           <w:b/>
           <w:lang w:val="sw_KE" w:bidi="sw_KE"/>
         </w:rPr>
-        <w:t>wanafunzi</w:t>
-      </w:r>
-      <w:r>
-        <w:rPr>
-          <w:lang w:val="sw_KE" w:bidi="sw_KE"/>
-        </w:rPr>
-        <w:t xml:space="preserve"> wake waende na kuwaambia watu kila mahali kwamba Yesu ana </w:t>
-      </w:r>
-      <w:hyperlink r:id="rId15">
-        <w:r>
-          <w:rPr>
-            <w:lang w:val="sw_KE" w:bidi="sw_KE"/>
-          </w:rPr>
-          <w:rPr>
-            <w:color w:val="0000EE"/>
-            <w:u w:val="single"/>
-          </w:rPr>
-          <w:t>mamlaka</w:t>
-        </w:r>
-      </w:hyperlink>
-      <w:r>
-        <w:rPr>
-          <w:lang w:val="sw_KE" w:bidi="sw_KE"/>
-        </w:rPr>
-        <w:t xml:space="preserve"> yote. Yesu aliwaambia wafanye watu wote wawe wanafunzi wa Yesu, na kuwabatiza kwa jina la baba, mwana, na </w:t>
-      </w:r>
-      <w:hyperlink r:id="rId16">
-        <w:r>
-          <w:rPr>
-            <w:lang w:val="sw_KE" w:bidi="sw_KE"/>
-          </w:rPr>
-          <w:rPr>
-            <w:color w:val="0000EE"/>
-            <w:u w:val="single"/>
-          </w:rPr>
-          <w:t>Roho Mtakatifu</w:t>
-        </w:r>
-      </w:hyperlink>
+        <w:t>sahihi</w:t>
+      </w:r>
+      <w:r>
+        <w:rPr>
+          <w:lang w:val="sw_KE" w:bidi="sw_KE"/>
+        </w:rPr>
+        <w:t xml:space="preserve"> na Mungu. Hakutakuwa na mateso zaidi au </w:t>
+      </w:r>
+      <w:r>
+        <w:rPr>
+          <w:lang w:val="sw_KE" w:bidi="sw_KE"/>
+        </w:rPr>
+        <w:t>uovu</w:t>
+      </w:r>
+      <w:r>
+        <w:rPr>
+          <w:lang w:val="sw_KE" w:bidi="sw_KE"/>
+        </w:rPr>
+        <w:t xml:space="preserve">. Watu wa Israeli walitumaini na </w:t>
+      </w:r>
+      <w:r>
+        <w:rPr>
+          <w:lang w:val="sw_KE" w:bidi="sw_KE"/>
+        </w:rPr>
+        <w:t>kuomba</w:t>
+      </w:r>
+      <w:r>
+        <w:rPr>
+          <w:lang w:val="sw_KE" w:bidi="sw_KE"/>
+        </w:rPr>
+        <w:t xml:space="preserve"> kwa ufalme huu mkamilifu uje.</w:t>
+      </w:r>
+    </w:p>
+    <w:p>
+      <w:pPr/>
+      <w:r>
+        <w:rPr>
+          <w:lang w:val="sw_KE" w:bidi="sw_KE"/>
+        </w:rPr>
+      </w:r>
+      <w:r>
+        <w:rPr>
+          <w:lang w:val="sw_KE" w:bidi="sw_KE"/>
+        </w:rPr>
+        <w:t xml:space="preserve">Yesu aliwaambia watu kwamba ufalme huu wa Mungu ulikuwa karibu; hii inamaanisha kwamba utawala kamili wa Mungu ungeanza hivi karibuni sana. Yesu hata alisema mara chache kwamba ufalme wa Mungu tayari </w:t>
+      </w:r>
+      <w:r>
+        <w:rPr>
+          <w:b/>
+          <w:lang w:val="sw_KE" w:bidi="sw_KE"/>
+        </w:rPr>
+        <w:t>ulikuwa umekuja</w:t>
+      </w:r>
+      <w:r>
+        <w:rPr>
+          <w:lang w:val="sw_KE" w:bidi="sw_KE"/>
+        </w:rPr>
+        <w:t xml:space="preserve">! Miujiza ya </w:t>
+      </w:r>
+      <w:r>
+        <w:rPr>
+          <w:lang w:val="sw_KE" w:bidi="sw_KE"/>
+        </w:rPr>
+        <w:t>ajabu</w:t>
+      </w:r>
+      <w:r>
+        <w:rPr>
+          <w:lang w:val="sw_KE" w:bidi="sw_KE"/>
+        </w:rPr>
+        <w:t xml:space="preserve"> ambayo Yesu alikuwa akifanya ilikuwa ushahidi kwamba Mungu tayari alikuwa anatawala kama mfalme. Mara tu mtu alianza kumwamini Yesu, "waliingia katika ufalme wa Mungu"! Walikuwa watu wa Mungu, wakimkubali Mungu kama mfalme wao.</w:t>
+      </w:r>
+    </w:p>
+    <w:p>
+      <w:pPr/>
+      <w:r>
+        <w:rPr>
+          <w:lang w:val="sw_KE" w:bidi="sw_KE"/>
+        </w:rPr>
+      </w:r>
+      <w:r>
+        <w:rPr>
+          <w:lang w:val="sw_KE" w:bidi="sw_KE"/>
+        </w:rPr>
+        <w:t xml:space="preserve">Lakini hatuwezi kuona kikamilifu bado kwamba Mungu anatawala. Watu bado wanakuwa wagonjwa, wanafanya </w:t>
+      </w:r>
+      <w:r>
+        <w:rPr>
+          <w:lang w:val="sw_KE" w:bidi="sw_KE"/>
+        </w:rPr>
+        <w:t>dhambi</w:t>
+      </w:r>
+      <w:r>
+        <w:rPr>
+          <w:lang w:val="sw_KE" w:bidi="sw_KE"/>
+        </w:rPr>
+        <w:t xml:space="preserve">, na wanakuwa na vita. </w:t>
+      </w:r>
+      <w:r>
+        <w:rPr>
+          <w:lang w:val="sw_KE" w:bidi="sw_KE"/>
+        </w:rPr>
+        <w:t>Shetani</w:t>
+      </w:r>
+      <w:r>
+        <w:rPr>
+          <w:lang w:val="sw_KE" w:bidi="sw_KE"/>
+        </w:rPr>
+        <w:t>, adui wa Mungu, bado anajaribu kuharibu kazi ya Mungu. Na bado kuna majanga ya asili ambayo yanawaua watu.</w:t>
+      </w:r>
+    </w:p>
+    <w:p>
+      <w:pPr/>
+      <w:r>
+        <w:rPr>
+          <w:lang w:val="sw_KE" w:bidi="sw_KE"/>
+        </w:rPr>
+      </w:r>
+      <w:r>
+        <w:rPr>
+          <w:lang w:val="sw_KE" w:bidi="sw_KE"/>
+        </w:rPr>
+        <w:t>Yesu kwa hivyo pia aliahidi kwamba zaidi inakuja. Siku moja, Shetani atashindwa milele, Yesu atarejea duniani, na kila mtu atajisalimisha kwa utawala wake. Mungu atarejesha kila kitu. Ufalme mkamilifu wa Mungu utaanza kweli.</w:t>
+      </w:r>
+    </w:p>
+    <w:p>
+      <w:pPr/>
+      <w:r>
+        <w:rPr>
+          <w:lang w:val="sw_KE" w:bidi="sw_KE"/>
+        </w:rPr>
+      </w:r>
+      <w:r>
+        <w:rPr>
+          <w:lang w:val="sw_KE" w:bidi="sw_KE"/>
+        </w:rPr>
+        <w:t xml:space="preserve">Watu katika wakati wa Yesu walifikiri kwamba wakati ufalme wa Mungu ungekuja, Israeli ingerejeshwa kama taifa la </w:t>
+      </w:r>
+      <w:r>
+        <w:rPr>
+          <w:lang w:val="sw_KE" w:bidi="sw_KE"/>
+        </w:rPr>
+        <w:t>kisiasa</w:t>
+      </w:r>
+      <w:r>
+        <w:rPr>
+          <w:lang w:val="sw_KE" w:bidi="sw_KE"/>
+        </w:rPr>
+        <w:t xml:space="preserve">. Yesu alielezea jinsi ufalme wa Mungu ni tofauti na kile walichotarajia. Yesu alielezea kwamba ufalme wa Mungu unahusiana na watu kumfuata Mungu kama mfalme wao na kumtii Mungu. Yesu alijua kwamba hii ilikuwa ngumu kuelewa-hata aliwaambia wanafunzi wake kwamba ufalme wa Mungu ulikuwa kama </w:t>
+      </w:r>
+      <w:r>
+        <w:rPr>
+          <w:lang w:val="sw_KE" w:bidi="sw_KE"/>
+        </w:rPr>
+        <w:t>fumbo</w:t>
+      </w:r>
       <w:r>
         <w:rPr>
           <w:lang w:val="sw_KE" w:bidi="sw_KE"/>
@@ -497,148 +1154,444 @@
         <w:rPr>
           <w:lang w:val="sw_KE" w:bidi="sw_KE"/>
         </w:rPr>
-        <w:t xml:space="preserve">Na hivyo, kutoka wakati huo na kuendelea, tunaona kwamba mara tu watu </w:t>
+        <w:t xml:space="preserve">Yesu aliwafundisha watu kuhusu ufalme wa Mungu kwa kuwaambia hadithi au </w:t>
+      </w:r>
+      <w:r>
+        <w:rPr>
+          <w:lang w:val="sw_KE" w:bidi="sw_KE"/>
+        </w:rPr>
+        <w:t>mifano</w:t>
+      </w:r>
+      <w:r>
+        <w:rPr>
+          <w:lang w:val="sw_KE" w:bidi="sw_KE"/>
+        </w:rPr>
+        <w:t>. Mara nyingi alisimulia hadithi ambazo zilianza na "ufalme wa Mungu ni kama..." Kila moja ya hadithi hizi aliwaambia watu zaidi kidogo kuhusu jinsi mambo yanafanya kazi katika ufalme wa Mungu. Mara nyingi hii iliwaonyesha watu kwamba katika ufalme wa Mungu, mambo yanaweza kuwa kinyume kabisa na kile walichotarajia! Mambo ambayo ni muhimu kwa watu duniani, kama vile kuwa matajiri, kuwa na nafasi ya juu katika jamii, au kuwa na nguvu, hayakuwa muhimu kabisa katika ufalme wa Mungu. Badala yake, watu hao ambao walikuwa maskini zaidi au wenye nguvu kidogo duniani, wangekuwa watu muhimu zaidi katika ufalme wa Mungu.</w:t>
+      </w:r>
+    </w:p>
+    <w:p>
+      <w:pPr/>
+      <w:r>
+        <w:rPr>
+          <w:lang w:val="sw_KE" w:bidi="sw_KE"/>
+        </w:rPr>
+      </w:r>
+      <w:r>
+        <w:rPr>
+          <w:lang w:val="sw_KE" w:bidi="sw_KE"/>
+        </w:rPr>
+        <w:t xml:space="preserve">Mifano mingi ya Yesu ilielezea ufalme wa Mungu kama karamu au chakula. Watu wanapokula pamoja, wana uhusiano mzuri na kila mmoja, na Yesu alitaka kuonyesha kwamba ufalme wa Mungu ni kuhusu kuwa na uhusiano </w:t>
       </w:r>
       <w:r>
         <w:rPr>
           <w:b/>
           <w:lang w:val="sw_KE" w:bidi="sw_KE"/>
         </w:rPr>
-        <w:t>walianza</w:t>
-      </w:r>
-      <w:r>
-        <w:rPr>
-          <w:lang w:val="sw_KE" w:bidi="sw_KE"/>
-        </w:rPr>
-        <w:t xml:space="preserve"> kuamini katika Yesu walichukua ubatizo. Ubatizo huu ulikuwa ishara ya toba yao na kuhitaji </w:t>
-      </w:r>
-      <w:hyperlink r:id="rId17">
-        <w:r>
-          <w:rPr>
-            <w:lang w:val="sw_KE" w:bidi="sw_KE"/>
-          </w:rPr>
-          <w:rPr>
-            <w:color w:val="0000EE"/>
-            <w:u w:val="single"/>
-          </w:rPr>
-          <w:t>msamaha</w:t>
-        </w:r>
-      </w:hyperlink>
-      <w:r>
-        <w:rPr>
-          <w:lang w:val="sw_KE" w:bidi="sw_KE"/>
-        </w:rPr>
-        <w:t>. Lakini pia ilikuwa ishara kwamba sasa walikuwa wa Yesu na walitaka kumfuata.</w:t>
-      </w:r>
-    </w:p>
-    <w:p>
-      <w:pPr/>
-      <w:r>
-        <w:rPr>
-          <w:lang w:val="sw_KE" w:bidi="sw_KE"/>
-        </w:rPr>
-      </w:r>
-      <w:r>
-        <w:rPr>
-          <w:lang w:val="sw_KE" w:bidi="sw_KE"/>
-        </w:rPr>
-        <w:t xml:space="preserve">Paulo, katika barua zake, anaelezea kwamba tunapobatizwa ni kama tunakufa na kuwa hai tena. Tunakufa kwa kwenda chini katika maji, na kuwa hai tena kwa kuja kutoka kwa maji. Hii ni ishara inayoonyesha kwamba maisha yetu ya zamani yamekufa. Sasa tuna maisha mapya kwa sababu sisi ni wa Yesu. Yesu alikufa kwa ajili yetu, na kuwa hai tena. Tunapobatizwa, tunakubali kwamba Yesu alikufa mahali pake, na kwamba sisi ni watu wapya kwa sababu Mungu ametusamehe. Kama vile maji yanavyosafisha miili yetu kutoka kwa uchafu, Yesu "ametakasa" kutoka kwa </w:t>
+        <w:t>mzuri</w:t>
+      </w:r>
+      <w:r>
+        <w:rPr>
+          <w:lang w:val="sw_KE" w:bidi="sw_KE"/>
+        </w:rPr>
+        <w:t xml:space="preserve"> na Mungu. Ikiwa tuna uhusiano mzuri na Mungu kwa kumruhusu Yesu kuwa mfalme katika maisha yetu sasa, pia tutaishi na Mungu milele katika ufalme wake mkamilifu ambao utakuja siku moja.</w:t>
+      </w:r>
+    </w:p>
+    <w:p>
+      <w:pPr/>
+      <w:r>
+        <w:rPr>
+          <w:lang w:val="sw_KE" w:bidi="sw_KE"/>
+        </w:rPr>
+      </w:r>
+      <w:r>
+        <w:rPr>
+          <w:lang w:val="sw_KE" w:bidi="sw_KE"/>
+        </w:rPr>
+        <w:t xml:space="preserve">Vifungu vingine katika Agano Jipya vinazungumza kuhusu Mungu kuwa mfalme, na vifungu vingine vinazungumza kuhusu Yesu kuwa mfalme. Kwa sababu Yesu ni Mungu pia, zote mbili ni kweli wakati mmoja. Mtume Paulo </w:t>
+      </w:r>
+      <w:r>
+        <w:rPr>
+          <w:lang w:val="sw_KE" w:bidi="sw_KE"/>
+        </w:rPr>
+        <w:t>katika</w:t>
+      </w:r>
+      <w:r>
+        <w:rPr>
+          <w:lang w:val="sw_KE" w:bidi="sw_KE"/>
+        </w:rPr>
+        <w:t xml:space="preserve"> barua yake kwa watu katika Korintho anasema kwamba Yesu ni mfalme, na kwamba Yesu amewashindwa maadui wote kabisa, Yesu atatoa ufalme kwa Mungu.</w:t>
+      </w:r>
+    </w:p>
+    <w:p>
+      <w:pPr/>
+      <w:r>
+        <w:rPr>
+          <w:lang w:val="sw_KE" w:bidi="sw_KE"/>
+        </w:rPr>
+      </w:r>
+      <w:r>
+        <w:rPr>
+          <w:lang w:val="sw_KE" w:bidi="sw_KE"/>
+        </w:rPr>
+        <w:t>Kwa hivyo, katika muhtasari, ufalme wa Mungu haurejeli mahali pa kimwili, kama nchi mahali fulani katika dunia hii. Ufalme wa Mungu hasa unarejelea sheria ya Mungu. Ufalme wa Mungu ni kila mahali ambapo Mungu anatawala, na ambapo watu wanamtii na kuishi katika uhusiano sahihi na yeye. Wakati huo huo, ufalme wa Mungu bado haujaja kabisa. Si kila mtu amejisalimisha kwa mapenzi ya Mungu. Siku moja, Yesu atarejea na kutawala juu ya ulimwengu wote na uumbaji katika ufalme mkamilifu wa Mungu. Katika ufalme mkamilifu wa Mungu hakutakuwa na mateso zaidi au maovu, na watu wote na uumbaji wote watamtii.</w:t>
+      </w:r>
+      <w:r>
+        <w:rPr>
+          <w:lang w:val="sw_KE" w:bidi="sw_KE"/>
+        </w:rPr>
+      </w:r>
+      <w:r>
+        <w:rPr>
+          <w:lang w:val="sw_KE" w:bidi="sw_KE"/>
+        </w:rPr>
+      </w:r>
+    </w:p>
+    <w:p>
+      <w:pPr/>
+      <w:r>
+        <w:rPr>
+          <w:lang w:val="sw_KE" w:bidi="sw_KE"/>
+        </w:rPr>
+      </w:r>
+    </w:p>
+    <w:p>
+      <w:pPr>
+        <w:pStyle w:val="Heading2"/>
+      </w:pPr>
+      <w:r>
+        <w:rPr>
+          <w:lang w:val="sw_KE" w:bidi="sw_KE"/>
+        </w:rPr>
+        <w:t>ufufuo</w:t>
+      </w:r>
+      <w:r>
+        <w:rPr>
+          <w:lang w:val="sw_KE" w:bidi="sw_KE"/>
+        </w:rPr>
+      </w:r>
+    </w:p>
+    <w:p>
+      <w:pPr/>
+      <w:r>
+        <w:rPr>
+          <w:lang w:val="sw_KE" w:bidi="sw_KE"/>
+        </w:rPr>
+      </w:r>
+      <w:r>
+        <w:rPr>
+          <w:lang w:val="sw_KE" w:bidi="sw_KE"/>
+        </w:rPr>
+        <w:t xml:space="preserve">Baada ya Yesu kufa, alikuwa hai tena baada ya siku tatu. Tunasema kwamba </w:t>
       </w:r>
       <w:r>
         <w:rPr>
           <w:b/>
           <w:lang w:val="sw_KE" w:bidi="sw_KE"/>
         </w:rPr>
-        <w:t>dhambi</w:t>
-      </w:r>
-      <w:r>
-        <w:rPr>
-          <w:lang w:val="sw_KE" w:bidi="sw_KE"/>
-        </w:rPr>
-        <w:t xml:space="preserve"> zetu. Sasa tunafaa kumkaribia Mungu!</w:t>
-      </w:r>
-    </w:p>
-    <w:p>
-      <w:pPr/>
-      <w:r>
-        <w:rPr>
-          <w:lang w:val="sw_KE" w:bidi="sw_KE"/>
-        </w:rPr>
-      </w:r>
-      <w:r>
-        <w:rPr>
-          <w:lang w:val="sw_KE" w:bidi="sw_KE"/>
-        </w:rPr>
-        <w:t>Ibada ya ubatizo ilikuwa kitu ambacho kilihitaji kufanywa mara moja tu.</w:t>
-      </w:r>
-    </w:p>
-    <w:p>
-      <w:pPr/>
-      <w:r>
-        <w:rPr>
-          <w:lang w:val="sw_KE" w:bidi="sw_KE"/>
-        </w:rPr>
+        <w:t>alifufuka</w:t>
+      </w:r>
+      <w:r>
+        <w:rPr>
+          <w:lang w:val="sw_KE" w:bidi="sw_KE"/>
+        </w:rPr>
+        <w:t xml:space="preserve">. Tukio ambalo Yesu akawa hai tena linaitwa </w:t>
       </w:r>
       <w:r>
         <w:rPr>
           <w:b/>
           <w:lang w:val="sw_KE" w:bidi="sw_KE"/>
         </w:rPr>
-        <w:t>Wakati wa kutafsiri "nafsi" kuwa mwangalifu kuhusu mambo yafuatayo:</w:t>
-      </w:r>
-    </w:p>
-    <w:p>
-      <w:pPr/>
-      <w:r>
-        <w:rPr>
-          <w:lang w:val="sw_KE" w:bidi="sw_KE"/>
-        </w:rPr>
-      </w:r>
-      <w:r>
-        <w:rPr>
-          <w:lang w:val="sw_KE" w:bidi="sw_KE"/>
-        </w:rPr>
-        <w:t xml:space="preserve">Neno ubatizo, na kumbatiza mtu, inaweza kuwa vigumu kutafsiri. Watu wengi wanatumia neno ambalo linaonekana kama neno la </w:t>
+        <w:t>ufufuo</w:t>
+      </w:r>
+      <w:r>
+        <w:rPr>
+          <w:lang w:val="sw_KE" w:bidi="sw_KE"/>
+        </w:rPr>
+        <w:t>. Yesu akawa hai tena kama mtu! Hakuwa</w:t>
+      </w:r>
+      <w:r>
+        <w:rPr>
+          <w:lang w:val="sw_KE" w:bidi="sw_KE"/>
+        </w:rPr>
+        <w:t xml:space="preserve"> roho</w:t>
+      </w:r>
+      <w:r>
+        <w:rPr>
+          <w:lang w:val="sw_KE" w:bidi="sw_KE"/>
+        </w:rPr>
+        <w:t xml:space="preserve"> tu, kwa sababu watu. wangeweza kumgusa yesu. Yesu pia alikula </w:t>
+      </w:r>
+      <w:r>
+        <w:rPr>
+          <w:lang w:val="sw_KE" w:bidi="sw_KE"/>
+        </w:rPr>
+        <w:t>pamoja</w:t>
+      </w:r>
+      <w:r>
+        <w:rPr>
+          <w:lang w:val="sw_KE" w:bidi="sw_KE"/>
+        </w:rPr>
+        <w:t xml:space="preserve"> na wanafunzi wake.</w:t>
+      </w:r>
+    </w:p>
+    <w:p>
+      <w:pPr/>
+      <w:r>
+        <w:rPr>
+          <w:lang w:val="sw_KE" w:bidi="sw_KE"/>
+        </w:rPr>
+      </w:r>
+      <w:r>
+        <w:rPr>
+          <w:lang w:val="sw_KE" w:bidi="sw_KE"/>
+        </w:rPr>
+        <w:t xml:space="preserve">Yesu anaporudi kutawala kama </w:t>
+      </w:r>
+      <w:r>
+        <w:rPr>
+          <w:lang w:val="sw_KE" w:bidi="sw_KE"/>
+        </w:rPr>
+        <w:t>mfalme</w:t>
+      </w:r>
+      <w:r>
+        <w:rPr>
+          <w:lang w:val="sw_KE" w:bidi="sw_KE"/>
+        </w:rPr>
+        <w:t xml:space="preserve"> milele, watu ambao Mungu amekubali watakuwa hai tena na kupokea mwili mpya--mwili ambao hautakufa tena! Tukio hili linaitwa ufufuo wa </w:t>
+      </w:r>
+      <w:r>
+        <w:rPr>
+          <w:lang w:val="sw_KE" w:bidi="sw_KE"/>
+        </w:rPr>
+        <w:t>waumini</w:t>
+      </w:r>
+      <w:r>
+        <w:rPr>
+          <w:lang w:val="sw_KE" w:bidi="sw_KE"/>
+        </w:rPr>
+        <w:t>. Kwa sababu Yesu alikuwa hai tena, tunaweza kuwa na uhakika kwamba Mungu pia atatufanya kuwa hai tena.</w:t>
+      </w:r>
+      <w:r>
+        <w:rPr>
+          <w:lang w:val="sw_KE" w:bidi="sw_KE"/>
+        </w:rPr>
+      </w:r>
+      <w:r>
+        <w:rPr>
+          <w:lang w:val="sw_KE" w:bidi="sw_KE"/>
+        </w:rPr>
+      </w:r>
+    </w:p>
+    <w:p>
+      <w:pPr/>
+      <w:r>
+        <w:rPr>
+          <w:lang w:val="sw_KE" w:bidi="sw_KE"/>
+        </w:rPr>
+      </w:r>
+    </w:p>
+    <w:p>
+      <w:pPr>
+        <w:pStyle w:val="Heading2"/>
+      </w:pPr>
+      <w:r>
+        <w:rPr>
+          <w:lang w:val="sw_KE" w:bidi="sw_KE"/>
+        </w:rPr>
+        <w:t>Ukoma</w:t>
+      </w:r>
+      <w:r>
+        <w:rPr>
+          <w:lang w:val="sw_KE" w:bidi="sw_KE"/>
+        </w:rPr>
+      </w:r>
+    </w:p>
+    <w:p>
+      <w:pPr/>
+      <w:r>
+        <w:rPr>
+          <w:lang w:val="sw_KE" w:bidi="sw_KE"/>
+        </w:rPr>
       </w:r>
       <w:r>
         <w:rPr>
           <w:b/>
           <w:lang w:val="sw_KE" w:bidi="sw_KE"/>
         </w:rPr>
-        <w:t>Kigiriki</w:t>
-      </w:r>
-      <w:r>
-        <w:rPr>
-          <w:lang w:val="sw_KE" w:bidi="sw_KE"/>
-        </w:rPr>
-        <w:t xml:space="preserve"> "baptizo." Waumini </w:t>
+        <w:t>Ukoma</w:t>
+      </w:r>
+      <w:r>
+        <w:rPr>
+          <w:lang w:val="sw_KE" w:bidi="sw_KE"/>
+        </w:rPr>
+        <w:t xml:space="preserve"> ni ugonjwa wa ngozi. Katika wakati wa leo, kuna ugonjwa unaoitwa ukoma ambapo watu wanapata majeraha kwenye ngozi yao ambayo imeambukizwa, na watu wanaweza kupoteza vidole, vidole, au hata sehemu kubwa za mwili. Mwenye </w:t>
       </w:r>
       <w:r>
         <w:rPr>
           <w:b/>
           <w:lang w:val="sw_KE" w:bidi="sw_KE"/>
         </w:rPr>
-        <w:t>wapya</w:t>
-      </w:r>
-      <w:r>
-        <w:rPr>
-          <w:lang w:val="sw_KE" w:bidi="sw_KE"/>
-        </w:rPr>
-        <w:t xml:space="preserve"> watalazimika kujifunza polepole neno hili linamaanisha nini. Unaweza pia kutumia neno ambalo lingekuwa la maana zaidi kwa watu katika kikundi chako cha lugha. Ikiwa watu katika jamii yako wana aina ya kuoga kuathiria mila neno hili linaweza kuwa muhimu katika kutafsiri ubatizo. Hata hivyo, hakikisha unaelewa maana ya mila katika jamii yako, na kufikiria kuhusu tofauti kati ya maana ya mila hiyo na ubatizo katika Biblia. Huenda ukahitaji kuelezea jinsi ubatizo katika Biblia ni tofauti na mila katika jamii yako.</w:t>
-      </w:r>
-    </w:p>
-    <w:p>
-      <w:pPr/>
-      <w:r>
-        <w:rPr>
-          <w:lang w:val="sw_KE" w:bidi="sw_KE"/>
-        </w:rPr>
-      </w:r>
-      <w:r>
-        <w:rPr>
-          <w:lang w:val="sw_KE" w:bidi="sw_KE"/>
-        </w:rPr>
-        <w:t>Unaweza pia kutumia neno ambalo linaonekana kama "ubatizo," lakini kisha ongeza kifungu kidogo ili kutoa maelezo zaidi kuhusu maana yake.</w:t>
+        <w:t>ukoma</w:t>
+      </w:r>
+      <w:r>
+        <w:rPr>
+          <w:lang w:val="sw_KE" w:bidi="sw_KE"/>
+        </w:rPr>
+        <w:t xml:space="preserve"> ni mtu anayeteseka na ukoma.</w:t>
+      </w:r>
+    </w:p>
+    <w:p>
+      <w:pPr/>
+      <w:r>
+        <w:rPr>
+          <w:lang w:val="sw_KE" w:bidi="sw_KE"/>
+        </w:rPr>
+      </w:r>
+      <w:r>
+        <w:rPr>
+          <w:lang w:val="sw_KE" w:bidi="sw_KE"/>
+        </w:rPr>
+        <w:t xml:space="preserve">Hata ingawa tafsiri nyingi za Biblia zinatumia neno ukoma au mwenye ukoma, ugonjwa huu huenda haukuwa katika </w:t>
+      </w:r>
+      <w:r>
+        <w:rPr>
+          <w:lang w:val="sw_KE" w:bidi="sw_KE"/>
+        </w:rPr>
+        <w:t>Israeli</w:t>
+      </w:r>
+      <w:r>
+        <w:rPr>
+          <w:lang w:val="sw_KE" w:bidi="sw_KE"/>
+        </w:rPr>
+        <w:t xml:space="preserve"> wakati wa Biblia. Badala yake, neno ambalo linatumiwa katika Biblia huenda linamaanisha aina nyingine ya ugonjwa wa ngozi, au labda magonjwa kadhaa ya ngozi. Hatujui kwa nini.</w:t>
+      </w:r>
+    </w:p>
+    <w:p>
+      <w:pPr/>
+      <w:r>
+        <w:rPr>
+          <w:lang w:val="sw_KE" w:bidi="sw_KE"/>
+        </w:rPr>
+      </w:r>
+      <w:r>
+        <w:rPr>
+          <w:lang w:val="sw_KE" w:bidi="sw_KE"/>
+        </w:rPr>
+        <w:t>Chochote ugonjwa huu wa ngozi ulikuwa jambo baya sana kuwa na hili, kwa sababu mtu mwenye ugonjwa huu alikuwa "</w:t>
+      </w:r>
+      <w:r>
+        <w:rPr>
+          <w:lang w:val="sw_KE" w:bidi="sw_KE"/>
+        </w:rPr>
+        <w:t>najisi</w:t>
+      </w:r>
+      <w:r>
+        <w:rPr>
+          <w:lang w:val="sw_KE" w:bidi="sw_KE"/>
+        </w:rPr>
+        <w:t xml:space="preserve">"-hii inamaanisha kwamba mtu huyu alichukuliwa kuwa hafai kumwabudu </w:t>
+      </w:r>
+      <w:r>
+        <w:rPr>
+          <w:lang w:val="sw_KE" w:bidi="sw_KE"/>
+        </w:rPr>
+        <w:t>Mungu</w:t>
+      </w:r>
+      <w:r>
+        <w:rPr>
+          <w:lang w:val="sw_KE" w:bidi="sw_KE"/>
+        </w:rPr>
+        <w:t>. Mtu najisi hangeweza kushiriki katika shughuli ndani ya jamii. Walipaswa kuishi nje ya jamii, mbali na watu wengine. Walivaa aina ya nguo ambazo watu katika wakati huo walivaa wakati walikuwa wakiomboleza kwa sababu ya kifo cha mtu. Ikiwa watu wengine wangekuja karibu, walipaswa kupiga kelele: "Jihadharini, sisi ni najisi!" ili hakuna mtu angekuja karibu.</w:t>
+      </w:r>
+    </w:p>
+    <w:p>
+      <w:pPr/>
+      <w:r>
+        <w:rPr>
+          <w:lang w:val="sw_KE" w:bidi="sw_KE"/>
+        </w:rPr>
+      </w:r>
+      <w:r>
+        <w:rPr>
+          <w:lang w:val="sw_KE" w:bidi="sw_KE"/>
+        </w:rPr>
+        <w:t xml:space="preserve">Ugonjwa wenyewe huenda haukuwa wa kuambukiza, lakini ugonjwa ulikuwa ukumbusho kwa watu jinsi dhambi </w:t>
+      </w:r>
+      <w:r>
+        <w:rPr>
+          <w:lang w:val="sw_KE" w:bidi="sw_KE"/>
+        </w:rPr>
+        <w:t>inavyoenea</w:t>
+      </w:r>
+      <w:r>
+        <w:rPr>
+          <w:lang w:val="sw_KE" w:bidi="sw_KE"/>
+        </w:rPr>
+        <w:t>. Ugonjwa huu ulianza na doa ndogo, ambayo kisha ingeweza kukua na kufunika mwili wote. Vivyo hivyo, dhambi inaweza kuanza ndogo sana, lakini inaweza kuenea haraka. Kwa sababu hii, mtu mwenye ugonjwa huu hakuwa anafaa kumwabudu Mungu, kuwakumbusha watu kwamba dhambi inatufanya tusiwe sahihi kumtumikia Mungu.</w:t>
+      </w:r>
+    </w:p>
+    <w:p>
+      <w:pPr/>
+      <w:r>
+        <w:rPr>
+          <w:lang w:val="sw_KE" w:bidi="sw_KE"/>
+        </w:rPr>
+      </w:r>
+      <w:r>
+        <w:rPr>
+          <w:lang w:val="sw_KE" w:bidi="sw_KE"/>
+        </w:rPr>
+        <w:t>Ugonjwa unaoitwa ukoma katika Biblia ulikuwa ugonjwa wa kutisha kuwa nao na wakati mwingine Mungu aliwapa watu ugonjwa huu kama adhabu.</w:t>
+      </w:r>
+    </w:p>
+    <w:p>
+      <w:pPr/>
+      <w:r>
+        <w:rPr>
+          <w:lang w:val="sw_KE" w:bidi="sw_KE"/>
+        </w:rPr>
+      </w:r>
+      <w:r>
+        <w:rPr>
+          <w:lang w:val="sw_KE" w:bidi="sw_KE"/>
+        </w:rPr>
+        <w:t xml:space="preserve">Wakati wowote mtu aliona doa ya ajabu kwenye mwili wao, walipaswa kwenda kwa </w:t>
+      </w:r>
+      <w:r>
+        <w:rPr>
+          <w:lang w:val="sw_KE" w:bidi="sw_KE"/>
+        </w:rPr>
+        <w:t>kuhani</w:t>
+      </w:r>
+      <w:r>
+        <w:rPr>
+          <w:lang w:val="sw_KE" w:bidi="sw_KE"/>
+        </w:rPr>
+        <w:t xml:space="preserve">. Makuhani walikuwa watu ambao walifanya kazi katika </w:t>
+      </w:r>
+      <w:r>
+        <w:rPr>
+          <w:lang w:val="sw_KE" w:bidi="sw_KE"/>
+        </w:rPr>
+        <w:t>hekalu</w:t>
+      </w:r>
+      <w:r>
+        <w:rPr>
+          <w:lang w:val="sw_KE" w:bidi="sw_KE"/>
+        </w:rPr>
+        <w:t xml:space="preserve"> la Mungu. Makuhani walikuwa na jukumu la kuhakikisha watu walikuwa safi kiibada: Makuhani walifanya mila ambazo ziliwafanya watu wastahili kumwabudu Mungu. Na kwa hivyo, makuhani walipaswa kuamua ikiwa mtu mwenye doa kwenye mwili wao alikuwa safi au la. Mungu alikuwa ametoa maagizo katika </w:t>
+      </w:r>
+      <w:r>
+        <w:rPr>
+          <w:lang w:val="sw_KE" w:bidi="sw_KE"/>
+        </w:rPr>
+        <w:t>sheria</w:t>
+      </w:r>
+      <w:r>
+        <w:rPr>
+          <w:lang w:val="sw_KE" w:bidi="sw_KE"/>
+        </w:rPr>
+        <w:t xml:space="preserve"> yake ili makuhani wangejua wakati doa kwa kweli ilikuwa ugonjwa huu unaoogopa, au ikiwa ilikuwa upele tu usio na hatia. Ikiwa kuhani hakuwa na uhakika, basi mtu mwenye doa alipaswa kukaa peke yake nje ya jamii kwa wiki moja. Ikiwa doa ilikuwa imeongezeka, basi kuhani alitangaza kwamba ilikuwa ugonjwa wa ngozi. Ikiwa doa ilikuwa imeboreshwa, basi mtu huyo alipaswa kuogelea, kuosha nguo zake na kisha angeweza kurudi katika jamii. Alikuwa safi .</w:t>
       </w:r>
       <w:r>
         <w:rPr>
@@ -667,65 +1620,321 @@
         <w:rPr>
           <w:lang w:val="sw_KE" w:bidi="sw_KE"/>
         </w:rPr>
-        <w:t>ubaya</w:t>
-      </w:r>
-      <w:r>
-        <w:rPr>
-          <w:lang w:val="sw_KE" w:bidi="sw_KE"/>
-        </w:rPr>
-      </w:r>
-    </w:p>
-    <w:p>
-      <w:pPr/>
-      <w:r>
-        <w:rPr>
-          <w:lang w:val="sw_KE" w:bidi="sw_KE"/>
-        </w:rPr>
+        <w:t>unabii</w:t>
+      </w:r>
+      <w:r>
+        <w:rPr>
+          <w:lang w:val="sw_KE" w:bidi="sw_KE"/>
+        </w:rPr>
+      </w:r>
+    </w:p>
+    <w:p>
+      <w:pPr/>
+      <w:r>
+        <w:rPr>
+          <w:lang w:val="sw_KE" w:bidi="sw_KE"/>
+        </w:rPr>
+      </w:r>
+      <w:r>
+        <w:rPr>
+          <w:lang w:val="sw_KE" w:bidi="sw_KE"/>
+        </w:rPr>
+        <w:t>Nabii</w:t>
+      </w:r>
+      <w:r>
+        <w:rPr>
+          <w:lang w:val="sw_KE" w:bidi="sw_KE"/>
+        </w:rPr>
+        <w:t xml:space="preserve"> ni mtu anayewapa watu ujumbe kutoka kwa Mungu. Ujumbe ambao nabii hutoa unaitwa </w:t>
       </w:r>
       <w:r>
         <w:rPr>
           <w:b/>
           <w:lang w:val="sw_KE" w:bidi="sw_KE"/>
         </w:rPr>
-        <w:t>Ubaya</w:t>
-      </w:r>
-      <w:r>
-        <w:rPr>
-          <w:lang w:val="sw_KE" w:bidi="sw_KE"/>
-        </w:rPr>
-        <w:t xml:space="preserve"> unamaanisha sawa na uovu. Uovu ni kinyume cha wema.</w:t>
-      </w:r>
-    </w:p>
-    <w:p>
-      <w:pPr/>
-      <w:r>
-        <w:rPr>
-          <w:lang w:val="sw_KE" w:bidi="sw_KE"/>
-        </w:rPr>
-      </w:r>
-      <w:r>
-        <w:rPr>
-          <w:lang w:val="sw_KE" w:bidi="sw_KE"/>
-        </w:rPr>
-        <w:t xml:space="preserve">Mtu ambaye ni mwovu ni mtu ambaye anafanya mambo mabaya kwa hiari ambayo huumiza watu wengine. Watu wanapoacha kumtii </w:t>
-      </w:r>
-      <w:hyperlink r:id="rId18">
-        <w:r>
-          <w:rPr>
-            <w:lang w:val="sw_KE" w:bidi="sw_KE"/>
-          </w:rPr>
-          <w:rPr>
-            <w:color w:val="0000EE"/>
-            <w:u w:val="single"/>
-          </w:rPr>
-          <w:t>Mungu</w:t>
-        </w:r>
-      </w:hyperlink>
-      <w:r>
-        <w:rPr>
-          <w:lang w:val="sw_KE" w:bidi="sw_KE"/>
-        </w:rPr>
-        <w:t xml:space="preserve"> wanaanza kufanya matendo maovu.</w:t>
+        <w:t>unabii</w:t>
+      </w:r>
+      <w:r>
+        <w:rPr>
+          <w:lang w:val="sw_KE" w:bidi="sw_KE"/>
+        </w:rPr>
+        <w:t>.</w:t>
+      </w:r>
+    </w:p>
+    <w:p>
+      <w:pPr/>
+      <w:r>
+        <w:rPr>
+          <w:lang w:val="sw_KE" w:bidi="sw_KE"/>
+        </w:rPr>
+      </w:r>
+      <w:r>
+        <w:rPr>
+          <w:lang w:val="sw_KE" w:bidi="sw_KE"/>
+        </w:rPr>
+        <w:t>Unabii unaweza kuwa maagizo kutoka kwa Mungu kuhusu kitu kinachohitaji kufanywa. Inaweza kuwa ujumbe unaosema kuhusu kitu ambacho kitatokea katika siku zijazo. Lakini mara nyingi jumbe hizi zilikuwa maonyo kwa watu kuacha kutomtii Mungu.</w:t>
+      </w:r>
+    </w:p>
+    <w:p>
+      <w:pPr/>
+      <w:r>
+        <w:rPr>
+          <w:lang w:val="sw_KE" w:bidi="sw_KE"/>
+        </w:rPr>
+      </w:r>
+      <w:r>
+        <w:rPr>
+          <w:lang w:val="sw_KE" w:bidi="sw_KE"/>
+        </w:rPr>
+        <w:t xml:space="preserve">Unabii pia uliwapa watu tumaini na faraja. Ujumbe mmoja muhimu ambao manabii waliwapa watu ilikuwa kwamba Mungu angemtuma </w:t>
+      </w:r>
+      <w:r>
+        <w:rPr>
+          <w:lang w:val="sw_KE" w:bidi="sw_KE"/>
+        </w:rPr>
+        <w:t>mfalme</w:t>
+      </w:r>
+      <w:r>
+        <w:rPr>
+          <w:lang w:val="sw_KE" w:bidi="sw_KE"/>
+        </w:rPr>
+        <w:t xml:space="preserve"> maalum na </w:t>
+      </w:r>
+      <w:r>
+        <w:rPr>
+          <w:lang w:val="sw_KE" w:bidi="sw_KE"/>
+        </w:rPr>
+        <w:t>Mwokozi</w:t>
+      </w:r>
+      <w:r>
+        <w:rPr>
+          <w:lang w:val="sw_KE" w:bidi="sw_KE"/>
+        </w:rPr>
+        <w:t xml:space="preserve"> kuwasaidia Mfalme huyu maalum na Mwokozi anaitwa </w:t>
+      </w:r>
+      <w:r>
+        <w:rPr>
+          <w:lang w:val="sw_KE" w:bidi="sw_KE"/>
+        </w:rPr>
+        <w:t>Masihi</w:t>
+      </w:r>
+      <w:r>
+        <w:rPr>
+          <w:lang w:val="sw_KE" w:bidi="sw_KE"/>
+        </w:rPr>
+        <w:t xml:space="preserve">. Mambo ambayo manabii walisema kuhusu Masihi, mamia ya miaka kabla ya Yesu kuzaliwa, yote yalikuwa kweli katika Yesu. Kwa mfano, kulikuwa na unabii kwamba Masihi angezaliwa katika </w:t>
+      </w:r>
+      <w:r>
+        <w:rPr>
+          <w:lang w:val="sw_KE" w:bidi="sw_KE"/>
+        </w:rPr>
+        <w:t>Bethlehemu</w:t>
+      </w:r>
+      <w:r>
+        <w:rPr>
+          <w:lang w:val="sw_KE" w:bidi="sw_KE"/>
+        </w:rPr>
+        <w:t xml:space="preserve"> na Yesu alizaliwa katika Bethlehemu Kulikuwa pia na unabii kwamba "mtumishi wa Mungu" angeteseka sana, na kukataliwa na watu. Yesu aliteseka na kukataliwa na watu. Kuna mifano mingi zaidi. Kwa hivyo, tunasema kwamba Yesu alitimiza unabii wa Agano la Kale.</w:t>
+      </w:r>
+    </w:p>
+    <w:p>
+      <w:pPr/>
+      <w:r>
+        <w:rPr>
+          <w:lang w:val="sw_KE" w:bidi="sw_KE"/>
+        </w:rPr>
+      </w:r>
+      <w:r>
+        <w:rPr>
+          <w:lang w:val="sw_KE" w:bidi="sw_KE"/>
+        </w:rPr>
+        <w:t xml:space="preserve">Katika Agano Jipya, Paulo anatufundisha kwamba </w:t>
+      </w:r>
+      <w:r>
+        <w:rPr>
+          <w:lang w:val="sw_KE" w:bidi="sw_KE"/>
+        </w:rPr>
+        <w:t>Roho Mtakatifu</w:t>
+      </w:r>
+      <w:r>
+        <w:rPr>
+          <w:lang w:val="sw_KE" w:bidi="sw_KE"/>
+        </w:rPr>
+        <w:t xml:space="preserve"> anawapa watu wengine uwezo wa kuzungumza na unabii. Kwa njia ya Roho Mtakatifu, Mungu anaweza kuwapa </w:t>
+      </w:r>
+      <w:r>
+        <w:rPr>
+          <w:lang w:val="sw_KE" w:bidi="sw_KE"/>
+        </w:rPr>
+        <w:t>waumini</w:t>
+      </w:r>
+      <w:r>
+        <w:rPr>
+          <w:lang w:val="sw_KE" w:bidi="sw_KE"/>
+        </w:rPr>
+        <w:t xml:space="preserve"> hawa maarifa maalum au ufahamu ambao ni kwa </w:t>
+      </w:r>
+      <w:r>
+        <w:rPr>
+          <w:lang w:val="sw_KE" w:bidi="sw_KE"/>
+        </w:rPr>
+        <w:t>manufaa</w:t>
+      </w:r>
+      <w:r>
+        <w:rPr>
+          <w:lang w:val="sw_KE" w:bidi="sw_KE"/>
+        </w:rPr>
+        <w:t xml:space="preserve"> ya kanisa. Paulo anaiita hii zawadi ya unabii. Si kila muumini anaweza kuwa na zawadi hii, kwa sababu Roho Mtakatifu anawapa watu tofauti.</w:t>
+      </w:r>
+    </w:p>
+    <w:p>
+      <w:pPr/>
+      <w:r>
+        <w:rPr>
+          <w:lang w:val="sw_KE" w:bidi="sw_KE"/>
+        </w:rPr>
+      </w:r>
+      <w:r>
+        <w:rPr>
+          <w:lang w:val="sw_KE" w:bidi="sw_KE"/>
+        </w:rPr>
+        <w:t>Kama vile katika wakati wa Agano la Kale, watu wanaweza kudanganya wengine na kutoa unabii wa uongo. Kwa hivyo, waumini wengine wanapaswa kusikiliza kwa makini unabii na kuangalia ikiwa hii inaweza kuwa ujumbe kutoka kwa Mungu.</w:t>
+      </w:r>
+      <w:r>
+        <w:rPr>
+          <w:lang w:val="sw_KE" w:bidi="sw_KE"/>
+        </w:rPr>
+      </w:r>
+      <w:r>
+        <w:rPr>
+          <w:lang w:val="sw_KE" w:bidi="sw_KE"/>
+        </w:rPr>
+      </w:r>
+    </w:p>
+    <w:p>
+      <w:pPr/>
+      <w:r>
+        <w:rPr>
+          <w:lang w:val="sw_KE" w:bidi="sw_KE"/>
+        </w:rPr>
+      </w:r>
+    </w:p>
+    <w:p>
+      <w:pPr>
+        <w:pStyle w:val="Heading2"/>
+      </w:pPr>
+      <w:r>
+        <w:rPr>
+          <w:lang w:val="sw_KE" w:bidi="sw_KE"/>
+        </w:rPr>
+        <w:t>unafiki</w:t>
+      </w:r>
+      <w:r>
+        <w:rPr>
+          <w:lang w:val="sw_KE" w:bidi="sw_KE"/>
+        </w:rPr>
+      </w:r>
+    </w:p>
+    <w:p>
+      <w:pPr/>
+      <w:r>
+        <w:rPr>
+          <w:lang w:val="sw_KE" w:bidi="sw_KE"/>
+        </w:rPr>
+      </w:r>
+      <w:r>
+        <w:rPr>
+          <w:b/>
+          <w:lang w:val="sw_KE" w:bidi="sw_KE"/>
+        </w:rPr>
+        <w:t>Unafiki</w:t>
+      </w:r>
+      <w:r>
+        <w:rPr>
+          <w:lang w:val="sw_KE" w:bidi="sw_KE"/>
+        </w:rPr>
+        <w:t xml:space="preserve"> ina maana kwamba mtu anajifanya kuwa mwema, lakini si mzuri sana. Mtu ambaye anawaambia watu kwamba ni muhimu kufanya mambo fulani, lakini ambaye hafanyi mwenyewe, ni mnafiki. Mtu ambaye anawafundisha watu wengine kuhusu </w:t>
+      </w:r>
+      <w:r>
+        <w:rPr>
+          <w:lang w:val="sw_KE" w:bidi="sw_KE"/>
+        </w:rPr>
+        <w:t>sheria</w:t>
+      </w:r>
+      <w:r>
+        <w:rPr>
+          <w:lang w:val="sw_KE" w:bidi="sw_KE"/>
+        </w:rPr>
+        <w:t xml:space="preserve"> ya Mungu, lakini ambaye anavunja sheria ya Mungu mwenyewe, ni mnafiki. Mtu ambaye anafikiria mawazo mabaya lakini ambaye anafanya mambo mema tu kwa sababu anataka watu wengine wamsifu, ni mnafiki. Mnafiki si mkweli. Anataka tu kuonekana mzuri machoni pa watu, lakini hajali sana kumtii Mungu.</w:t>
+      </w:r>
+      <w:r>
+        <w:rPr>
+          <w:lang w:val="sw_KE" w:bidi="sw_KE"/>
+        </w:rPr>
+      </w:r>
+      <w:r>
+        <w:rPr>
+          <w:lang w:val="sw_KE" w:bidi="sw_KE"/>
+        </w:rPr>
+      </w:r>
+    </w:p>
+    <w:p>
+      <w:pPr/>
+      <w:r>
+        <w:rPr>
+          <w:lang w:val="sw_KE" w:bidi="sw_KE"/>
+        </w:rPr>
+      </w:r>
+    </w:p>
+    <w:p>
+      <w:pPr>
+        <w:pStyle w:val="Heading2"/>
+      </w:pPr>
+      <w:r>
+        <w:rPr>
+          <w:lang w:val="sw_KE" w:bidi="sw_KE"/>
+        </w:rPr>
+        <w:t>uovu</w:t>
+      </w:r>
+      <w:r>
+        <w:rPr>
+          <w:lang w:val="sw_KE" w:bidi="sw_KE"/>
+        </w:rPr>
+      </w:r>
+    </w:p>
+    <w:p>
+      <w:pPr/>
+      <w:r>
+        <w:rPr>
+          <w:lang w:val="sw_KE" w:bidi="sw_KE"/>
+        </w:rPr>
+      </w:r>
+      <w:r>
+        <w:rPr>
+          <w:b/>
+          <w:lang w:val="sw_KE" w:bidi="sw_KE"/>
+        </w:rPr>
+        <w:t>Uovu</w:t>
+      </w:r>
+      <w:r>
+        <w:rPr>
+          <w:lang w:val="sw_KE" w:bidi="sw_KE"/>
+        </w:rPr>
+        <w:t xml:space="preserve"> ni kinyume cha wema.</w:t>
+      </w:r>
+    </w:p>
+    <w:p>
+      <w:pPr/>
+      <w:r>
+        <w:rPr>
+          <w:lang w:val="sw_KE" w:bidi="sw_KE"/>
+        </w:rPr>
+      </w:r>
+      <w:r>
+        <w:rPr>
+          <w:lang w:val="sw_KE" w:bidi="sw_KE"/>
+        </w:rPr>
+        <w:t>Mtu ambaye ni mwovu kwa hiari anafanya mambo mabaya ambayo huumiza watu wengine. Watu wanapoacha kumtii Mungu wanaanza kufanya matendo maovu.</w:t>
       </w:r>
     </w:p>
     <w:p>
@@ -753,7 +1962,19 @@
         <w:rPr>
           <w:lang w:val="sw_KE" w:bidi="sw_KE"/>
         </w:rPr>
-        <w:t>Mungu anachukia uovu. Mungu atakapoanzisha ufalme wake milele, ataangamiza uovu milele. Hakuna kitu ambacho ni uovu kitachoingia katika ufalme wa Mungu. Hadi wakati huo, Mungu bado anaruhusu maovu kutokea. Kwa nini anaruhusu hii ni moja kati ya maswali magumu zaidi kwa Wakristo!</w:t>
+        <w:t xml:space="preserve">Mungu anachukia uovu. Mungu tu ndiye anayeweza kuangamiza uovu, kwa sababu Mungu ni mwema wote. Mungu atakapoanzisha ufalme wake </w:t>
+      </w:r>
+      <w:r>
+        <w:rPr>
+          <w:lang w:val="sw_KE" w:bidi="sw_KE"/>
+        </w:rPr>
+        <w:t>milele</w:t>
+      </w:r>
+      <w:r>
+        <w:rPr>
+          <w:lang w:val="sw_KE" w:bidi="sw_KE"/>
+        </w:rPr>
+        <w:t>, ataangamiza uovu milele. Hakuna kitu ambacho ni uovu kitachoingia katika ufalme wa Mungu. Hadi wakati huo, Mungu bado anaruhusu maovu kutokea. Hata hivyo, Mungu ni mwenye nguvu zaidi kuliko maovu yote.</w:t>
       </w:r>
       <w:r>
         <w:rPr>
@@ -782,51 +2003,53 @@
         <w:rPr>
           <w:lang w:val="sw_KE" w:bidi="sw_KE"/>
         </w:rPr>
-        <w:t>ufalme</w:t>
-      </w:r>
-      <w:r>
-        <w:rPr>
-          <w:lang w:val="sw_KE" w:bidi="sw_KE"/>
-        </w:rPr>
-      </w:r>
-    </w:p>
-    <w:p>
-      <w:pPr/>
-      <w:r>
-        <w:rPr>
-          <w:lang w:val="sw_KE" w:bidi="sw_KE"/>
-        </w:rPr>
+        <w:t>upinde</w:t>
+      </w:r>
+      <w:r>
+        <w:rPr>
+          <w:lang w:val="sw_KE" w:bidi="sw_KE"/>
+        </w:rPr>
+      </w:r>
+    </w:p>
+    <w:p>
+      <w:pPr/>
+      <w:r>
+        <w:rPr>
+          <w:lang w:val="sw_KE" w:bidi="sw_KE"/>
+        </w:rPr>
+      </w:r>
+      <w:r>
+        <w:rPr>
+          <w:lang w:val="sw_KE" w:bidi="sw_KE"/>
+        </w:rPr>
+        <w:t xml:space="preserve">Mtu </w:t>
       </w:r>
       <w:r>
         <w:rPr>
           <w:b/>
           <w:lang w:val="sw_KE" w:bidi="sw_KE"/>
         </w:rPr>
-        <w:t>Ufalme</w:t>
-      </w:r>
-      <w:r>
-        <w:rPr>
-          <w:lang w:val="sw_KE" w:bidi="sw_KE"/>
-        </w:rPr>
-        <w:t xml:space="preserve"> ni eneo ambalo mfalme </w:t>
-      </w:r>
-      <w:hyperlink r:id="rId19">
-        <w:r>
-          <w:rPr>
-            <w:lang w:val="sw_KE" w:bidi="sw_KE"/>
-          </w:rPr>
-          <w:rPr>
-            <w:color w:val="0000EE"/>
-            <w:u w:val="single"/>
-          </w:rPr>
-          <w:t>anatawala</w:t>
-        </w:r>
-      </w:hyperlink>
-      <w:r>
-        <w:rPr>
-          <w:lang w:val="sw_KE" w:bidi="sw_KE"/>
-        </w:rPr>
-        <w:t>.</w:t>
+        <w:t>anapoinama</w:t>
+      </w:r>
+      <w:r>
+        <w:rPr>
+          <w:lang w:val="sw_KE" w:bidi="sw_KE"/>
+        </w:rPr>
+        <w:t xml:space="preserve"> mbele ya mtu mwingine, anainua kichwa chake au juu yote ya mwili wao mbele. Wanafanya hili ili kuonyesha heshima na unyenyekevu. Mtu pia anaweza kuinama kwa kupiga magoti mbele ya mtu na kuweka kichwa chake chini.</w:t>
+      </w:r>
+    </w:p>
+    <w:p>
+      <w:pPr/>
+      <w:r>
+        <w:rPr>
+          <w:lang w:val="sw_KE" w:bidi="sw_KE"/>
+        </w:rPr>
+      </w:r>
+      <w:r>
+        <w:rPr>
+          <w:lang w:val="sw_KE" w:bidi="sw_KE"/>
+        </w:rPr>
+        <w:t>Wakati mwingine watu hata walijiinua gorofa mbele ya mtu. Hii inaitwa kuanguka miguuni mwa mtu.</w:t>
       </w:r>
       <w:r>
         <w:rPr>
@@ -855,509 +2078,594 @@
         <w:rPr>
           <w:lang w:val="sw_KE" w:bidi="sw_KE"/>
         </w:rPr>
-        <w:t>ufalme wa Mungu</w:t>
-      </w:r>
-      <w:r>
-        <w:rPr>
-          <w:lang w:val="sw_KE" w:bidi="sw_KE"/>
-        </w:rPr>
-      </w:r>
-    </w:p>
-    <w:p>
-      <w:pPr/>
-      <w:r>
-        <w:rPr>
-          <w:lang w:val="sw_KE" w:bidi="sw_KE"/>
-        </w:rPr>
+        <w:t>usherati</w:t>
+      </w:r>
+      <w:r>
+        <w:rPr>
+          <w:lang w:val="sw_KE" w:bidi="sw_KE"/>
+        </w:rPr>
+      </w:r>
+    </w:p>
+    <w:p>
+      <w:pPr/>
+      <w:r>
+        <w:rPr>
+          <w:lang w:val="sw_KE" w:bidi="sw_KE"/>
+        </w:rPr>
+      </w:r>
+      <w:r>
+        <w:rPr>
+          <w:lang w:val="sw_KE" w:bidi="sw_KE"/>
+        </w:rPr>
+        <w:t xml:space="preserve">Wakati watu wanafanya dhambi ya ngono ya aina yoyote, tunasema kwamba ni </w:t>
       </w:r>
       <w:r>
         <w:rPr>
           <w:b/>
           <w:lang w:val="sw_KE" w:bidi="sw_KE"/>
         </w:rPr>
-        <w:t>Ufalme wa Mungu</w:t>
-      </w:r>
-      <w:r>
-        <w:rPr>
-          <w:lang w:val="sw_KE" w:bidi="sw_KE"/>
-        </w:rPr>
-        <w:t xml:space="preserve"> na </w:t>
+        <w:t>usherati</w:t>
+      </w:r>
+      <w:r>
+        <w:rPr>
+          <w:lang w:val="sw_KE" w:bidi="sw_KE"/>
+        </w:rPr>
+        <w:t xml:space="preserve">. Wakati mume aliyeoa au mwanamke aliyeolewa ana mahusiano ya ngono nje ndoa yao, tunasema kwamba wanafanya usherati. Hata hivyo, wakati Biblia inasema kwamba mtu anafanya mambo ya uasherati, wanaweza kuwa wakifanya aina yoyote ya dhambi ya ngono. Kwa kawaida wakati mtu anafanya uasherati, anafanya aina fulani ya dhambi ya ngono wakati hawajaolewa. Wakati mwingine, waandishi wa Biblia hutumia maelezo "uasherati" kuzungumza kuhusu watu wanaomwabudu sanamu </w:t>
+      </w:r>
+      <w:r>
+        <w:rPr>
+          <w:lang w:val="sw_KE" w:bidi="sw_KE"/>
+        </w:rPr>
+        <w:t>badala</w:t>
+      </w:r>
+      <w:r>
+        <w:rPr>
+          <w:lang w:val="sw_KE" w:bidi="sw_KE"/>
+        </w:rPr>
+        <w:t xml:space="preserve"> ya kumwabudu Mungu. Kama vile wanaume au wanawake hawakuwa waaminifu kwa kila mmoja wakati wanatenda dhambi na mtu wa ngono, mtu ambaye anaabudu mungu wa uongo au sanamu badala ya Mungu wa kweli si mwaminifu kwa Mungu. Tunaweza kuwaita watu hao washerati pia.</w:t>
+      </w:r>
+      <w:r>
+        <w:rPr>
+          <w:lang w:val="sw_KE" w:bidi="sw_KE"/>
+        </w:rPr>
+      </w:r>
+      <w:r>
+        <w:rPr>
+          <w:lang w:val="sw_KE" w:bidi="sw_KE"/>
+        </w:rPr>
+      </w:r>
+    </w:p>
+    <w:p>
+      <w:pPr/>
+      <w:r>
+        <w:rPr>
+          <w:lang w:val="sw_KE" w:bidi="sw_KE"/>
+        </w:rPr>
+      </w:r>
+    </w:p>
+    <w:p>
+      <w:pPr>
+        <w:pStyle w:val="Heading2"/>
+      </w:pPr>
+      <w:r>
+        <w:rPr>
+          <w:lang w:val="sw_KE" w:bidi="sw_KE"/>
+        </w:rPr>
+        <w:t>ushuhuda</w:t>
+      </w:r>
+      <w:r>
+        <w:rPr>
+          <w:lang w:val="sw_KE" w:bidi="sw_KE"/>
+        </w:rPr>
+      </w:r>
+    </w:p>
+    <w:p>
+      <w:pPr/>
+      <w:r>
+        <w:rPr>
+          <w:lang w:val="sw_KE" w:bidi="sw_KE"/>
+        </w:rPr>
+      </w:r>
+      <w:r>
+        <w:rPr>
+          <w:lang w:val="sw_KE" w:bidi="sw_KE"/>
+        </w:rPr>
+        <w:t xml:space="preserve">Mtu anapotoa </w:t>
       </w:r>
       <w:r>
         <w:rPr>
           <w:b/>
           <w:lang w:val="sw_KE" w:bidi="sw_KE"/>
         </w:rPr>
-        <w:t>ufalme wa mbinguni</w:t>
-      </w:r>
-      <w:r>
-        <w:rPr>
-          <w:lang w:val="sw_KE" w:bidi="sw_KE"/>
-        </w:rPr>
-        <w:t xml:space="preserve"> unamaanisha kitu kimoja. Kwa katika nyakati za baadaye </w:t>
+        <w:t>ushuhuda</w:t>
+      </w:r>
+      <w:r>
+        <w:rPr>
+          <w:lang w:val="sw_KE" w:bidi="sw_KE"/>
+        </w:rPr>
+        <w:t>, inamaanisha kwamba anasimulia kitu ambacho anajua ni kweli kabisa.</w:t>
+      </w:r>
+    </w:p>
+    <w:p>
+      <w:pPr/>
+      <w:r>
+        <w:rPr>
+          <w:lang w:val="sw_KE" w:bidi="sw_KE"/>
+        </w:rPr>
+      </w:r>
+      <w:r>
+        <w:rPr>
+          <w:lang w:val="sw_KE" w:bidi="sw_KE"/>
+        </w:rPr>
+        <w:t>Mtu anayetoa ushuhuda ni mtu anayetoa ushuhuda. Kwa mfano, baada ya Yesu kufa na kufufuka tena, watu wengi walimwona Yesu. Wangeweza kushuhudia watu wengine kwamba Yesu alikuwa hai kwa kweli. Walijua ilikuwa kweli, kwa sababu walikuwa wamemwona Yesu kwa macho yao wenyewe. Watu walioamini kwamba kile ambacho wafuasi wa Yesu walisema ilikuwa kweli waliamini ushuhuda wa wafuasi hao.</w:t>
+      </w:r>
+    </w:p>
+    <w:p>
+      <w:pPr/>
+      <w:r>
+        <w:rPr>
+          <w:lang w:val="sw_KE" w:bidi="sw_KE"/>
+        </w:rPr>
+      </w:r>
+      <w:r>
+        <w:rPr>
+          <w:lang w:val="sw_KE" w:bidi="sw_KE"/>
+        </w:rPr>
+        <w:t>Kitu kinaweza kuwa ushuhuda pia. Kitu kinaweza kuwathibitishia watu kwamba kitu ni kweli, au kinaweza kuwakumbusha kwamba kitu ni kweli. Kwa mfano, katika Agano la Kale, watu waliziita mbao za mawe zilizokua na sheria ya Mungu "ushuhuda." Sheria hii ilithibitisha kwamba Mungu na watu wa Israeli walikuwa na agano, au uhusiano maalum. Watu wakati mwingine wanaiita sanduku la agano sanduku la ushuhuda kwa sababu sanduku linawaonyesha watu wa Israeli kile ambacho ni kweli kuhusu Mungu—kwamba daima yuko pamoja nao.</w:t>
+      </w:r>
+      <w:r>
+        <w:rPr>
+          <w:lang w:val="sw_KE" w:bidi="sw_KE"/>
+        </w:rPr>
+      </w:r>
+      <w:r>
+        <w:rPr>
+          <w:lang w:val="sw_KE" w:bidi="sw_KE"/>
+        </w:rPr>
+      </w:r>
+    </w:p>
+    <w:p>
+      <w:pPr/>
+      <w:r>
+        <w:rPr>
+          <w:lang w:val="sw_KE" w:bidi="sw_KE"/>
+        </w:rPr>
+      </w:r>
+    </w:p>
+    <w:p>
+      <w:pPr>
+        <w:pStyle w:val="Heading2"/>
+      </w:pPr>
+      <w:r>
+        <w:rPr>
+          <w:lang w:val="sw_KE" w:bidi="sw_KE"/>
+        </w:rPr>
+        <w:t>utabiri</w:t>
+      </w:r>
+      <w:r>
+        <w:rPr>
+          <w:lang w:val="sw_KE" w:bidi="sw_KE"/>
+        </w:rPr>
+      </w:r>
+    </w:p>
+    <w:p>
+      <w:pPr/>
+      <w:r>
+        <w:rPr>
+          <w:lang w:val="sw_KE" w:bidi="sw_KE"/>
+        </w:rPr>
       </w:r>
       <w:r>
         <w:rPr>
           <w:b/>
           <w:lang w:val="sw_KE" w:bidi="sw_KE"/>
         </w:rPr>
-        <w:t>Wayahudi</w:t>
-      </w:r>
-      <w:r>
-        <w:rPr>
-          <w:lang w:val="sw_KE" w:bidi="sw_KE"/>
-        </w:rPr>
-        <w:t xml:space="preserve"> walifikiri ilikuwa si heshima kusema jina la Mungu, wakati mwingine walisema "</w:t>
-      </w:r>
-      <w:hyperlink r:id="rId14">
-        <w:r>
-          <w:rPr>
-            <w:lang w:val="sw_KE" w:bidi="sw_KE"/>
-          </w:rPr>
-          <w:rPr>
-            <w:color w:val="0000EE"/>
-            <w:u w:val="single"/>
-          </w:rPr>
-          <w:t>mbinguni</w:t>
-        </w:r>
-      </w:hyperlink>
-      <w:r>
-        <w:rPr>
-          <w:lang w:val="sw_KE" w:bidi="sw_KE"/>
-        </w:rPr>
-        <w:t>" walipomaanisha Mungu.</w:t>
-      </w:r>
-    </w:p>
-    <w:p>
-      <w:pPr/>
-      <w:r>
-        <w:rPr>
-          <w:lang w:val="sw_KE" w:bidi="sw_KE"/>
-        </w:rPr>
-      </w:r>
-      <w:hyperlink r:id="rId19">
-        <w:r>
-          <w:rPr>
-            <w:lang w:val="sw_KE" w:bidi="sw_KE"/>
-          </w:rPr>
-          <w:rPr>
-            <w:color w:val="0000EE"/>
-            <w:u w:val="single"/>
-          </w:rPr>
-          <w:t>Mfalme</w:t>
-        </w:r>
-      </w:hyperlink>
-      <w:r>
-        <w:rPr>
-          <w:lang w:val="sw_KE" w:bidi="sw_KE"/>
-        </w:rPr>
-        <w:t xml:space="preserve"> ni mtawala ambaye anasimamia kikundi cha watu. Nchi ambayo inakuja chini ya </w:t>
-      </w:r>
-      <w:hyperlink r:id="rId15">
-        <w:r>
-          <w:rPr>
-            <w:lang w:val="sw_KE" w:bidi="sw_KE"/>
-          </w:rPr>
-          <w:rPr>
-            <w:color w:val="0000EE"/>
-            <w:u w:val="single"/>
-          </w:rPr>
-          <w:t>mamlaka</w:t>
-        </w:r>
-      </w:hyperlink>
-      <w:r>
-        <w:rPr>
-          <w:lang w:val="sw_KE" w:bidi="sw_KE"/>
-        </w:rPr>
-        <w:t xml:space="preserve"> ya mfalme inaitwa </w:t>
-      </w:r>
-      <w:hyperlink r:id="rId20">
-        <w:r>
-          <w:rPr>
-            <w:lang w:val="sw_KE" w:bidi="sw_KE"/>
-          </w:rPr>
-          <w:rPr>
-            <w:color w:val="0000EE"/>
-            <w:u w:val="single"/>
-          </w:rPr>
-          <w:t>ufalme</w:t>
-        </w:r>
-      </w:hyperlink>
-      <w:r>
-        <w:rPr>
-          <w:lang w:val="sw_KE" w:bidi="sw_KE"/>
-        </w:rPr>
-        <w:t xml:space="preserve"> wake. Lakini neno ufalme pia linaweza kumaanisha watu ambao wako chini ya mamlaka ya mfalme. Unaposema kwamba ufalme ni mkubwa sana, hii inaweza kumaanisha kwamba kuna watu wengi sana katika ufalme, au inaweza kumaanisha kwamba nchi ya mfalme ni kubwa sana. Lakini neno ufalme pia linarejelea utawala wa mfalme. Unaposema kwamba ufalme wa mfalme hautamalizika kamwe, unamaanisha kusema kwamba mfalme huyu hataacha kutawala. Biblia inazungumza kuhusu ufalme wa Mungu, hii inamaanisha hasa sheria ya Mungu.</w:t>
-      </w:r>
-    </w:p>
-    <w:p>
-      <w:pPr/>
-      <w:r>
-        <w:rPr>
-          <w:lang w:val="sw_KE" w:bidi="sw_KE"/>
-        </w:rPr>
-      </w:r>
-      <w:r>
-        <w:rPr>
-          <w:lang w:val="sw_KE" w:bidi="sw_KE"/>
-        </w:rPr>
-        <w:t xml:space="preserve">Mungu ni mfalme juu ya ulimwengu wote. Uumbaji wote ni ufalme wake. Katika Agano la Kale, watu wa </w:t>
-      </w:r>
-      <w:hyperlink r:id="rId21">
-        <w:r>
-          <w:rPr>
-            <w:lang w:val="sw_KE" w:bidi="sw_KE"/>
-          </w:rPr>
-          <w:rPr>
-            <w:color w:val="0000EE"/>
-            <w:u w:val="single"/>
-          </w:rPr>
-          <w:t>Israeli</w:t>
-        </w:r>
-      </w:hyperlink>
-      <w:r>
-        <w:rPr>
-          <w:lang w:val="sw_KE" w:bidi="sw_KE"/>
-        </w:rPr>
-        <w:t xml:space="preserve"> wanaitwa hasa ufalme wa Mungu. Kulikuwa na wafalme wa wanadamu wanatawala Israeli, lakini walikuwa na wajibu kwa Mungu. Mungu alikuwa mfalme wa juu, mfalme wa wafalme!</w:t>
-      </w:r>
-    </w:p>
-    <w:p>
-      <w:pPr/>
-      <w:r>
-        <w:rPr>
-          <w:lang w:val="sw_KE" w:bidi="sw_KE"/>
-        </w:rPr>
-      </w:r>
-      <w:r>
-        <w:rPr>
-          <w:lang w:val="sw_KE" w:bidi="sw_KE"/>
-        </w:rPr>
-        <w:t xml:space="preserve">Lakini watu katika ufalme wa Mungu hawakuwa wamtii Mungu-si hata </w:t>
+        <w:t>Utabiri</w:t>
+      </w:r>
+      <w:r>
+        <w:rPr>
+          <w:lang w:val="sw_KE" w:bidi="sw_KE"/>
+        </w:rPr>
+        <w:t xml:space="preserve"> ni njia ya kuwasiliana na miroho au miungu. Mungu amewakataza watu wake kutumia utabiri.</w:t>
+      </w:r>
+    </w:p>
+    <w:p>
+      <w:pPr/>
+      <w:r>
+        <w:rPr>
+          <w:lang w:val="sw_KE" w:bidi="sw_KE"/>
+        </w:rPr>
+      </w:r>
+      <w:r>
+        <w:rPr>
+          <w:lang w:val="sw_KE" w:bidi="sw_KE"/>
+        </w:rPr>
+        <w:t>Watu kutoka kwa mataifa mengine walitumia utabiri ili kujua kile kingetokea katika siku zijazo, au maana ilikuwa nini ya ndoto au ya tukio lisilo la kawaida. Watu wakati mwingine walitumia utabiri ili kujua wakati bora ungekuwa upi kwa shughuli fulani; kwa mfano, kujua wakati wa kuanza shambulizi dhidi ya nchi nyingine.</w:t>
+      </w:r>
+    </w:p>
+    <w:p>
+      <w:pPr/>
+      <w:r>
+        <w:rPr>
+          <w:lang w:val="sw_KE" w:bidi="sw_KE"/>
+        </w:rPr>
+      </w:r>
+      <w:r>
+        <w:rPr>
+          <w:lang w:val="sw_KE" w:bidi="sw_KE"/>
+        </w:rPr>
+        <w:t>Kulikuwa na njia tofauti ambazo watu walifanya utabiri. Kwa mfano, watu wengine wangeua mnyama na kisha kuangalia jinsi viungo vya mnyama vilivyokaa. Ikiwa kiungo kilionekana kwa njia fulani, basi waliamini kwamba kitu fulani kingetokea. Ikiwa ilionekana tofauti, basi kitu kingine kingetokea. Au, watu waliangalia jinsi moshi ulivyosonga wakati walichoma kitu, na walifikiri kwamba miondoko tofauti zilikuwa na maana tofauti. Watu wengine waliangalia nyota na sayari katika anga na kuchukua maana kutoka kwa mipangilio yao.</w:t>
+      </w:r>
+    </w:p>
+    <w:p>
+      <w:pPr/>
+      <w:r>
+        <w:rPr>
+          <w:lang w:val="sw_KE" w:bidi="sw_KE"/>
+        </w:rPr>
+      </w:r>
+      <w:r>
+        <w:rPr>
+          <w:lang w:val="sw_KE" w:bidi="sw_KE"/>
+        </w:rPr>
+        <w:t>Mungu amewakataza watu wake kutumia utabiri. Watu wa Mungu hawaitaji kutumia mila kama hizo ili kujua kile ambacho Mungu anataka! Mungu anawaambia watu kile anachotaka kutoka kwao kupitia Maandiko yake na kwa njia ya wajumbe wanaosema ujumbe wa Mungu na watu wa Mungu wanahitaji kumwamini Mungu kwa siku zijazo.</w:t>
+      </w:r>
+      <w:r>
+        <w:rPr>
+          <w:lang w:val="sw_KE" w:bidi="sw_KE"/>
+        </w:rPr>
+      </w:r>
+      <w:r>
+        <w:rPr>
+          <w:lang w:val="sw_KE" w:bidi="sw_KE"/>
+        </w:rPr>
+      </w:r>
+    </w:p>
+    <w:p>
+      <w:pPr/>
+      <w:r>
+        <w:rPr>
+          <w:lang w:val="sw_KE" w:bidi="sw_KE"/>
+        </w:rPr>
+      </w:r>
+    </w:p>
+    <w:p>
+      <w:pPr>
+        <w:pStyle w:val="Heading2"/>
+      </w:pPr>
+      <w:r>
+        <w:rPr>
+          <w:lang w:val="sw_KE" w:bidi="sw_KE"/>
+        </w:rPr>
+        <w:t>utakaso</w:t>
+      </w:r>
+      <w:r>
+        <w:rPr>
+          <w:lang w:val="sw_KE" w:bidi="sw_KE"/>
+        </w:rPr>
+      </w:r>
+    </w:p>
+    <w:p>
+      <w:pPr/>
+      <w:r>
+        <w:rPr>
+          <w:lang w:val="sw_KE" w:bidi="sw_KE"/>
+        </w:rPr>
+      </w:r>
+      <w:r>
+        <w:rPr>
+          <w:lang w:val="sw_KE" w:bidi="sw_KE"/>
+        </w:rPr>
+        <w:t xml:space="preserve">Ikiwa mtu </w:t>
       </w:r>
       <w:r>
         <w:rPr>
           <w:b/>
           <w:lang w:val="sw_KE" w:bidi="sw_KE"/>
         </w:rPr>
-        <w:t>Waisraeli</w:t>
-      </w:r>
-      <w:r>
-        <w:rPr>
-          <w:lang w:val="sw_KE" w:bidi="sw_KE"/>
-        </w:rPr>
-        <w:t xml:space="preserve">. </w:t>
+        <w:t>anamtakasa</w:t>
+      </w:r>
+      <w:r>
+        <w:rPr>
+          <w:lang w:val="sw_KE" w:bidi="sw_KE"/>
+        </w:rPr>
+        <w:t xml:space="preserve"> au </w:t>
+      </w:r>
+      <w:r>
+        <w:rPr>
+          <w:lang w:val="sw_KE" w:bidi="sw_KE"/>
+        </w:rPr>
+        <w:t>kumtawaza</w:t>
+      </w:r>
+      <w:r>
+        <w:rPr>
+          <w:lang w:val="sw_KE" w:bidi="sw_KE"/>
+        </w:rPr>
+        <w:t xml:space="preserve"> mtu anamweka wakfu au kumtenga kwa Mungu: mtu huyo anakuwa </w:t>
+      </w:r>
+      <w:r>
+        <w:rPr>
+          <w:lang w:val="sw_KE" w:bidi="sw_KE"/>
+        </w:rPr>
+        <w:t>mtakatifu</w:t>
+      </w:r>
+      <w:r>
+        <w:rPr>
+          <w:lang w:val="sw_KE" w:bidi="sw_KE"/>
+        </w:rPr>
+        <w:t>. Mtu huyo si wa kawaida tena au mtu hivi hivi. Mtu pia anaweza kutakasa au kutawaza kitu. Hii inamaanisha kwamba wanafanya kitu kitakatifu, au kitu ambacho watu wanaweza kutumia kwa makusudi ya Mungu.</w:t>
+      </w:r>
+    </w:p>
+    <w:p>
+      <w:pPr/>
+      <w:r>
+        <w:rPr>
+          <w:lang w:val="sw_KE" w:bidi="sw_KE"/>
+        </w:rPr>
+      </w:r>
+      <w:r>
+        <w:rPr>
+          <w:lang w:val="sw_KE" w:bidi="sw_KE"/>
+        </w:rPr>
+        <w:t xml:space="preserve">Kinyume cha kumtakasa mtu au kitu ni </w:t>
       </w:r>
       <w:r>
         <w:rPr>
           <w:b/>
           <w:lang w:val="sw_KE" w:bidi="sw_KE"/>
         </w:rPr>
-        <w:t>Manabii</w:t>
-      </w:r>
-      <w:r>
-        <w:rPr>
-          <w:lang w:val="sw_KE" w:bidi="sw_KE"/>
-        </w:rPr>
-        <w:t xml:space="preserve">, ambao walitoa ujumbe kutoka kwa Mungu kwa watu, waliwaambia Waisraeli kwamba siku moja Mungu angekuja na kuanzisha ufalme wake milele. Hiyo ingetokea, watu wote wangejisalimisha kwa Mungu na kumtii. Watu wote kila mahali, na uumbaji wote, wangeishi katika uhusiano </w:t>
+        <w:t>kukichafua</w:t>
+      </w:r>
+      <w:r>
+        <w:rPr>
+          <w:lang w:val="sw_KE" w:bidi="sw_KE"/>
+        </w:rPr>
+        <w:t>, au kufanya kitu au mtu kuwa' kawaida au hivi hivi badala ya kuwa mtakatifu.</w:t>
+      </w:r>
+    </w:p>
+    <w:p>
+      <w:pPr/>
+      <w:r>
+        <w:rPr>
+          <w:lang w:val="sw_KE" w:bidi="sw_KE"/>
+        </w:rPr>
+      </w:r>
+      <w:r>
+        <w:rPr>
+          <w:lang w:val="sw_KE" w:bidi="sw_KE"/>
+        </w:rPr>
+        <w:t>Katika Agano Jipya, watu wanaomwamini Mungu kwa njia ya Yesu wanajitolea kwa Mungu. Wanakuwa watu watakatifu wa Mungu, au watu ambao Mungu anawatenga ili kufanya makusudi ya Mungu. Watu hawa wanaishi maisha ya kimungu, ambayo inamaanisha kwamba wanamfuata Mungu katika yote wanayofanya. Lakini watu daima wanakua na kujifunza kuishi zaidi na zaidi kama Mungu anavyotaka wawe. Waandishi wa Agano Jipya pia wanasema mchakato wa kujifunza kuishi ni utakaso wa maisha ya kimungu.</w:t>
+      </w:r>
+      <w:r>
+        <w:rPr>
+          <w:lang w:val="sw_KE" w:bidi="sw_KE"/>
+        </w:rPr>
+      </w:r>
+      <w:r>
+        <w:rPr>
+          <w:lang w:val="sw_KE" w:bidi="sw_KE"/>
+        </w:rPr>
+      </w:r>
+    </w:p>
+    <w:p>
+      <w:pPr/>
+      <w:r>
+        <w:rPr>
+          <w:lang w:val="sw_KE" w:bidi="sw_KE"/>
+        </w:rPr>
+      </w:r>
+    </w:p>
+    <w:p>
+      <w:pPr>
+        <w:pStyle w:val="Heading2"/>
+      </w:pPr>
+      <w:r>
+        <w:rPr>
+          <w:lang w:val="sw_KE" w:bidi="sw_KE"/>
+        </w:rPr>
+        <w:t>utukufu</w:t>
+      </w:r>
+      <w:r>
+        <w:rPr>
+          <w:lang w:val="sw_KE" w:bidi="sw_KE"/>
+        </w:rPr>
+      </w:r>
+    </w:p>
+    <w:p>
+      <w:pPr/>
+      <w:r>
+        <w:rPr>
+          <w:lang w:val="sw_KE" w:bidi="sw_KE"/>
+        </w:rPr>
       </w:r>
       <w:r>
         <w:rPr>
           <w:b/>
           <w:lang w:val="sw_KE" w:bidi="sw_KE"/>
         </w:rPr>
-        <w:t>sahihi</w:t>
-      </w:r>
-      <w:r>
-        <w:rPr>
-          <w:lang w:val="sw_KE" w:bidi="sw_KE"/>
-        </w:rPr>
-        <w:t xml:space="preserve"> na Mungu. Hakutakuwa na mateso zaidi au </w:t>
-      </w:r>
-      <w:hyperlink r:id="rId22">
-        <w:r>
-          <w:rPr>
-            <w:lang w:val="sw_KE" w:bidi="sw_KE"/>
-          </w:rPr>
-          <w:rPr>
-            <w:color w:val="0000EE"/>
-            <w:u w:val="single"/>
-          </w:rPr>
-          <w:t>uovu</w:t>
-        </w:r>
-      </w:hyperlink>
-      <w:r>
-        <w:rPr>
-          <w:lang w:val="sw_KE" w:bidi="sw_KE"/>
-        </w:rPr>
-        <w:t xml:space="preserve">. Watu wa Israeli walitumaini na </w:t>
+        <w:t>Utukufu</w:t>
+      </w:r>
+      <w:r>
+        <w:rPr>
+          <w:lang w:val="sw_KE" w:bidi="sw_KE"/>
+        </w:rPr>
+        <w:t xml:space="preserve"> ni umaarufu na kupongezwa unapofanya jambo zuri</w:t>
+      </w:r>
+    </w:p>
+    <w:p>
+      <w:pPr/>
+      <w:r>
+        <w:rPr>
+          <w:lang w:val="sw_KE" w:bidi="sw_KE"/>
+        </w:rPr>
+      </w:r>
+      <w:r>
+        <w:rPr>
+          <w:lang w:val="sw_KE" w:bidi="sw_KE"/>
+        </w:rPr>
+        <w:t xml:space="preserve">Watu </w:t>
       </w:r>
       <w:r>
         <w:rPr>
           <w:b/>
           <w:lang w:val="sw_KE" w:bidi="sw_KE"/>
         </w:rPr>
-        <w:t>kuomba</w:t>
-      </w:r>
-      <w:r>
-        <w:rPr>
-          <w:lang w:val="sw_KE" w:bidi="sw_KE"/>
-        </w:rPr>
-        <w:t xml:space="preserve"> kwa ufalme huu mkamilifu uje.</w:t>
-      </w:r>
-    </w:p>
-    <w:p>
-      <w:pPr/>
-      <w:r>
-        <w:rPr>
-          <w:lang w:val="sw_KE" w:bidi="sw_KE"/>
-        </w:rPr>
-      </w:r>
-      <w:r>
-        <w:rPr>
-          <w:lang w:val="sw_KE" w:bidi="sw_KE"/>
-        </w:rPr>
-        <w:t xml:space="preserve">Yesu aliwaambia watu kwamba ufalme huu wa Mungu ulikuwa karibu; hii inamaanisha kwamba utawala kamili wa Mungu ungeanza hivi karibuni sana. Yesu hata alisema mara chache kwamba ufalme wa Mungu tayari </w:t>
+        <w:t>wanapomtukuza</w:t>
+      </w:r>
+      <w:r>
+        <w:rPr>
+          <w:lang w:val="sw_KE" w:bidi="sw_KE"/>
+        </w:rPr>
+        <w:t xml:space="preserve"> Mungu wanamsifu wanampenda, na wanasema mambo mazuri kumhusu Mungu.</w:t>
+      </w:r>
+    </w:p>
+    <w:p>
+      <w:pPr/>
+      <w:r>
+        <w:rPr>
+          <w:lang w:val="sw_KE" w:bidi="sw_KE"/>
+        </w:rPr>
+      </w:r>
+      <w:r>
+        <w:rPr>
+          <w:lang w:val="sw_KE" w:bidi="sw_KE"/>
+        </w:rPr>
+        <w:t xml:space="preserve">Wakati Mungu </w:t>
       </w:r>
       <w:r>
         <w:rPr>
           <w:b/>
           <w:lang w:val="sw_KE" w:bidi="sw_KE"/>
         </w:rPr>
-        <w:t>ulikuwa umekuja</w:t>
-      </w:r>
-      <w:r>
-        <w:rPr>
-          <w:lang w:val="sw_KE" w:bidi="sw_KE"/>
-        </w:rPr>
-        <w:t xml:space="preserve">! Miujiza ya </w:t>
-      </w:r>
-      <w:hyperlink r:id="rId23">
-        <w:r>
-          <w:rPr>
-            <w:lang w:val="sw_KE" w:bidi="sw_KE"/>
-          </w:rPr>
-          <w:rPr>
-            <w:color w:val="0000EE"/>
-            <w:u w:val="single"/>
-          </w:rPr>
-          <w:t>ajabu</w:t>
-        </w:r>
-      </w:hyperlink>
-      <w:r>
-        <w:rPr>
-          <w:lang w:val="sw_KE" w:bidi="sw_KE"/>
-        </w:rPr>
-        <w:t xml:space="preserve"> ambayo Yesu alikuwa akifanya ilikuwa ushahidi kwamba Mungu tayari alikuwa anatawala kama mfalme. Mara tu mtu alianza kumwamini Yesu, "waliingia katika ufalme wa Mungu"! Walikuwa watu wa Mungu, wakimkubali Mungu kama mfalme wao.</w:t>
-      </w:r>
-    </w:p>
-    <w:p>
-      <w:pPr/>
-      <w:r>
-        <w:rPr>
-          <w:lang w:val="sw_KE" w:bidi="sw_KE"/>
-        </w:rPr>
-      </w:r>
-      <w:r>
-        <w:rPr>
-          <w:lang w:val="sw_KE" w:bidi="sw_KE"/>
-        </w:rPr>
-        <w:t xml:space="preserve">Lakini hatuwezi kuona kikamilifu bado kwamba Mungu anatawala. Watu bado wanakuwa wagonjwa, wanafanya </w:t>
-      </w:r>
-      <w:hyperlink r:id="rId24">
-        <w:r>
-          <w:rPr>
-            <w:lang w:val="sw_KE" w:bidi="sw_KE"/>
-          </w:rPr>
-          <w:rPr>
-            <w:color w:val="0000EE"/>
-            <w:u w:val="single"/>
-          </w:rPr>
-          <w:t>dhambi</w:t>
-        </w:r>
-      </w:hyperlink>
-      <w:r>
-        <w:rPr>
-          <w:lang w:val="sw_KE" w:bidi="sw_KE"/>
-        </w:rPr>
-        <w:t xml:space="preserve">, na wanakuwa na vita. </w:t>
-      </w:r>
-      <w:hyperlink r:id="rId25">
-        <w:r>
-          <w:rPr>
-            <w:lang w:val="sw_KE" w:bidi="sw_KE"/>
-          </w:rPr>
-          <w:rPr>
-            <w:color w:val="0000EE"/>
-            <w:u w:val="single"/>
-          </w:rPr>
-          <w:t>Shetani</w:t>
-        </w:r>
-      </w:hyperlink>
-      <w:r>
-        <w:rPr>
-          <w:lang w:val="sw_KE" w:bidi="sw_KE"/>
-        </w:rPr>
-        <w:t>, adui wa Mungu, bado anajaribu kuharibu kazi ya Mungu. Na bado kuna majanga ya asili ambayo yanawaua watu.</w:t>
-      </w:r>
-    </w:p>
-    <w:p>
-      <w:pPr/>
-      <w:r>
-        <w:rPr>
-          <w:lang w:val="sw_KE" w:bidi="sw_KE"/>
-        </w:rPr>
-      </w:r>
-      <w:r>
-        <w:rPr>
-          <w:lang w:val="sw_KE" w:bidi="sw_KE"/>
-        </w:rPr>
-        <w:t>Yesu kwa hivyo pia aliahidi kwamba zaidi inakuja. Siku moja, Shetani atashindwa milele, Yesu atarejea duniani, na kila mtu atajisalimisha kwa utawala wake. Mungu atarejesha kila kitu. Ufalme mkamilifu wa Mungu utaanza kweli.</w:t>
-      </w:r>
-    </w:p>
-    <w:p>
-      <w:pPr/>
-      <w:r>
-        <w:rPr>
-          <w:lang w:val="sw_KE" w:bidi="sw_KE"/>
-        </w:rPr>
-      </w:r>
-      <w:r>
-        <w:rPr>
-          <w:lang w:val="sw_KE" w:bidi="sw_KE"/>
-        </w:rPr>
-        <w:t xml:space="preserve">Watu katika wakati wa Yesu walifikiri kwamba wakati ufalme wa Mungu ungekuja, Israeli ingerejeshwa kama taifa la </w:t>
-      </w:r>
-      <w:hyperlink r:id="rId26">
-        <w:r>
-          <w:rPr>
-            <w:lang w:val="sw_KE" w:bidi="sw_KE"/>
-          </w:rPr>
-          <w:rPr>
-            <w:color w:val="0000EE"/>
-            <w:u w:val="single"/>
-          </w:rPr>
-          <w:t>kisiasa</w:t>
-        </w:r>
-      </w:hyperlink>
-      <w:r>
-        <w:rPr>
-          <w:lang w:val="sw_KE" w:bidi="sw_KE"/>
-        </w:rPr>
-        <w:t xml:space="preserve">. Yesu alielezea jinsi ufalme wa Mungu ni tofauti na kile walichotarajia. Yesu alielezea kwamba ufalme wa Mungu unahusiana na watu kumfuata Mungu kama mfalme wao na kumtii Mungu. Yesu alijua kwamba hii ilikuwa ngumu kuelewa-hata aliwaambia wanafunzi wake kwamba ufalme wa Mungu ulikuwa kama </w:t>
+        <w:t>anapoonyesha</w:t>
+      </w:r>
+      <w:r>
+        <w:rPr>
+          <w:lang w:val="sw_KE" w:bidi="sw_KE"/>
+        </w:rPr>
+        <w:t xml:space="preserve"> utukufu wake, watu wanaweza kuona jinsi Mungu alivyo mzuri sana, mwenye nguvu, na mwenye utukufu. Si watu wengi katika Biblia ambao wana fursa ya kuuona utukufu wa Mungu, kwa hiyo inapotokea, hii ni wakati maalum sana na wa kushangaza. Ni jambo la kushangaza sana hivi kwamba kwa kawaida watu huwa na hofu sana wanapoona utukufu wa Mungu. Wakati mwingine, watu huona mwanga mkali sana kwa wakati mmoja, lakini si kila wakati.</w:t>
+      </w:r>
+    </w:p>
+    <w:p>
+      <w:pPr/>
+      <w:r>
+        <w:rPr>
+          <w:lang w:val="sw_KE" w:bidi="sw_KE"/>
+        </w:rPr>
+      </w:r>
+      <w:r>
+        <w:rPr>
+          <w:lang w:val="sw_KE" w:bidi="sw_KE"/>
+        </w:rPr>
+        <w:t>Inaweza kuwa vigumu kutafsiri neno utukufu. Katika visa vingine, unaweza kusema "Nguvu na utukufu wa Mungu." Unapomtukuza Mungu, unaonyesha nguvu na utukufu wa Mungu.</w:t>
+      </w:r>
+      <w:r>
+        <w:rPr>
+          <w:lang w:val="sw_KE" w:bidi="sw_KE"/>
+        </w:rPr>
+      </w:r>
+      <w:r>
+        <w:rPr>
+          <w:lang w:val="sw_KE" w:bidi="sw_KE"/>
+        </w:rPr>
+      </w:r>
+    </w:p>
+    <w:p>
+      <w:pPr/>
+      <w:r>
+        <w:rPr>
+          <w:lang w:val="sw_KE" w:bidi="sw_KE"/>
+        </w:rPr>
+      </w:r>
+    </w:p>
+    <w:p>
+      <w:pPr>
+        <w:pStyle w:val="Heading2"/>
+      </w:pPr>
+      <w:r>
+        <w:rPr>
+          <w:lang w:val="sw_KE" w:bidi="sw_KE"/>
+        </w:rPr>
+        <w:t>uzima wa milele</w:t>
+      </w:r>
+      <w:r>
+        <w:rPr>
+          <w:lang w:val="sw_KE" w:bidi="sw_KE"/>
+        </w:rPr>
+      </w:r>
+    </w:p>
+    <w:p>
+      <w:pPr/>
+      <w:r>
+        <w:rPr>
+          <w:lang w:val="sw_KE" w:bidi="sw_KE"/>
+        </w:rPr>
       </w:r>
       <w:r>
         <w:rPr>
           <w:b/>
           <w:lang w:val="sw_KE" w:bidi="sw_KE"/>
         </w:rPr>
-        <w:t>fumbo</w:t>
-      </w:r>
-      <w:r>
-        <w:rPr>
-          <w:lang w:val="sw_KE" w:bidi="sw_KE"/>
-        </w:rPr>
-        <w:t>.</w:t>
-      </w:r>
-    </w:p>
-    <w:p>
-      <w:pPr/>
-      <w:r>
-        <w:rPr>
-          <w:lang w:val="sw_KE" w:bidi="sw_KE"/>
-        </w:rPr>
-      </w:r>
-      <w:r>
-        <w:rPr>
-          <w:lang w:val="sw_KE" w:bidi="sw_KE"/>
-        </w:rPr>
-        <w:t xml:space="preserve">Yesu aliwafundisha watu kuhusu ufalme wa Mungu kwa kuwaambia hadithi au </w:t>
+        <w:t>Uzima wa milele</w:t>
+      </w:r>
+      <w:r>
+        <w:rPr>
+          <w:lang w:val="sw_KE" w:bidi="sw_KE"/>
+        </w:rPr>
+        <w:t xml:space="preserve"> unamaanisha maisha na Mungu ambayo hayatakuisha kamwe. Uzima wa milele ni zawadi ambayo Mungu anawapa watoto wake ikiwa </w:t>
       </w:r>
       <w:r>
         <w:rPr>
           <w:b/>
           <w:lang w:val="sw_KE" w:bidi="sw_KE"/>
         </w:rPr>
-        <w:t>mifano</w:t>
-      </w:r>
-      <w:r>
-        <w:rPr>
-          <w:lang w:val="sw_KE" w:bidi="sw_KE"/>
-        </w:rPr>
-        <w:t>. Mara nyingi alisimulia hadithi ambazo zilianza na "ufalme wa Mungu ni kama..." Kila moja ya hadithi hizi aliwaambia watu zaidi kidogo kuhusu jinsi mambo yanafanya kazi katika ufalme wa Mungu. Mara nyingi hii iliwaonyesha watu kwamba katika ufalme wa Mungu, mambo yanaweza kuwa kinyume kabisa na kile walichotarajia! Mambo ambayo ni muhimu kwa watu duniani, kama vile kuwa matajiri, kuwa na nafasi ya juu katika jamii, au kuwa na nguvu, hayakuwa muhimu kabisa katika ufalme wa Mungu. Badala yake, watu hao ambao walikuwa maskini zaidi au wenye nguvu kidogo duniani, wangekuwa watu muhimu zaidi katika ufalme wa Mungu.</w:t>
-      </w:r>
-    </w:p>
-    <w:p>
-      <w:pPr/>
-      <w:r>
-        <w:rPr>
-          <w:lang w:val="sw_KE" w:bidi="sw_KE"/>
-        </w:rPr>
-      </w:r>
-      <w:r>
-        <w:rPr>
-          <w:lang w:val="sw_KE" w:bidi="sw_KE"/>
-        </w:rPr>
-        <w:t xml:space="preserve">Mifano mingi ya Yesu ilielezea ufalme wa Mungu kama karamu au chakula. Watu wanapokula pamoja, wana uhusiano mzuri na kila mmoja, na Yesu alitaka kuonyesha kwamba ufalme wa Mungu ni kuhusu kuwa na uhusiano </w:t>
+        <w:t>wanamwamini</w:t>
+      </w:r>
+      <w:r>
+        <w:rPr>
+          <w:lang w:val="sw_KE" w:bidi="sw_KE"/>
+        </w:rPr>
+        <w:t>. Si kitu ambacho watu wanaweza kupata ikiwa wanafanya kazi kwa bidii au wanafanya mila ya kutosha. Wakati mtu anaweka imani yake kwa Yesu, Mungu anawapa zawadi hii.</w:t>
+      </w:r>
+    </w:p>
+    <w:p>
+      <w:pPr/>
+      <w:r>
+        <w:rPr>
+          <w:lang w:val="sw_KE" w:bidi="sw_KE"/>
+        </w:rPr>
+      </w:r>
+      <w:r>
+        <w:rPr>
+          <w:lang w:val="sw_KE" w:bidi="sw_KE"/>
+        </w:rPr>
+        <w:t xml:space="preserve">Uzima wa milele ni maisha bora sana na matajiri zaidi kuliko maisha ya kawaida. Bila zawadi hii ya uzima wa milele, tunaweza kuishi na kupumua, lakini hii ni maisha ya kimwili tu, na yatakoma mara tu Lakini uzima wa milele ambao Mungu anatupa hautakwisha kamwe! Inaanza sasa, kutubadili na kuifanya iwezekane kwa sisi kuishi katika uhusiano wa </w:t>
       </w:r>
       <w:r>
         <w:rPr>
           <w:b/>
           <w:lang w:val="sw_KE" w:bidi="sw_KE"/>
         </w:rPr>
-        <w:t>mzuri</w:t>
-      </w:r>
-      <w:r>
-        <w:rPr>
-          <w:lang w:val="sw_KE" w:bidi="sw_KE"/>
-        </w:rPr>
-        <w:t xml:space="preserve"> na Mungu. Ikiwa tuna uhusiano mzuri na Mungu kwa kumruhusu Yesu kuwa mfalme katika maisha yetu sasa, pia tutaishi na Mungu milele katika ufalme wake mkamilifu ambao utakuja siku moja.</w:t>
-      </w:r>
-    </w:p>
-    <w:p>
-      <w:pPr/>
-      <w:r>
-        <w:rPr>
-          <w:lang w:val="sw_KE" w:bidi="sw_KE"/>
-        </w:rPr>
-      </w:r>
-      <w:r>
-        <w:rPr>
-          <w:lang w:val="sw_KE" w:bidi="sw_KE"/>
-        </w:rPr>
-        <w:t xml:space="preserve">Vifungu vingine katika Agano Jipya vinazungumza kuhusu Mungu kuwa mfalme, na vifungu vingine vinazungumza kuhusu Yesu kuwa mfalme. Kwa sababu Yesu ni Mungu pia, zote mbili ni kweli wakati mmoja. Mtume Paulo </w:t>
-      </w:r>
-      <w:hyperlink r:id="rId27">
-        <w:r>
-          <w:rPr>
-            <w:lang w:val="sw_KE" w:bidi="sw_KE"/>
-          </w:rPr>
-          <w:rPr>
-            <w:color w:val="0000EE"/>
-            <w:u w:val="single"/>
-          </w:rPr>
-          <w:t>katika</w:t>
-        </w:r>
-      </w:hyperlink>
-      <w:r>
-        <w:rPr>
-          <w:lang w:val="sw_KE" w:bidi="sw_KE"/>
-        </w:rPr>
-        <w:t xml:space="preserve"> barua yake kwa watu katika Korintho anasema kwamba Yesu ni mfalme, na kwamba Yesu amewashindwa maadui wote kabisa, Yesu atatoa ufalme kwa Mungu.</w:t>
-      </w:r>
-    </w:p>
-    <w:p>
-      <w:pPr/>
-      <w:r>
-        <w:rPr>
-          <w:lang w:val="sw_KE" w:bidi="sw_KE"/>
-        </w:rPr>
-      </w:r>
-      <w:r>
-        <w:rPr>
-          <w:lang w:val="sw_KE" w:bidi="sw_KE"/>
-        </w:rPr>
-        <w:t>Kwa hivyo, katika muhtasari, ufalme wa Mungu haurejeli mahali pa kimwili, kama nchi mahali fulani katika dunia hii. Ufalme wa Mungu hasa unarejelea sheria ya Mungu. Ufalme wa Mungu ni kila mahali ambapo Mungu anatawala, na ambapo watu wanamtii na kuishi katika uhusiano sahihi na yeye. Wakati huo huo, ufalme wa Mungu bado haujaja kabisa. Si kila mtu amejisalimisha kwa mapenzi ya Mungu. Siku moja, Yesu atarejea na kutawala juu ya ulimwengu wote na uumbaji katika ufalme mkamilifu wa Mungu. Katika ufalme mkamilifu wa Mungu hakutakuwa na mateso zaidi au maovu, na watu wote na uumbaji wote watamtii.</w:t>
+        <w:t>karibu</w:t>
+      </w:r>
+      <w:r>
+        <w:rPr>
+          <w:lang w:val="sw_KE" w:bidi="sw_KE"/>
+        </w:rPr>
+        <w:t xml:space="preserve"> na Mungu. Wakati Yesu atarudi na kuanzisha ufalme wake </w:t>
+      </w:r>
+      <w:r>
+        <w:rPr>
+          <w:b/>
+          <w:lang w:val="sw_KE" w:bidi="sw_KE"/>
+        </w:rPr>
+        <w:t>milele</w:t>
+      </w:r>
+      <w:r>
+        <w:rPr>
+          <w:lang w:val="sw_KE" w:bidi="sw_KE"/>
+        </w:rPr>
+        <w:t>, pia tutaishi naye milele. Hiyo ndiyo zawadi kutoka kwa Mungu: maisha katika siku zijazo, na maisha halisi tayari sasa!</w:t>
       </w:r>
       <w:r>
         <w:rPr>
@@ -1386,1577 +2694,26 @@
         <w:rPr>
           <w:lang w:val="sw_KE" w:bidi="sw_KE"/>
         </w:rPr>
-        <w:t>ufufuo</w:t>
-      </w:r>
-      <w:r>
-        <w:rPr>
-          <w:lang w:val="sw_KE" w:bidi="sw_KE"/>
-        </w:rPr>
-      </w:r>
-    </w:p>
-    <w:p>
-      <w:pPr/>
-      <w:r>
-        <w:rPr>
-          <w:lang w:val="sw_KE" w:bidi="sw_KE"/>
-        </w:rPr>
-      </w:r>
-      <w:r>
-        <w:rPr>
-          <w:lang w:val="sw_KE" w:bidi="sw_KE"/>
-        </w:rPr>
-        <w:t xml:space="preserve">Baada ya Yesu kufa, alikuwa hai tena baada ya siku tatu. Tunasema kwamba </w:t>
+        <w:t>uzinzi</w:t>
+      </w:r>
+      <w:r>
+        <w:rPr>
+          <w:lang w:val="sw_KE" w:bidi="sw_KE"/>
+        </w:rPr>
+      </w:r>
+    </w:p>
+    <w:p>
+      <w:pPr/>
+      <w:r>
+        <w:rPr>
+          <w:lang w:val="sw_KE" w:bidi="sw_KE"/>
+        </w:rPr>
       </w:r>
       <w:r>
         <w:rPr>
           <w:b/>
           <w:lang w:val="sw_KE" w:bidi="sw_KE"/>
         </w:rPr>
-        <w:t>alifufuka</w:t>
-      </w:r>
-      <w:r>
-        <w:rPr>
-          <w:lang w:val="sw_KE" w:bidi="sw_KE"/>
-        </w:rPr>
-        <w:t xml:space="preserve">. Tukio ambalo Yesu akawa hai tena linaitwa </w:t>
-      </w:r>
-      <w:r>
-        <w:rPr>
-          <w:b/>
-          <w:lang w:val="sw_KE" w:bidi="sw_KE"/>
-        </w:rPr>
-        <w:t>ufufuo</w:t>
-      </w:r>
-      <w:r>
-        <w:rPr>
-          <w:lang w:val="sw_KE" w:bidi="sw_KE"/>
-        </w:rPr>
-        <w:t>. Yesu akawa hai tena kama mtu! Hakuwa</w:t>
-      </w:r>
-      <w:hyperlink r:id="rId28">
-        <w:r>
-          <w:rPr>
-            <w:lang w:val="sw_KE" w:bidi="sw_KE"/>
-          </w:rPr>
-          <w:rPr>
-            <w:color w:val="0000EE"/>
-            <w:u w:val="single"/>
-          </w:rPr>
-          <w:t xml:space="preserve"> roho</w:t>
-        </w:r>
-      </w:hyperlink>
-      <w:r>
-        <w:rPr>
-          <w:lang w:val="sw_KE" w:bidi="sw_KE"/>
-        </w:rPr>
-        <w:t xml:space="preserve"> tu, kwa sababu watu. wangeweza kumgusa yesu. Yesu pia alikula </w:t>
-      </w:r>
-      <w:r>
-        <w:rPr>
-          <w:b/>
-          <w:lang w:val="sw_KE" w:bidi="sw_KE"/>
-        </w:rPr>
-        <w:t>pamoja</w:t>
-      </w:r>
-      <w:r>
-        <w:rPr>
-          <w:lang w:val="sw_KE" w:bidi="sw_KE"/>
-        </w:rPr>
-        <w:t xml:space="preserve"> na wanafunzi wake.</w:t>
-      </w:r>
-    </w:p>
-    <w:p>
-      <w:pPr/>
-      <w:r>
-        <w:rPr>
-          <w:lang w:val="sw_KE" w:bidi="sw_KE"/>
-        </w:rPr>
-      </w:r>
-      <w:r>
-        <w:rPr>
-          <w:lang w:val="sw_KE" w:bidi="sw_KE"/>
-        </w:rPr>
-        <w:t xml:space="preserve">Yesu anaporudi kutawala kama </w:t>
-      </w:r>
-      <w:hyperlink r:id="rId19">
-        <w:r>
-          <w:rPr>
-            <w:lang w:val="sw_KE" w:bidi="sw_KE"/>
-          </w:rPr>
-          <w:rPr>
-            <w:color w:val="0000EE"/>
-            <w:u w:val="single"/>
-          </w:rPr>
-          <w:t>mfalme</w:t>
-        </w:r>
-      </w:hyperlink>
-      <w:r>
-        <w:rPr>
-          <w:lang w:val="sw_KE" w:bidi="sw_KE"/>
-        </w:rPr>
-        <w:t xml:space="preserve"> milele, watu ambao Mungu amekubali watakuwa hai tena na kupokea mwili mpya--mwili ambao hautakufa tena! Tukio hili linaitwa ufufuo wa </w:t>
-      </w:r>
-      <w:r>
-        <w:rPr>
-          <w:b/>
-          <w:lang w:val="sw_KE" w:bidi="sw_KE"/>
-        </w:rPr>
-        <w:t>waumini</w:t>
-      </w:r>
-      <w:r>
-        <w:rPr>
-          <w:lang w:val="sw_KE" w:bidi="sw_KE"/>
-        </w:rPr>
-        <w:t>. Kwa sababu Yesu alikuwa hai tena, tunaweza kuwa na uhakika kwamba Mungu pia atatufanya kuwa hai tena.</w:t>
-      </w:r>
-      <w:r>
-        <w:rPr>
-          <w:lang w:val="sw_KE" w:bidi="sw_KE"/>
-        </w:rPr>
-      </w:r>
-      <w:r>
-        <w:rPr>
-          <w:lang w:val="sw_KE" w:bidi="sw_KE"/>
-        </w:rPr>
-      </w:r>
-    </w:p>
-    <w:p>
-      <w:pPr/>
-      <w:r>
-        <w:rPr>
-          <w:lang w:val="sw_KE" w:bidi="sw_KE"/>
-        </w:rPr>
-      </w:r>
-    </w:p>
-    <w:p>
-      <w:pPr>
-        <w:pStyle w:val="Heading2"/>
-      </w:pPr>
-      <w:r>
-        <w:rPr>
-          <w:lang w:val="sw_KE" w:bidi="sw_KE"/>
-        </w:rPr>
-        <w:t>Ukoma</w:t>
-      </w:r>
-      <w:r>
-        <w:rPr>
-          <w:lang w:val="sw_KE" w:bidi="sw_KE"/>
-        </w:rPr>
-      </w:r>
-    </w:p>
-    <w:p>
-      <w:pPr/>
-      <w:r>
-        <w:rPr>
-          <w:lang w:val="sw_KE" w:bidi="sw_KE"/>
-        </w:rPr>
-      </w:r>
-      <w:r>
-        <w:rPr>
-          <w:b/>
-          <w:lang w:val="sw_KE" w:bidi="sw_KE"/>
-        </w:rPr>
-        <w:t>Ukoma</w:t>
-      </w:r>
-      <w:r>
-        <w:rPr>
-          <w:lang w:val="sw_KE" w:bidi="sw_KE"/>
-        </w:rPr>
-        <w:t xml:space="preserve"> ni ugonjwa wa ngozi. Katika wakati wa leo, kuna ugonjwa unaoitwa ukoma ambapo watu wanapata majeraha kwenye ngozi yao ambayo imeambukizwa, na watu wanaweza kupoteza vidole, vidole, au hata sehemu kubwa za mwili. Mwenye </w:t>
-      </w:r>
-      <w:r>
-        <w:rPr>
-          <w:b/>
-          <w:lang w:val="sw_KE" w:bidi="sw_KE"/>
-        </w:rPr>
-        <w:t>ukoma</w:t>
-      </w:r>
-      <w:r>
-        <w:rPr>
-          <w:lang w:val="sw_KE" w:bidi="sw_KE"/>
-        </w:rPr>
-        <w:t xml:space="preserve"> ni mtu anayeteseka na ukoma.</w:t>
-      </w:r>
-    </w:p>
-    <w:p>
-      <w:pPr/>
-      <w:r>
-        <w:rPr>
-          <w:lang w:val="sw_KE" w:bidi="sw_KE"/>
-        </w:rPr>
-      </w:r>
-      <w:r>
-        <w:rPr>
-          <w:lang w:val="sw_KE" w:bidi="sw_KE"/>
-        </w:rPr>
-        <w:t xml:space="preserve">Hata ingawa tafsiri nyingi za Biblia zinatumia neno ukoma au mwenye ukoma, ugonjwa huu huenda haukuwa katika </w:t>
-      </w:r>
-      <w:hyperlink r:id="rId21">
-        <w:r>
-          <w:rPr>
-            <w:lang w:val="sw_KE" w:bidi="sw_KE"/>
-          </w:rPr>
-          <w:rPr>
-            <w:color w:val="0000EE"/>
-            <w:u w:val="single"/>
-          </w:rPr>
-          <w:t>Israeli</w:t>
-        </w:r>
-      </w:hyperlink>
-      <w:r>
-        <w:rPr>
-          <w:lang w:val="sw_KE" w:bidi="sw_KE"/>
-        </w:rPr>
-        <w:t xml:space="preserve"> wakati wa Biblia. Badala yake, neno ambalo linatumiwa katika Biblia huenda linamaanisha aina nyingine ya ugonjwa wa ngozi, au labda magonjwa kadhaa ya ngozi. Hatujui kwa nini.</w:t>
-      </w:r>
-    </w:p>
-    <w:p>
-      <w:pPr/>
-      <w:r>
-        <w:rPr>
-          <w:lang w:val="sw_KE" w:bidi="sw_KE"/>
-        </w:rPr>
-      </w:r>
-      <w:r>
-        <w:rPr>
-          <w:lang w:val="sw_KE" w:bidi="sw_KE"/>
-        </w:rPr>
-        <w:t>Chochote ugonjwa huu wa ngozi ulikuwa jambo baya sana kuwa na hili, kwa sababu mtu mwenye ugonjwa huu alikuwa "</w:t>
-      </w:r>
-      <w:r>
-        <w:rPr>
-          <w:b/>
-          <w:lang w:val="sw_KE" w:bidi="sw_KE"/>
-        </w:rPr>
-        <w:t>najisi</w:t>
-      </w:r>
-      <w:r>
-        <w:rPr>
-          <w:lang w:val="sw_KE" w:bidi="sw_KE"/>
-        </w:rPr>
-        <w:t xml:space="preserve">"-hii inamaanisha kwamba mtu huyu alichukuliwa kuwa hafai kumwabudu </w:t>
-      </w:r>
-      <w:hyperlink r:id="rId29">
-        <w:r>
-          <w:rPr>
-            <w:lang w:val="sw_KE" w:bidi="sw_KE"/>
-          </w:rPr>
-          <w:rPr>
-            <w:color w:val="0000EE"/>
-            <w:u w:val="single"/>
-          </w:rPr>
-          <w:t>Mungu</w:t>
-        </w:r>
-      </w:hyperlink>
-      <w:r>
-        <w:rPr>
-          <w:lang w:val="sw_KE" w:bidi="sw_KE"/>
-        </w:rPr>
-        <w:t>. Mtu najisi hangeweza kushiriki katika shughuli ndani ya jamii. Walipaswa kuishi nje ya jamii, mbali na watu wengine. Walivaa aina ya nguo ambazo watu katika wakati huo walivaa wakati walikuwa wakiomboleza kwa sababu ya kifo cha mtu. Ikiwa watu wengine wangekuja karibu, walipaswa kupiga kelele: "Jihadharini, sisi ni najisi!" ili hakuna mtu angekuja karibu.</w:t>
-      </w:r>
-    </w:p>
-    <w:p>
-      <w:pPr/>
-      <w:r>
-        <w:rPr>
-          <w:lang w:val="sw_KE" w:bidi="sw_KE"/>
-        </w:rPr>
-      </w:r>
-      <w:r>
-        <w:rPr>
-          <w:lang w:val="sw_KE" w:bidi="sw_KE"/>
-        </w:rPr>
-        <w:t xml:space="preserve">Ugonjwa wenyewe huenda haukuwa wa kuambukiza, lakini ugonjwa ulikuwa ukumbusho kwa watu jinsi dhambi </w:t>
-      </w:r>
-      <w:hyperlink r:id="rId24">
-        <w:r>
-          <w:rPr>
-            <w:lang w:val="sw_KE" w:bidi="sw_KE"/>
-          </w:rPr>
-          <w:rPr>
-            <w:color w:val="0000EE"/>
-            <w:u w:val="single"/>
-          </w:rPr>
-          <w:t>inavyoenea</w:t>
-        </w:r>
-      </w:hyperlink>
-      <w:r>
-        <w:rPr>
-          <w:lang w:val="sw_KE" w:bidi="sw_KE"/>
-        </w:rPr>
-        <w:t>. Ugonjwa huu ulianza na doa ndogo, ambayo kisha ingeweza kukua na kufunika mwili wote. Vivyo hivyo, dhambi inaweza kuanza ndogo sana, lakini inaweza kuenea haraka. Kwa sababu hii, mtu mwenye ugonjwa huu hakuwa anafaa kumwabudu Mungu, kuwakumbusha watu kwamba dhambi inatufanya tusiwe sahihi kumtumikia Mungu.</w:t>
-      </w:r>
-    </w:p>
-    <w:p>
-      <w:pPr/>
-      <w:r>
-        <w:rPr>
-          <w:lang w:val="sw_KE" w:bidi="sw_KE"/>
-        </w:rPr>
-      </w:r>
-      <w:r>
-        <w:rPr>
-          <w:lang w:val="sw_KE" w:bidi="sw_KE"/>
-        </w:rPr>
-        <w:t>Ugonjwa unaoitwa ukoma katika Biblia ulikuwa ugonjwa wa kutisha kuwa nao na wakati mwingine Mungu aliwapa watu ugonjwa huu kama adhabu.</w:t>
-      </w:r>
-    </w:p>
-    <w:p>
-      <w:pPr/>
-      <w:r>
-        <w:rPr>
-          <w:lang w:val="sw_KE" w:bidi="sw_KE"/>
-        </w:rPr>
-      </w:r>
-      <w:r>
-        <w:rPr>
-          <w:lang w:val="sw_KE" w:bidi="sw_KE"/>
-        </w:rPr>
-        <w:t xml:space="preserve">Wakati wowote mtu aliona doa ya ajabu kwenye mwili wao, walipaswa kwenda kwa </w:t>
-      </w:r>
-      <w:hyperlink r:id="rId30">
-        <w:r>
-          <w:rPr>
-            <w:lang w:val="sw_KE" w:bidi="sw_KE"/>
-          </w:rPr>
-          <w:rPr>
-            <w:color w:val="0000EE"/>
-            <w:u w:val="single"/>
-          </w:rPr>
-          <w:t>kuhani</w:t>
-        </w:r>
-      </w:hyperlink>
-      <w:r>
-        <w:rPr>
-          <w:lang w:val="sw_KE" w:bidi="sw_KE"/>
-        </w:rPr>
-        <w:t xml:space="preserve">. Makuhani walikuwa watu ambao walifanya kazi katika </w:t>
-      </w:r>
-      <w:hyperlink r:id="rId13">
-        <w:r>
-          <w:rPr>
-            <w:lang w:val="sw_KE" w:bidi="sw_KE"/>
-          </w:rPr>
-          <w:rPr>
-            <w:color w:val="0000EE"/>
-            <w:u w:val="single"/>
-          </w:rPr>
-          <w:t>hekalu</w:t>
-        </w:r>
-      </w:hyperlink>
-      <w:r>
-        <w:rPr>
-          <w:lang w:val="sw_KE" w:bidi="sw_KE"/>
-        </w:rPr>
-        <w:t xml:space="preserve"> la Mungu. Makuhani walikuwa na jukumu la kuhakikisha watu walikuwa safi kiibada: Makuhani walifanya mila ambazo ziliwafanya watu wastahili kumwabudu Mungu. Na kwa hivyo, makuhani walipaswa kuamua ikiwa mtu mwenye doa kwenye mwili wao alikuwa safi au la. Mungu alikuwa ametoa maagizo katika </w:t>
-      </w:r>
-      <w:hyperlink r:id="rId31">
-        <w:r>
-          <w:rPr>
-            <w:lang w:val="sw_KE" w:bidi="sw_KE"/>
-          </w:rPr>
-          <w:rPr>
-            <w:color w:val="0000EE"/>
-            <w:u w:val="single"/>
-          </w:rPr>
-          <w:t>sheria</w:t>
-        </w:r>
-      </w:hyperlink>
-      <w:r>
-        <w:rPr>
-          <w:lang w:val="sw_KE" w:bidi="sw_KE"/>
-        </w:rPr>
-        <w:t xml:space="preserve"> yake ili makuhani wangejua wakati doa kwa kweli ilikuwa ugonjwa huu unaoogopa, au ikiwa ilikuwa upele tu usio na hatia. Ikiwa kuhani hakuwa na uhakika, basi mtu mwenye doa alipaswa kukaa peke yake nje ya jamii kwa wiki moja. Ikiwa doa ilikuwa imeongezeka, basi kuhani alitangaza kwamba ilikuwa ugonjwa wa ngozi. Ikiwa doa ilikuwa imeboreshwa, basi mtu huyo alipaswa kuogelea, kuosha nguo zake na kisha angeweza kurudi katika jamii. Alikuwa safi .</w:t>
-      </w:r>
-      <w:r>
-        <w:rPr>
-          <w:lang w:val="sw_KE" w:bidi="sw_KE"/>
-        </w:rPr>
-      </w:r>
-      <w:r>
-        <w:rPr>
-          <w:lang w:val="sw_KE" w:bidi="sw_KE"/>
-        </w:rPr>
-      </w:r>
-    </w:p>
-    <w:p>
-      <w:pPr/>
-      <w:r>
-        <w:rPr>
-          <w:lang w:val="sw_KE" w:bidi="sw_KE"/>
-        </w:rPr>
-      </w:r>
-    </w:p>
-    <w:p>
-      <w:pPr>
-        <w:pStyle w:val="Heading2"/>
-      </w:pPr>
-      <w:r>
-        <w:rPr>
-          <w:lang w:val="sw_KE" w:bidi="sw_KE"/>
-        </w:rPr>
-        <w:t>unabii</w:t>
-      </w:r>
-      <w:r>
-        <w:rPr>
-          <w:lang w:val="sw_KE" w:bidi="sw_KE"/>
-        </w:rPr>
-      </w:r>
-    </w:p>
-    <w:p>
-      <w:pPr/>
-      <w:r>
-        <w:rPr>
-          <w:lang w:val="sw_KE" w:bidi="sw_KE"/>
-        </w:rPr>
-      </w:r>
-      <w:hyperlink r:id="rId32">
-        <w:r>
-          <w:rPr>
-            <w:lang w:val="sw_KE" w:bidi="sw_KE"/>
-          </w:rPr>
-          <w:rPr>
-            <w:color w:val="0000EE"/>
-            <w:u w:val="single"/>
-          </w:rPr>
-          <w:t>Nabii</w:t>
-        </w:r>
-      </w:hyperlink>
-      <w:r>
-        <w:rPr>
-          <w:lang w:val="sw_KE" w:bidi="sw_KE"/>
-        </w:rPr>
-        <w:t xml:space="preserve"> ni mtu anayewapa watu ujumbe kutoka kwa Mungu. Ujumbe ambao nabii hutoa unaitwa </w:t>
-      </w:r>
-      <w:r>
-        <w:rPr>
-          <w:b/>
-          <w:lang w:val="sw_KE" w:bidi="sw_KE"/>
-        </w:rPr>
-        <w:t>unabii</w:t>
-      </w:r>
-      <w:r>
-        <w:rPr>
-          <w:lang w:val="sw_KE" w:bidi="sw_KE"/>
-        </w:rPr>
-        <w:t>.</w:t>
-      </w:r>
-    </w:p>
-    <w:p>
-      <w:pPr/>
-      <w:r>
-        <w:rPr>
-          <w:lang w:val="sw_KE" w:bidi="sw_KE"/>
-        </w:rPr>
-      </w:r>
-      <w:r>
-        <w:rPr>
-          <w:lang w:val="sw_KE" w:bidi="sw_KE"/>
-        </w:rPr>
-        <w:t>Unabii unaweza kuwa maagizo kutoka kwa Mungu kuhusu kitu kinachohitaji kufanywa. Inaweza kuwa ujumbe unaosema kuhusu kitu ambacho kitatokea katika siku zijazo. Lakini mara nyingi jumbe hizi zilikuwa maonyo kwa watu kuacha kutomtii Mungu.</w:t>
-      </w:r>
-    </w:p>
-    <w:p>
-      <w:pPr/>
-      <w:r>
-        <w:rPr>
-          <w:lang w:val="sw_KE" w:bidi="sw_KE"/>
-        </w:rPr>
-      </w:r>
-      <w:r>
-        <w:rPr>
-          <w:lang w:val="sw_KE" w:bidi="sw_KE"/>
-        </w:rPr>
-        <w:t xml:space="preserve">Unabii pia uliwapa watu tumaini na faraja. Ujumbe mmoja muhimu ambao manabii waliwapa watu ilikuwa kwamba Mungu angemtuma </w:t>
-      </w:r>
-      <w:hyperlink r:id="rId19">
-        <w:r>
-          <w:rPr>
-            <w:lang w:val="sw_KE" w:bidi="sw_KE"/>
-          </w:rPr>
-          <w:rPr>
-            <w:color w:val="0000EE"/>
-            <w:u w:val="single"/>
-          </w:rPr>
-          <w:t>mfalme</w:t>
-        </w:r>
-      </w:hyperlink>
-      <w:r>
-        <w:rPr>
-          <w:lang w:val="sw_KE" w:bidi="sw_KE"/>
-        </w:rPr>
-        <w:t xml:space="preserve"> maalum na </w:t>
-      </w:r>
-      <w:hyperlink r:id="rId33">
-        <w:r>
-          <w:rPr>
-            <w:lang w:val="sw_KE" w:bidi="sw_KE"/>
-          </w:rPr>
-          <w:rPr>
-            <w:color w:val="0000EE"/>
-            <w:u w:val="single"/>
-          </w:rPr>
-          <w:t>Mwokozi</w:t>
-        </w:r>
-      </w:hyperlink>
-      <w:r>
-        <w:rPr>
-          <w:lang w:val="sw_KE" w:bidi="sw_KE"/>
-        </w:rPr>
-        <w:t xml:space="preserve"> kuwasaidia Mfalme huyu maalum na Mwokozi anaitwa </w:t>
-      </w:r>
-      <w:hyperlink r:id="rId34">
-        <w:r>
-          <w:rPr>
-            <w:lang w:val="sw_KE" w:bidi="sw_KE"/>
-          </w:rPr>
-          <w:rPr>
-            <w:color w:val="0000EE"/>
-            <w:u w:val="single"/>
-          </w:rPr>
-          <w:t>Masihi</w:t>
-        </w:r>
-      </w:hyperlink>
-      <w:r>
-        <w:rPr>
-          <w:lang w:val="sw_KE" w:bidi="sw_KE"/>
-        </w:rPr>
-        <w:t xml:space="preserve">. Mambo ambayo manabii walisema kuhusu Masihi, mamia ya miaka kabla ya Yesu kuzaliwa, yote yalikuwa kweli katika Yesu. Kwa mfano, kulikuwa na unabii kwamba Masihi angezaliwa katika </w:t>
-      </w:r>
-      <w:hyperlink r:id="rId35">
-        <w:r>
-          <w:rPr>
-            <w:lang w:val="sw_KE" w:bidi="sw_KE"/>
-          </w:rPr>
-          <w:rPr>
-            <w:color w:val="0000EE"/>
-            <w:u w:val="single"/>
-          </w:rPr>
-          <w:t>Bethlehemu</w:t>
-        </w:r>
-      </w:hyperlink>
-      <w:r>
-        <w:rPr>
-          <w:lang w:val="sw_KE" w:bidi="sw_KE"/>
-        </w:rPr>
-        <w:t xml:space="preserve"> na Yesu alizaliwa katika Bethlehemu Kulikuwa pia na unabii kwamba "mtumishi wa Mungu" angeteseka sana, na kukataliwa na watu. Yesu aliteseka na kukataliwa na watu. Kuna mifano mingi zaidi. Kwa hivyo, tunasema kwamba Yesu alitimiza unabii wa Agano la Kale.</w:t>
-      </w:r>
-    </w:p>
-    <w:p>
-      <w:pPr/>
-      <w:r>
-        <w:rPr>
-          <w:lang w:val="sw_KE" w:bidi="sw_KE"/>
-        </w:rPr>
-      </w:r>
-      <w:r>
-        <w:rPr>
-          <w:lang w:val="sw_KE" w:bidi="sw_KE"/>
-        </w:rPr>
-        <w:t xml:space="preserve">Katika Agano Jipya, Paulo anatufundisha kwamba </w:t>
-      </w:r>
-      <w:hyperlink r:id="rId16">
-        <w:r>
-          <w:rPr>
-            <w:lang w:val="sw_KE" w:bidi="sw_KE"/>
-          </w:rPr>
-          <w:rPr>
-            <w:color w:val="0000EE"/>
-            <w:u w:val="single"/>
-          </w:rPr>
-          <w:t>Roho Mtakatifu</w:t>
-        </w:r>
-      </w:hyperlink>
-      <w:r>
-        <w:rPr>
-          <w:lang w:val="sw_KE" w:bidi="sw_KE"/>
-        </w:rPr>
-        <w:t xml:space="preserve"> anawapa watu wengine uwezo wa kuzungumza na unabii. Kwa njia ya Roho Mtakatifu, Mungu anaweza kuwapa </w:t>
-      </w:r>
-      <w:r>
-        <w:rPr>
-          <w:b/>
-          <w:lang w:val="sw_KE" w:bidi="sw_KE"/>
-        </w:rPr>
-        <w:t>waumini</w:t>
-      </w:r>
-      <w:r>
-        <w:rPr>
-          <w:lang w:val="sw_KE" w:bidi="sw_KE"/>
-        </w:rPr>
-        <w:t xml:space="preserve"> hawa maarifa maalum au ufahamu ambao ni kwa </w:t>
-      </w:r>
-      <w:hyperlink r:id="rId36">
-        <w:r>
-          <w:rPr>
-            <w:lang w:val="sw_KE" w:bidi="sw_KE"/>
-          </w:rPr>
-          <w:rPr>
-            <w:color w:val="0000EE"/>
-            <w:u w:val="single"/>
-          </w:rPr>
-          <w:t>manufaa</w:t>
-        </w:r>
-      </w:hyperlink>
-      <w:r>
-        <w:rPr>
-          <w:lang w:val="sw_KE" w:bidi="sw_KE"/>
-        </w:rPr>
-        <w:t xml:space="preserve"> ya kanisa. Paulo anaiita hii zawadi ya unabii. Si kila muumini anaweza kuwa na zawadi hii, kwa sababu Roho Mtakatifu anawapa watu tofauti.</w:t>
-      </w:r>
-    </w:p>
-    <w:p>
-      <w:pPr/>
-      <w:r>
-        <w:rPr>
-          <w:lang w:val="sw_KE" w:bidi="sw_KE"/>
-        </w:rPr>
-      </w:r>
-      <w:r>
-        <w:rPr>
-          <w:lang w:val="sw_KE" w:bidi="sw_KE"/>
-        </w:rPr>
-        <w:t>Kama vile katika wakati wa Agano la Kale, watu wanaweza kudanganya wengine na kutoa unabii wa uongo. Kwa hivyo, waumini wengine wanapaswa kusikiliza kwa makini unabii na kuangalia ikiwa hii inaweza kuwa ujumbe kutoka kwa Mungu.</w:t>
-      </w:r>
-      <w:r>
-        <w:rPr>
-          <w:lang w:val="sw_KE" w:bidi="sw_KE"/>
-        </w:rPr>
-      </w:r>
-      <w:r>
-        <w:rPr>
-          <w:lang w:val="sw_KE" w:bidi="sw_KE"/>
-        </w:rPr>
-      </w:r>
-    </w:p>
-    <w:p>
-      <w:pPr/>
-      <w:r>
-        <w:rPr>
-          <w:lang w:val="sw_KE" w:bidi="sw_KE"/>
-        </w:rPr>
-      </w:r>
-    </w:p>
-    <w:p>
-      <w:pPr>
-        <w:pStyle w:val="Heading2"/>
-      </w:pPr>
-      <w:r>
-        <w:rPr>
-          <w:lang w:val="sw_KE" w:bidi="sw_KE"/>
-        </w:rPr>
-        <w:t>unafiki</w:t>
-      </w:r>
-      <w:r>
-        <w:rPr>
-          <w:lang w:val="sw_KE" w:bidi="sw_KE"/>
-        </w:rPr>
-      </w:r>
-    </w:p>
-    <w:p>
-      <w:pPr/>
-      <w:r>
-        <w:rPr>
-          <w:lang w:val="sw_KE" w:bidi="sw_KE"/>
-        </w:rPr>
-      </w:r>
-      <w:r>
-        <w:rPr>
-          <w:b/>
-          <w:lang w:val="sw_KE" w:bidi="sw_KE"/>
-        </w:rPr>
-        <w:t>Unafiki</w:t>
-      </w:r>
-      <w:r>
-        <w:rPr>
-          <w:lang w:val="sw_KE" w:bidi="sw_KE"/>
-        </w:rPr>
-        <w:t xml:space="preserve"> ina maana kwamba mtu anajifanya kuwa mwema, lakini si mzuri sana. Mtu ambaye anawaambia watu kwamba ni muhimu kufanya mambo fulani, lakini ambaye hafanyi mwenyewe, ni mnafiki. Mtu ambaye anawafundisha watu wengine kuhusu </w:t>
-      </w:r>
-      <w:hyperlink r:id="rId31">
-        <w:r>
-          <w:rPr>
-            <w:lang w:val="sw_KE" w:bidi="sw_KE"/>
-          </w:rPr>
-          <w:rPr>
-            <w:color w:val="0000EE"/>
-            <w:u w:val="single"/>
-          </w:rPr>
-          <w:t>sheria</w:t>
-        </w:r>
-      </w:hyperlink>
-      <w:r>
-        <w:rPr>
-          <w:lang w:val="sw_KE" w:bidi="sw_KE"/>
-        </w:rPr>
-        <w:t xml:space="preserve"> ya Mungu, lakini ambaye anavunja sheria ya Mungu mwenyewe, ni mnafiki. Mtu ambaye anafikiria mawazo mabaya lakini ambaye anafanya mambo mema tu kwa sababu anataka watu wengine wamsifu, ni mnafiki. Mnafiki si mkweli. Anataka tu kuonekana mzuri machoni pa watu, lakini hajali sana kumtii Mungu.</w:t>
-      </w:r>
-      <w:r>
-        <w:rPr>
-          <w:lang w:val="sw_KE" w:bidi="sw_KE"/>
-        </w:rPr>
-      </w:r>
-      <w:r>
-        <w:rPr>
-          <w:lang w:val="sw_KE" w:bidi="sw_KE"/>
-        </w:rPr>
-      </w:r>
-    </w:p>
-    <w:p>
-      <w:pPr/>
-      <w:r>
-        <w:rPr>
-          <w:lang w:val="sw_KE" w:bidi="sw_KE"/>
-        </w:rPr>
-      </w:r>
-    </w:p>
-    <w:p>
-      <w:pPr>
-        <w:pStyle w:val="Heading2"/>
-      </w:pPr>
-      <w:r>
-        <w:rPr>
-          <w:lang w:val="sw_KE" w:bidi="sw_KE"/>
-        </w:rPr>
-        <w:t>uovu</w:t>
-      </w:r>
-      <w:r>
-        <w:rPr>
-          <w:lang w:val="sw_KE" w:bidi="sw_KE"/>
-        </w:rPr>
-      </w:r>
-    </w:p>
-    <w:p>
-      <w:pPr/>
-      <w:r>
-        <w:rPr>
-          <w:lang w:val="sw_KE" w:bidi="sw_KE"/>
-        </w:rPr>
-      </w:r>
-      <w:r>
-        <w:rPr>
-          <w:b/>
-          <w:lang w:val="sw_KE" w:bidi="sw_KE"/>
-        </w:rPr>
-        <w:t>Uovu</w:t>
-      </w:r>
-      <w:r>
-        <w:rPr>
-          <w:lang w:val="sw_KE" w:bidi="sw_KE"/>
-        </w:rPr>
-        <w:t xml:space="preserve"> ni kinyume cha wema.</w:t>
-      </w:r>
-    </w:p>
-    <w:p>
-      <w:pPr/>
-      <w:r>
-        <w:rPr>
-          <w:lang w:val="sw_KE" w:bidi="sw_KE"/>
-        </w:rPr>
-      </w:r>
-      <w:r>
-        <w:rPr>
-          <w:lang w:val="sw_KE" w:bidi="sw_KE"/>
-        </w:rPr>
-        <w:t>Mtu ambaye ni mwovu kwa hiari anafanya mambo mabaya ambayo huumiza watu wengine. Watu wanapoacha kumtii Mungu wanaanza kufanya matendo maovu.</w:t>
-      </w:r>
-    </w:p>
-    <w:p>
-      <w:pPr/>
-      <w:r>
-        <w:rPr>
-          <w:lang w:val="sw_KE" w:bidi="sw_KE"/>
-        </w:rPr>
-      </w:r>
-      <w:r>
-        <w:rPr>
-          <w:lang w:val="sw_KE" w:bidi="sw_KE"/>
-        </w:rPr>
-        <w:t>Kwa sababu wanadamu ni wakaidi sana kwa Mungu, Biblia inatufundisha kwamba mioyo yetu imekuwa miovu. Badala ya kutaka kufanya mambo mema, tunataka kufanya mambo mabaya. Matatizo mengi sana katika ulimwengu kama vita, umaskini, na ukosefu wa haki hutokea kwa sababu ya uovu ndani ya mioyo ya watu. Hata ugonjwa na kifo hatimaye ni matokeo ya uovu.</w:t>
-      </w:r>
-    </w:p>
-    <w:p>
-      <w:pPr/>
-      <w:r>
-        <w:rPr>
-          <w:lang w:val="sw_KE" w:bidi="sw_KE"/>
-        </w:rPr>
-      </w:r>
-      <w:r>
-        <w:rPr>
-          <w:lang w:val="sw_KE" w:bidi="sw_KE"/>
-        </w:rPr>
-        <w:t xml:space="preserve">Mungu anachukia uovu. Mungu tu ndiye anayeweza kuangamiza uovu, kwa sababu Mungu ni mwema wote. Mungu atakapoanzisha ufalme wake </w:t>
-      </w:r>
-      <w:hyperlink r:id="rId20">
-        <w:r>
-          <w:rPr>
-            <w:lang w:val="sw_KE" w:bidi="sw_KE"/>
-          </w:rPr>
-          <w:rPr>
-            <w:color w:val="0000EE"/>
-            <w:u w:val="single"/>
-          </w:rPr>
-          <w:t>milele</w:t>
-        </w:r>
-      </w:hyperlink>
-      <w:r>
-        <w:rPr>
-          <w:lang w:val="sw_KE" w:bidi="sw_KE"/>
-        </w:rPr>
-        <w:t>, ataangamiza uovu milele. Hakuna kitu ambacho ni uovu kitachoingia katika ufalme wa Mungu. Hadi wakati huo, Mungu bado anaruhusu maovu kutokea. Hata hivyo, Mungu ni mwenye nguvu zaidi kuliko maovu yote.</w:t>
-      </w:r>
-      <w:r>
-        <w:rPr>
-          <w:lang w:val="sw_KE" w:bidi="sw_KE"/>
-        </w:rPr>
-      </w:r>
-      <w:r>
-        <w:rPr>
-          <w:lang w:val="sw_KE" w:bidi="sw_KE"/>
-        </w:rPr>
-      </w:r>
-    </w:p>
-    <w:p>
-      <w:pPr/>
-      <w:r>
-        <w:rPr>
-          <w:lang w:val="sw_KE" w:bidi="sw_KE"/>
-        </w:rPr>
-      </w:r>
-    </w:p>
-    <w:p>
-      <w:pPr>
-        <w:pStyle w:val="Heading2"/>
-      </w:pPr>
-      <w:r>
-        <w:rPr>
-          <w:lang w:val="sw_KE" w:bidi="sw_KE"/>
-        </w:rPr>
-        <w:t>upinde</w:t>
-      </w:r>
-      <w:r>
-        <w:rPr>
-          <w:lang w:val="sw_KE" w:bidi="sw_KE"/>
-        </w:rPr>
-      </w:r>
-    </w:p>
-    <w:p>
-      <w:pPr/>
-      <w:r>
-        <w:rPr>
-          <w:lang w:val="sw_KE" w:bidi="sw_KE"/>
-        </w:rPr>
-      </w:r>
-      <w:r>
-        <w:rPr>
-          <w:lang w:val="sw_KE" w:bidi="sw_KE"/>
-        </w:rPr>
-        <w:t xml:space="preserve">Mtu </w:t>
-      </w:r>
-      <w:r>
-        <w:rPr>
-          <w:b/>
-          <w:lang w:val="sw_KE" w:bidi="sw_KE"/>
-        </w:rPr>
-        <w:t>anapoinama</w:t>
-      </w:r>
-      <w:r>
-        <w:rPr>
-          <w:lang w:val="sw_KE" w:bidi="sw_KE"/>
-        </w:rPr>
-        <w:t xml:space="preserve"> mbele ya mtu mwingine, anainua kichwa chake au juu yote ya mwili wao mbele. Wanafanya hili ili kuonyesha heshima na unyenyekevu. Mtu pia anaweza kuinama kwa kupiga magoti mbele ya mtu na kuweka kichwa chake chini.</w:t>
-      </w:r>
-    </w:p>
-    <w:p>
-      <w:pPr/>
-      <w:r>
-        <w:rPr>
-          <w:lang w:val="sw_KE" w:bidi="sw_KE"/>
-        </w:rPr>
-      </w:r>
-      <w:r>
-        <w:rPr>
-          <w:lang w:val="sw_KE" w:bidi="sw_KE"/>
-        </w:rPr>
-        <w:t>Wakati mwingine watu hata walijiinua gorofa mbele ya mtu. Hii inaitwa kuanguka miguuni mwa mtu.</w:t>
-      </w:r>
-      <w:r>
-        <w:rPr>
-          <w:lang w:val="sw_KE" w:bidi="sw_KE"/>
-        </w:rPr>
-      </w:r>
-      <w:r>
-        <w:rPr>
-          <w:lang w:val="sw_KE" w:bidi="sw_KE"/>
-        </w:rPr>
-      </w:r>
-    </w:p>
-    <w:p>
-      <w:pPr/>
-      <w:r>
-        <w:rPr>
-          <w:lang w:val="sw_KE" w:bidi="sw_KE"/>
-        </w:rPr>
-      </w:r>
-    </w:p>
-    <w:p>
-      <w:pPr>
-        <w:pStyle w:val="Heading2"/>
-      </w:pPr>
-      <w:r>
-        <w:rPr>
-          <w:lang w:val="sw_KE" w:bidi="sw_KE"/>
-        </w:rPr>
-        <w:t>usherati</w:t>
-      </w:r>
-      <w:r>
-        <w:rPr>
-          <w:lang w:val="sw_KE" w:bidi="sw_KE"/>
-        </w:rPr>
-      </w:r>
-    </w:p>
-    <w:p>
-      <w:pPr/>
-      <w:r>
-        <w:rPr>
-          <w:lang w:val="sw_KE" w:bidi="sw_KE"/>
-        </w:rPr>
-      </w:r>
-      <w:r>
-        <w:rPr>
-          <w:lang w:val="sw_KE" w:bidi="sw_KE"/>
-        </w:rPr>
-        <w:t xml:space="preserve">Wakati watu wanafanya dhambi ya ngono ya aina yoyote, tunasema kwamba ni </w:t>
-      </w:r>
-      <w:r>
-        <w:rPr>
-          <w:b/>
-          <w:lang w:val="sw_KE" w:bidi="sw_KE"/>
-        </w:rPr>
-        <w:t>usherati</w:t>
-      </w:r>
-      <w:r>
-        <w:rPr>
-          <w:lang w:val="sw_KE" w:bidi="sw_KE"/>
-        </w:rPr>
-        <w:t xml:space="preserve">. Wakati mume aliyeoa au mwanamke aliyeolewa ana mahusiano ya ngono nje ndoa yao, tunasema kwamba wanafanya usherati. Hata hivyo, wakati Biblia inasema kwamba mtu anafanya mambo ya uasherati, wanaweza kuwa wakifanya aina yoyote ya dhambi ya ngono. Kwa kawaida wakati mtu anafanya uasherati, anafanya aina fulani ya dhambi ya ngono wakati hawajaolewa. Wakati mwingine, waandishi wa Biblia hutumia maelezo "uasherati" kuzungumza kuhusu watu wanaomwabudu sanamu </w:t>
-      </w:r>
-      <w:r>
-        <w:rPr>
-          <w:b/>
-          <w:lang w:val="sw_KE" w:bidi="sw_KE"/>
-        </w:rPr>
-        <w:t>badala</w:t>
-      </w:r>
-      <w:r>
-        <w:rPr>
-          <w:lang w:val="sw_KE" w:bidi="sw_KE"/>
-        </w:rPr>
-        <w:t xml:space="preserve"> ya kumwabudu Mungu. Kama vile wanaume au wanawake hawakuwa waaminifu kwa kila mmoja wakati wanatenda dhambi na mtu wa ngono, mtu ambaye anaabudu mungu wa uongo au sanamu badala ya Mungu wa kweli si mwaminifu kwa Mungu. Tunaweza kuwaita watu hao washerati pia.</w:t>
-      </w:r>
-      <w:r>
-        <w:rPr>
-          <w:lang w:val="sw_KE" w:bidi="sw_KE"/>
-        </w:rPr>
-      </w:r>
-      <w:r>
-        <w:rPr>
-          <w:lang w:val="sw_KE" w:bidi="sw_KE"/>
-        </w:rPr>
-      </w:r>
-    </w:p>
-    <w:p>
-      <w:pPr/>
-      <w:r>
-        <w:rPr>
-          <w:lang w:val="sw_KE" w:bidi="sw_KE"/>
-        </w:rPr>
-      </w:r>
-    </w:p>
-    <w:p>
-      <w:pPr>
-        <w:pStyle w:val="Heading2"/>
-      </w:pPr>
-      <w:r>
-        <w:rPr>
-          <w:lang w:val="sw_KE" w:bidi="sw_KE"/>
-        </w:rPr>
-        <w:t>ushuhuda</w:t>
-      </w:r>
-      <w:r>
-        <w:rPr>
-          <w:lang w:val="sw_KE" w:bidi="sw_KE"/>
-        </w:rPr>
-      </w:r>
-    </w:p>
-    <w:p>
-      <w:pPr/>
-      <w:r>
-        <w:rPr>
-          <w:lang w:val="sw_KE" w:bidi="sw_KE"/>
-        </w:rPr>
-      </w:r>
-      <w:r>
-        <w:rPr>
-          <w:lang w:val="sw_KE" w:bidi="sw_KE"/>
-        </w:rPr>
-        <w:t xml:space="preserve">Mtu anapotoa </w:t>
-      </w:r>
-      <w:r>
-        <w:rPr>
-          <w:b/>
-          <w:lang w:val="sw_KE" w:bidi="sw_KE"/>
-        </w:rPr>
-        <w:t>ushuhuda</w:t>
-      </w:r>
-      <w:r>
-        <w:rPr>
-          <w:lang w:val="sw_KE" w:bidi="sw_KE"/>
-        </w:rPr>
-        <w:t>, inamaanisha kwamba anasimulia kitu ambacho anajua ni kweli kabisa.</w:t>
-      </w:r>
-    </w:p>
-    <w:p>
-      <w:pPr/>
-      <w:r>
-        <w:rPr>
-          <w:lang w:val="sw_KE" w:bidi="sw_KE"/>
-        </w:rPr>
-      </w:r>
-      <w:r>
-        <w:rPr>
-          <w:lang w:val="sw_KE" w:bidi="sw_KE"/>
-        </w:rPr>
-        <w:t>Mtu anayetoa ushuhuda ni mtu anayetoa ushuhuda. Kwa mfano, baada ya Yesu kufa na kufufuka tena, watu wengi walimwona Yesu. Wangeweza kushuhudia watu wengine kwamba Yesu alikuwa hai kwa kweli. Walijua ilikuwa kweli, kwa sababu walikuwa wamemwona Yesu kwa macho yao wenyewe. Watu walioamini kwamba kile ambacho wafuasi wa Yesu walisema ilikuwa kweli waliamini ushuhuda wa wafuasi hao.</w:t>
-      </w:r>
-    </w:p>
-    <w:p>
-      <w:pPr/>
-      <w:r>
-        <w:rPr>
-          <w:lang w:val="sw_KE" w:bidi="sw_KE"/>
-        </w:rPr>
-      </w:r>
-      <w:r>
-        <w:rPr>
-          <w:lang w:val="sw_KE" w:bidi="sw_KE"/>
-        </w:rPr>
-        <w:t>Kitu kinaweza kuwa ushuhuda pia. Kitu kinaweza kuwathibitishia watu kwamba kitu ni kweli, au kinaweza kuwakumbusha kwamba kitu ni kweli. Kwa mfano, katika Agano la Kale, watu waliziita mbao za mawe zilizokua na sheria ya Mungu "ushuhuda." Sheria hii ilithibitisha kwamba Mungu na watu wa Israeli walikuwa na agano, au uhusiano maalum. Watu wakati mwingine wanaiita sanduku la agano sanduku la ushuhuda kwa sababu sanduku linawaonyesha watu wa Israeli kile ambacho ni kweli kuhusu Mungu—kwamba daima yuko pamoja nao.</w:t>
-      </w:r>
-      <w:r>
-        <w:rPr>
-          <w:lang w:val="sw_KE" w:bidi="sw_KE"/>
-        </w:rPr>
-      </w:r>
-      <w:r>
-        <w:rPr>
-          <w:lang w:val="sw_KE" w:bidi="sw_KE"/>
-        </w:rPr>
-      </w:r>
-    </w:p>
-    <w:p>
-      <w:pPr/>
-      <w:r>
-        <w:rPr>
-          <w:lang w:val="sw_KE" w:bidi="sw_KE"/>
-        </w:rPr>
-      </w:r>
-    </w:p>
-    <w:p>
-      <w:pPr>
-        <w:pStyle w:val="Heading2"/>
-      </w:pPr>
-      <w:r>
-        <w:rPr>
-          <w:lang w:val="sw_KE" w:bidi="sw_KE"/>
-        </w:rPr>
-        <w:t>utabiri</w:t>
-      </w:r>
-      <w:r>
-        <w:rPr>
-          <w:lang w:val="sw_KE" w:bidi="sw_KE"/>
-        </w:rPr>
-      </w:r>
-    </w:p>
-    <w:p>
-      <w:pPr/>
-      <w:r>
-        <w:rPr>
-          <w:lang w:val="sw_KE" w:bidi="sw_KE"/>
-        </w:rPr>
-      </w:r>
-      <w:r>
-        <w:rPr>
-          <w:b/>
-          <w:lang w:val="sw_KE" w:bidi="sw_KE"/>
-        </w:rPr>
-        <w:t>Utabiri</w:t>
-      </w:r>
-      <w:r>
-        <w:rPr>
-          <w:lang w:val="sw_KE" w:bidi="sw_KE"/>
-        </w:rPr>
-        <w:t xml:space="preserve"> ni njia ya kuwasiliana na miroho au miungu. Mungu amewakataza watu wake kutumia utabiri.</w:t>
-      </w:r>
-    </w:p>
-    <w:p>
-      <w:pPr/>
-      <w:r>
-        <w:rPr>
-          <w:lang w:val="sw_KE" w:bidi="sw_KE"/>
-        </w:rPr>
-      </w:r>
-      <w:r>
-        <w:rPr>
-          <w:lang w:val="sw_KE" w:bidi="sw_KE"/>
-        </w:rPr>
-        <w:t>Watu kutoka kwa mataifa mengine walitumia utabiri ili kujua kile kingetokea katika siku zijazo, au maana ilikuwa nini ya ndoto au ya tukio lisilo la kawaida. Watu wakati mwingine walitumia utabiri ili kujua wakati bora ungekuwa upi kwa shughuli fulani; kwa mfano, kujua wakati wa kuanza shambulizi dhidi ya nchi nyingine.</w:t>
-      </w:r>
-    </w:p>
-    <w:p>
-      <w:pPr/>
-      <w:r>
-        <w:rPr>
-          <w:lang w:val="sw_KE" w:bidi="sw_KE"/>
-        </w:rPr>
-      </w:r>
-      <w:r>
-        <w:rPr>
-          <w:lang w:val="sw_KE" w:bidi="sw_KE"/>
-        </w:rPr>
-        <w:t>Kulikuwa na njia tofauti ambazo watu walifanya utabiri. Kwa mfano, watu wengine wangeua mnyama na kisha kuangalia jinsi viungo vya mnyama vilivyokaa. Ikiwa kiungo kilionekana kwa njia fulani, basi waliamini kwamba kitu fulani kingetokea. Ikiwa ilionekana tofauti, basi kitu kingine kingetokea. Au, watu waliangalia jinsi moshi ulivyosonga wakati walichoma kitu, na walifikiri kwamba miondoko tofauti zilikuwa na maana tofauti. Watu wengine waliangalia nyota na sayari katika anga na kuchukua maana kutoka kwa mipangilio yao.</w:t>
-      </w:r>
-    </w:p>
-    <w:p>
-      <w:pPr/>
-      <w:r>
-        <w:rPr>
-          <w:lang w:val="sw_KE" w:bidi="sw_KE"/>
-        </w:rPr>
-      </w:r>
-      <w:r>
-        <w:rPr>
-          <w:lang w:val="sw_KE" w:bidi="sw_KE"/>
-        </w:rPr>
-        <w:t>Mungu amewakataza watu wake kutumia utabiri. Watu wa Mungu hawaitaji kutumia mila kama hizo ili kujua kile ambacho Mungu anataka! Mungu anawaambia watu kile anachotaka kutoka kwao kupitia Maandiko yake na kwa njia ya wajumbe wanaosema ujumbe wa Mungu na watu wa Mungu wanahitaji kumwamini Mungu kwa siku zijazo.</w:t>
-      </w:r>
-      <w:r>
-        <w:rPr>
-          <w:lang w:val="sw_KE" w:bidi="sw_KE"/>
-        </w:rPr>
-      </w:r>
-      <w:r>
-        <w:rPr>
-          <w:lang w:val="sw_KE" w:bidi="sw_KE"/>
-        </w:rPr>
-      </w:r>
-    </w:p>
-    <w:p>
-      <w:pPr/>
-      <w:r>
-        <w:rPr>
-          <w:lang w:val="sw_KE" w:bidi="sw_KE"/>
-        </w:rPr>
-      </w:r>
-    </w:p>
-    <w:p>
-      <w:pPr>
-        <w:pStyle w:val="Heading2"/>
-      </w:pPr>
-      <w:r>
-        <w:rPr>
-          <w:lang w:val="sw_KE" w:bidi="sw_KE"/>
-        </w:rPr>
-        <w:t>utakaso</w:t>
-      </w:r>
-      <w:r>
-        <w:rPr>
-          <w:lang w:val="sw_KE" w:bidi="sw_KE"/>
-        </w:rPr>
-      </w:r>
-    </w:p>
-    <w:p>
-      <w:pPr/>
-      <w:r>
-        <w:rPr>
-          <w:lang w:val="sw_KE" w:bidi="sw_KE"/>
-        </w:rPr>
-      </w:r>
-      <w:r>
-        <w:rPr>
-          <w:lang w:val="sw_KE" w:bidi="sw_KE"/>
-        </w:rPr>
-        <w:t xml:space="preserve">Ikiwa mtu </w:t>
-      </w:r>
-      <w:r>
-        <w:rPr>
-          <w:b/>
-          <w:lang w:val="sw_KE" w:bidi="sw_KE"/>
-        </w:rPr>
-        <w:t>anamtakasa</w:t>
-      </w:r>
-      <w:r>
-        <w:rPr>
-          <w:lang w:val="sw_KE" w:bidi="sw_KE"/>
-        </w:rPr>
-        <w:t xml:space="preserve"> au </w:t>
-      </w:r>
-      <w:r>
-        <w:rPr>
-          <w:b/>
-          <w:lang w:val="sw_KE" w:bidi="sw_KE"/>
-        </w:rPr>
-        <w:t>kumtawaza</w:t>
-      </w:r>
-      <w:r>
-        <w:rPr>
-          <w:lang w:val="sw_KE" w:bidi="sw_KE"/>
-        </w:rPr>
-        <w:t xml:space="preserve"> mtu anamweka wakfu au kumtenga kwa Mungu: mtu huyo anakuwa </w:t>
-      </w:r>
-      <w:hyperlink r:id="rId37">
-        <w:r>
-          <w:rPr>
-            <w:lang w:val="sw_KE" w:bidi="sw_KE"/>
-          </w:rPr>
-          <w:rPr>
-            <w:color w:val="0000EE"/>
-            <w:u w:val="single"/>
-          </w:rPr>
-          <w:t>mtakatifu</w:t>
-        </w:r>
-      </w:hyperlink>
-      <w:r>
-        <w:rPr>
-          <w:lang w:val="sw_KE" w:bidi="sw_KE"/>
-        </w:rPr>
-        <w:t>. Mtu huyo si wa kawaida tena au mtu hivi hivi. Mtu pia anaweza kutakasa au kutawaza kitu. Hii inamaanisha kwamba wanafanya kitu kitakatifu, au kitu ambacho watu wanaweza kutumia kwa makusudi ya Mungu.</w:t>
-      </w:r>
-    </w:p>
-    <w:p>
-      <w:pPr/>
-      <w:r>
-        <w:rPr>
-          <w:lang w:val="sw_KE" w:bidi="sw_KE"/>
-        </w:rPr>
-      </w:r>
-      <w:r>
-        <w:rPr>
-          <w:lang w:val="sw_KE" w:bidi="sw_KE"/>
-        </w:rPr>
-        <w:t xml:space="preserve">Kinyume cha kumtakasa mtu au kitu ni </w:t>
-      </w:r>
-      <w:r>
-        <w:rPr>
-          <w:b/>
-          <w:lang w:val="sw_KE" w:bidi="sw_KE"/>
-        </w:rPr>
-        <w:t>kukichafua</w:t>
-      </w:r>
-      <w:r>
-        <w:rPr>
-          <w:lang w:val="sw_KE" w:bidi="sw_KE"/>
-        </w:rPr>
-        <w:t>, au kufanya kitu au mtu kuwa' kawaida au hivi hivi badala ya kuwa mtakatifu.</w:t>
-      </w:r>
-    </w:p>
-    <w:p>
-      <w:pPr/>
-      <w:r>
-        <w:rPr>
-          <w:lang w:val="sw_KE" w:bidi="sw_KE"/>
-        </w:rPr>
-      </w:r>
-      <w:r>
-        <w:rPr>
-          <w:lang w:val="sw_KE" w:bidi="sw_KE"/>
-        </w:rPr>
-        <w:t>Katika Agano Jipya, watu wanaomwamini Mungu kwa njia ya Yesu wanajitolea kwa Mungu. Wanakuwa watu watakatifu wa Mungu, au watu ambao Mungu anawatenga ili kufanya makusudi ya Mungu. Watu hawa wanaishi maisha ya kimungu, ambayo inamaanisha kwamba wanamfuata Mungu katika yote wanayofanya. Lakini watu daima wanakua na kujifunza kuishi zaidi na zaidi kama Mungu anavyotaka wawe. Waandishi wa Agano Jipya pia wanasema mchakato wa kujifunza kuishi ni utakaso wa maisha ya kimungu.</w:t>
-      </w:r>
-      <w:r>
-        <w:rPr>
-          <w:lang w:val="sw_KE" w:bidi="sw_KE"/>
-        </w:rPr>
-      </w:r>
-      <w:r>
-        <w:rPr>
-          <w:lang w:val="sw_KE" w:bidi="sw_KE"/>
-        </w:rPr>
-      </w:r>
-    </w:p>
-    <w:p>
-      <w:pPr/>
-      <w:r>
-        <w:rPr>
-          <w:lang w:val="sw_KE" w:bidi="sw_KE"/>
-        </w:rPr>
-      </w:r>
-    </w:p>
-    <w:p>
-      <w:pPr>
-        <w:pStyle w:val="Heading2"/>
-      </w:pPr>
-      <w:r>
-        <w:rPr>
-          <w:lang w:val="sw_KE" w:bidi="sw_KE"/>
-        </w:rPr>
-        <w:t>utukufu</w:t>
-      </w:r>
-      <w:r>
-        <w:rPr>
-          <w:lang w:val="sw_KE" w:bidi="sw_KE"/>
-        </w:rPr>
-      </w:r>
-    </w:p>
-    <w:p>
-      <w:pPr/>
-      <w:r>
-        <w:rPr>
-          <w:lang w:val="sw_KE" w:bidi="sw_KE"/>
-        </w:rPr>
-      </w:r>
-      <w:r>
-        <w:rPr>
-          <w:b/>
-          <w:lang w:val="sw_KE" w:bidi="sw_KE"/>
-        </w:rPr>
-        <w:t>Utukufu</w:t>
-      </w:r>
-      <w:r>
-        <w:rPr>
-          <w:lang w:val="sw_KE" w:bidi="sw_KE"/>
-        </w:rPr>
-        <w:t xml:space="preserve"> ni umaarufu na kupongezwa unapofanya jambo zuri</w:t>
-      </w:r>
-    </w:p>
-    <w:p>
-      <w:pPr/>
-      <w:r>
-        <w:rPr>
-          <w:lang w:val="sw_KE" w:bidi="sw_KE"/>
-        </w:rPr>
-      </w:r>
-      <w:r>
-        <w:rPr>
-          <w:lang w:val="sw_KE" w:bidi="sw_KE"/>
-        </w:rPr>
-        <w:t xml:space="preserve">Watu </w:t>
-      </w:r>
-      <w:r>
-        <w:rPr>
-          <w:b/>
-          <w:lang w:val="sw_KE" w:bidi="sw_KE"/>
-        </w:rPr>
-        <w:t>wanapomtukuza</w:t>
-      </w:r>
-      <w:r>
-        <w:rPr>
-          <w:lang w:val="sw_KE" w:bidi="sw_KE"/>
-        </w:rPr>
-        <w:t xml:space="preserve"> Mungu wanamsifu wanampenda, na wanasema mambo mazuri kumhusu Mungu.</w:t>
-      </w:r>
-    </w:p>
-    <w:p>
-      <w:pPr/>
-      <w:r>
-        <w:rPr>
-          <w:lang w:val="sw_KE" w:bidi="sw_KE"/>
-        </w:rPr>
-      </w:r>
-      <w:r>
-        <w:rPr>
-          <w:lang w:val="sw_KE" w:bidi="sw_KE"/>
-        </w:rPr>
-        <w:t xml:space="preserve">Wakati Mungu </w:t>
-      </w:r>
-      <w:r>
-        <w:rPr>
-          <w:b/>
-          <w:lang w:val="sw_KE" w:bidi="sw_KE"/>
-        </w:rPr>
-        <w:t>anapoonyesha</w:t>
-      </w:r>
-      <w:r>
-        <w:rPr>
-          <w:lang w:val="sw_KE" w:bidi="sw_KE"/>
-        </w:rPr>
-        <w:t xml:space="preserve"> utukufu wake, watu wanaweza kuona jinsi Mungu alivyo mzuri sana, mwenye nguvu, na mwenye utukufu. Si watu wengi katika Biblia ambao wana fursa ya kuuona utukufu wa Mungu, kwa hiyo inapotokea, hii ni wakati maalum sana na wa kushangaza. Ni jambo la kushangaza sana hivi kwamba kwa kawaida watu huwa na hofu sana wanapoona utukufu wa Mungu. Wakati mwingine, watu huona mwanga mkali sana kwa wakati mmoja, lakini si kila wakati.</w:t>
-      </w:r>
-    </w:p>
-    <w:p>
-      <w:pPr/>
-      <w:r>
-        <w:rPr>
-          <w:lang w:val="sw_KE" w:bidi="sw_KE"/>
-        </w:rPr>
-      </w:r>
-      <w:r>
-        <w:rPr>
-          <w:lang w:val="sw_KE" w:bidi="sw_KE"/>
-        </w:rPr>
-        <w:t>Inaweza kuwa vigumu kutafsiri neno utukufu. Katika visa vingine, unaweza kusema "Nguvu na utukufu wa Mungu." Unapomtukuza Mungu, unaonyesha nguvu na utukufu wa Mungu.</w:t>
-      </w:r>
-      <w:r>
-        <w:rPr>
-          <w:lang w:val="sw_KE" w:bidi="sw_KE"/>
-        </w:rPr>
-      </w:r>
-      <w:r>
-        <w:rPr>
-          <w:lang w:val="sw_KE" w:bidi="sw_KE"/>
-        </w:rPr>
-      </w:r>
-    </w:p>
-    <w:p>
-      <w:pPr/>
-      <w:r>
-        <w:rPr>
-          <w:lang w:val="sw_KE" w:bidi="sw_KE"/>
-        </w:rPr>
-      </w:r>
-    </w:p>
-    <w:p>
-      <w:pPr>
-        <w:pStyle w:val="Heading2"/>
-      </w:pPr>
-      <w:r>
-        <w:rPr>
-          <w:lang w:val="sw_KE" w:bidi="sw_KE"/>
-        </w:rPr>
-        <w:t>uzima wa milele</w:t>
-      </w:r>
-      <w:r>
-        <w:rPr>
-          <w:lang w:val="sw_KE" w:bidi="sw_KE"/>
-        </w:rPr>
-      </w:r>
-    </w:p>
-    <w:p>
-      <w:pPr/>
-      <w:r>
-        <w:rPr>
-          <w:lang w:val="sw_KE" w:bidi="sw_KE"/>
-        </w:rPr>
-      </w:r>
-      <w:r>
-        <w:rPr>
-          <w:b/>
-          <w:lang w:val="sw_KE" w:bidi="sw_KE"/>
-        </w:rPr>
-        <w:t>Uzima wa milele</w:t>
-      </w:r>
-      <w:r>
-        <w:rPr>
-          <w:lang w:val="sw_KE" w:bidi="sw_KE"/>
-        </w:rPr>
-        <w:t xml:space="preserve"> unamaanisha maisha na Mungu ambayo hayatakuisha kamwe. Uzima wa milele ni zawadi ambayo Mungu anawapa watoto wake ikiwa </w:t>
-      </w:r>
-      <w:r>
-        <w:rPr>
-          <w:b/>
-          <w:lang w:val="sw_KE" w:bidi="sw_KE"/>
-        </w:rPr>
-        <w:t>wanamwamini</w:t>
-      </w:r>
-      <w:r>
-        <w:rPr>
-          <w:lang w:val="sw_KE" w:bidi="sw_KE"/>
-        </w:rPr>
-        <w:t>. Si kitu ambacho watu wanaweza kupata ikiwa wanafanya kazi kwa bidii au wanafanya mila ya kutosha. Wakati mtu anaweka imani yake kwa Yesu, Mungu anawapa zawadi hii.</w:t>
-      </w:r>
-    </w:p>
-    <w:p>
-      <w:pPr/>
-      <w:r>
-        <w:rPr>
-          <w:lang w:val="sw_KE" w:bidi="sw_KE"/>
-        </w:rPr>
-      </w:r>
-      <w:r>
-        <w:rPr>
-          <w:lang w:val="sw_KE" w:bidi="sw_KE"/>
-        </w:rPr>
-        <w:t xml:space="preserve">Uzima wa milele ni maisha bora sana na matajiri zaidi kuliko maisha ya kawaida. Bila zawadi hii ya uzima wa milele, tunaweza kuishi na kupumua, lakini hii ni maisha ya kimwili tu, na yatakoma mara tu Lakini uzima wa milele ambao Mungu anatupa hautakwisha kamwe! Inaanza sasa, kutubadili na kuifanya iwezekane kwa sisi kuishi katika uhusiano wa </w:t>
-      </w:r>
-      <w:r>
-        <w:rPr>
-          <w:b/>
-          <w:lang w:val="sw_KE" w:bidi="sw_KE"/>
-        </w:rPr>
-        <w:t>karibu</w:t>
-      </w:r>
-      <w:r>
-        <w:rPr>
-          <w:lang w:val="sw_KE" w:bidi="sw_KE"/>
-        </w:rPr>
-        <w:t xml:space="preserve"> na Mungu. Wakati Yesu atarudi na kuanzisha ufalme wake </w:t>
-      </w:r>
-      <w:hyperlink r:id="rId20">
-        <w:r>
-          <w:rPr>
-            <w:lang w:val="sw_KE" w:bidi="sw_KE"/>
-          </w:rPr>
-          <w:rPr>
-            <w:color w:val="0000EE"/>
-            <w:u w:val="single"/>
-          </w:rPr>
-          <w:t>milele</w:t>
-        </w:r>
-      </w:hyperlink>
-      <w:r>
-        <w:rPr>
-          <w:lang w:val="sw_KE" w:bidi="sw_KE"/>
-        </w:rPr>
-        <w:t>, pia tutaishi naye milele. Hiyo ndiyo zawadi kutoka kwa Mungu: maisha katika siku zijazo, na maisha halisi tayari sasa!</w:t>
-      </w:r>
-      <w:r>
-        <w:rPr>
-          <w:lang w:val="sw_KE" w:bidi="sw_KE"/>
-        </w:rPr>
-      </w:r>
-      <w:r>
-        <w:rPr>
-          <w:lang w:val="sw_KE" w:bidi="sw_KE"/>
-        </w:rPr>
-      </w:r>
-    </w:p>
-    <w:p>
-      <w:pPr/>
-      <w:r>
-        <w:rPr>
-          <w:lang w:val="sw_KE" w:bidi="sw_KE"/>
-        </w:rPr>
-      </w:r>
-    </w:p>
-    <w:p>
-      <w:pPr>
-        <w:pStyle w:val="Heading2"/>
-      </w:pPr>
-      <w:r>
-        <w:rPr>
-          <w:lang w:val="sw_KE" w:bidi="sw_KE"/>
-        </w:rPr>
-        <w:t>uzinzi</w:t>
-      </w:r>
-      <w:r>
-        <w:rPr>
-          <w:lang w:val="sw_KE" w:bidi="sw_KE"/>
-        </w:rPr>
-      </w:r>
-    </w:p>
-    <w:p>
-      <w:pPr/>
-      <w:r>
-        <w:rPr>
-          <w:lang w:val="sw_KE" w:bidi="sw_KE"/>
-        </w:rPr>
-      </w:r>
-      <w:r>
-        <w:rPr>
-          <w:b/>
-          <w:lang w:val="sw_KE" w:bidi="sw_KE"/>
-        </w:rPr>
         <w:t>Uzinzi</w:t>
       </w:r>
       <w:r>
@@ -2965,18 +2722,12 @@
         </w:rPr>
         <w:t xml:space="preserve"> ni aina ya dhambi ya </w:t>
       </w:r>
-      <w:hyperlink r:id="rId24">
-        <w:r>
-          <w:rPr>
-            <w:lang w:val="sw_KE" w:bidi="sw_KE"/>
-          </w:rPr>
-          <w:rPr>
-            <w:color w:val="0000EE"/>
-            <w:u w:val="single"/>
-          </w:rPr>
-          <w:t>ngono</w:t>
-        </w:r>
-      </w:hyperlink>
+      <w:r>
+        <w:rPr>
+          <w:lang w:val="sw_KE" w:bidi="sw_KE"/>
+        </w:rPr>
+        <w:t>ngono</w:t>
+      </w:r>
       <w:r>
         <w:rPr>
           <w:lang w:val="sw_KE" w:bidi="sw_KE"/>
@@ -2997,18 +2748,12 @@
         </w:rPr>
         <w:t xml:space="preserve">Mtu alikuwa na uhusiano wa ngono na mwanamke ambaye hajaolewa au </w:t>
       </w:r>
-      <w:hyperlink r:id="rId38">
-        <w:r>
-          <w:rPr>
-            <w:lang w:val="sw_KE" w:bidi="sw_KE"/>
-          </w:rPr>
-          <w:rPr>
-            <w:color w:val="0000EE"/>
-            <w:u w:val="single"/>
-          </w:rPr>
-          <w:t>mtumwa</w:t>
-        </w:r>
-      </w:hyperlink>
+      <w:r>
+        <w:rPr>
+          <w:lang w:val="sw_KE" w:bidi="sw_KE"/>
+        </w:rPr>
+        <w:t>mtumwa</w:t>
+      </w:r>
       <w:r>
         <w:rPr>
           <w:lang w:val="sw_KE" w:bidi="sw_KE"/>
@@ -3029,18 +2774,12 @@
         </w:rPr>
         <w:t xml:space="preserve">Mungu anachukia uzinzi na kila aina ya dhambi ya ngono. Mara nyingi Mungu analinganisha uasi wa watu na yeye mwenyewe na uzinzi: Watu wanapokuwa waaminifu kwa Mungu na kuanza kuabudu </w:t>
       </w:r>
-      <w:hyperlink r:id="rId29">
-        <w:r>
-          <w:rPr>
-            <w:lang w:val="sw_KE" w:bidi="sw_KE"/>
-          </w:rPr>
-          <w:rPr>
-            <w:color w:val="0000EE"/>
-            <w:u w:val="single"/>
-          </w:rPr>
-          <w:t>sanamu</w:t>
-        </w:r>
-      </w:hyperlink>
+      <w:r>
+        <w:rPr>
+          <w:lang w:val="sw_KE" w:bidi="sw_KE"/>
+        </w:rPr>
+        <w:t>sanamu</w:t>
+      </w:r>
       <w:r>
         <w:rPr>
           <w:lang w:val="sw_KE" w:bidi="sw_KE"/>
@@ -3049,7 +2788,6 @@
       </w:r>
       <w:r>
         <w:rPr>
-          <w:b/>
           <w:lang w:val="sw_KE" w:bidi="sw_KE"/>
         </w:rPr>
         <w:t>na miungu</w:t>
